--- a/public/assets/files/niestacjonarne/ICK.docx
+++ b/public/assets/files/niestacjonarne/ICK.docx
@@ -523,6 +523,7 @@
                 <w:i w:val="0"/>
                 <w:sz w:val="22"/>
               </w:rPr>
+              <w:t>I</w:t>
             </w:r>
           </w:p>
         </w:tc>
@@ -560,6 +561,7 @@
                 <w:i w:val="0"/>
                 <w:sz w:val="22"/>
               </w:rPr>
+              <w:t>obligatoryjny</w:t>
             </w:r>
           </w:p>
         </w:tc>

--- a/public/assets/files/niestacjonarne/ICK.docx
+++ b/public/assets/files/niestacjonarne/ICK.docx
@@ -1155,6 +1155,7 @@
                 <w:i w:val="0"/>
                 <w:sz w:val="22"/>
               </w:rPr>
+              <w:t>Projektowanie interfejsów użytkownika z zastosowaniem metod HCI; tworzenie prototypów i makiet; przeprowadzanie testów użyteczności; przygotowanie dokumentacji projektowej.</w:t>
             </w:r>
           </w:p>
         </w:tc>
@@ -1265,7 +1266,110 @@
           <w:tcPr>
             <w:tcW w:type="dxa" w:w="9972"/>
           </w:tcPr>
-          <w:p/>
+          <w:p>
+            <w:pPr>
+              <w:spacing w:before="20" w:after="20"/>
+            </w:pPr>
+            <w:r>
+              <w:rPr>
+                <w:rFonts w:ascii="Aptos" w:hAnsi="Aptos"/>
+                <w:b/>
+                <w:sz w:val="22"/>
+              </w:rPr>
+              <w:t>Wykład:</w:t>
+            </w:r>
+          </w:p>
+          <w:p>
+            <w:pPr>
+              <w:spacing w:before="20" w:after="20"/>
+            </w:pPr>
+            <w:r>
+              <w:rPr>
+                <w:rFonts w:ascii="Aptos" w:hAnsi="Aptos"/>
+                <w:b w:val="0"/>
+                <w:sz w:val="22"/>
+              </w:rPr>
+              <w:t>• wykład z prezentacją multimedialną</w:t>
+            </w:r>
+          </w:p>
+          <w:p>
+            <w:pPr>
+              <w:spacing w:before="20" w:after="20"/>
+            </w:pPr>
+            <w:r>
+              <w:rPr>
+                <w:rFonts w:ascii="Aptos" w:hAnsi="Aptos"/>
+                <w:b w:val="0"/>
+                <w:sz w:val="22"/>
+              </w:rPr>
+              <w:t>• wykład konwersatoryjny (z elementami dyskusji)</w:t>
+            </w:r>
+          </w:p>
+          <w:p>
+            <w:pPr>
+              <w:spacing w:before="20" w:after="20"/>
+            </w:pPr>
+            <w:r>
+              <w:rPr>
+                <w:rFonts w:ascii="Aptos" w:hAnsi="Aptos"/>
+                <w:b/>
+                <w:sz w:val="22"/>
+              </w:rPr>
+              <w:t>Ćwiczenia / Laboratorium:</w:t>
+            </w:r>
+          </w:p>
+          <w:p>
+            <w:pPr>
+              <w:spacing w:before="20" w:after="20"/>
+            </w:pPr>
+            <w:r>
+              <w:rPr>
+                <w:rFonts w:ascii="Aptos" w:hAnsi="Aptos"/>
+                <w:b w:val="0"/>
+                <w:sz w:val="22"/>
+              </w:rPr>
+              <w:t>• metoda projektów (projekt praktyczny)</w:t>
+            </w:r>
+          </w:p>
+          <w:p>
+            <w:pPr>
+              <w:spacing w:before="20" w:after="20"/>
+            </w:pPr>
+            <w:r>
+              <w:rPr>
+                <w:rFonts w:ascii="Aptos" w:hAnsi="Aptos"/>
+                <w:b w:val="0"/>
+                <w:sz w:val="22"/>
+              </w:rPr>
+              <w:t>• praca w grupach</w:t>
+            </w:r>
+          </w:p>
+          <w:p>
+            <w:pPr>
+              <w:spacing w:before="20" w:after="20"/>
+            </w:pPr>
+            <w:r>
+              <w:rPr>
+                <w:rFonts w:ascii="Aptos" w:hAnsi="Aptos"/>
+                <w:b w:val="0"/>
+                <w:sz w:val="22"/>
+              </w:rPr>
+              <w:t>• warsztaty</w:t>
+            </w:r>
+          </w:p>
+          <w:p>
+            <w:pPr>
+              <w:spacing w:before="20" w:after="20"/>
+            </w:pPr>
+            <w:r>
+              <w:rPr>
+                <w:rFonts w:ascii="Aptos" w:hAnsi="Aptos"/>
+                <w:b w:val="0"/>
+                <w:sz w:val="22"/>
+              </w:rPr>
+              <w:t>• studia przypadków z bazy studiów przypadków opracowanych przez firmy MŚP lub będące efektem staży</w:t>
+            </w:r>
+          </w:p>
         </w:tc>
       </w:tr>
     </w:tbl>
@@ -1516,55 +1620,7 @@
                 <w:rFonts w:ascii="Aptos" w:hAnsi="Aptos"/>
                 <w:sz w:val="22"/>
               </w:rPr>
-              <w:t>1. rozwiązywanie zadań</w:t>
-            </w:r>
-          </w:p>
-          <w:p>
-            <w:pPr>
-              <w:spacing w:before="20" w:after="20"/>
-            </w:pPr>
-            <w:r>
-              <w:rPr>
-                <w:rFonts w:ascii="Aptos" w:hAnsi="Aptos"/>
-                <w:sz w:val="22"/>
-              </w:rPr>
-              <w:t>2. Kryteria oceny</w:t>
-            </w:r>
-          </w:p>
-          <w:p>
-            <w:pPr>
-              <w:spacing w:before="20" w:after="20"/>
-            </w:pPr>
-            <w:r>
-              <w:rPr>
-                <w:rFonts w:ascii="Aptos" w:hAnsi="Aptos"/>
-                <w:sz w:val="22"/>
-              </w:rPr>
-              <w:t>3. Laboratorium/</w:t>
-            </w:r>
-          </w:p>
-          <w:p>
-            <w:pPr>
-              <w:spacing w:before="20" w:after="20"/>
-            </w:pPr>
-            <w:r>
-              <w:rPr>
-                <w:rFonts w:ascii="Aptos" w:hAnsi="Aptos"/>
-                <w:sz w:val="22"/>
-              </w:rPr>
-              <w:t>4. - ćwiczenia zawiązane z tematyką wykładu, opracowania obliczeniowe i koncepcyjne, ocena sporządzonego sprawozdania</w:t>
-            </w:r>
-          </w:p>
-          <w:p>
-            <w:pPr>
-              <w:spacing w:before="20" w:after="20"/>
-            </w:pPr>
-            <w:r>
-              <w:rPr>
-                <w:rFonts w:ascii="Aptos" w:hAnsi="Aptos"/>
-                <w:sz w:val="22"/>
-              </w:rPr>
-              <w:t>5. -  kolokwium pisemne</w:t>
+              <w:t>1. kolokwium</w:t>
             </w:r>
           </w:p>
         </w:tc>
@@ -1581,55 +1637,31 @@
                 <w:rFonts w:ascii="Aptos" w:hAnsi="Aptos"/>
                 <w:sz w:val="22"/>
               </w:rPr>
-              <w:t>1. rozwiązywanie zadań</w:t>
-            </w:r>
-          </w:p>
-          <w:p>
-            <w:pPr>
-              <w:spacing w:before="20" w:after="20"/>
-            </w:pPr>
-            <w:r>
-              <w:rPr>
-                <w:rFonts w:ascii="Aptos" w:hAnsi="Aptos"/>
-                <w:sz w:val="22"/>
-              </w:rPr>
-              <w:t>2. Kryteria oceny</w:t>
-            </w:r>
-          </w:p>
-          <w:p>
-            <w:pPr>
-              <w:spacing w:before="20" w:after="20"/>
-            </w:pPr>
-            <w:r>
-              <w:rPr>
-                <w:rFonts w:ascii="Aptos" w:hAnsi="Aptos"/>
-                <w:sz w:val="22"/>
-              </w:rPr>
-              <w:t>3. Laboratorium/</w:t>
-            </w:r>
-          </w:p>
-          <w:p>
-            <w:pPr>
-              <w:spacing w:before="20" w:after="20"/>
-            </w:pPr>
-            <w:r>
-              <w:rPr>
-                <w:rFonts w:ascii="Aptos" w:hAnsi="Aptos"/>
-                <w:sz w:val="22"/>
-              </w:rPr>
-              <w:t>4. - ćwiczenia zawiązane z tematyką wykładu, opracowania obliczeniowe i koncepcyjne, ocena sporządzonego sprawozdania</w:t>
-            </w:r>
-          </w:p>
-          <w:p>
-            <w:pPr>
-              <w:spacing w:before="20" w:after="20"/>
-            </w:pPr>
-            <w:r>
-              <w:rPr>
-                <w:rFonts w:ascii="Aptos" w:hAnsi="Aptos"/>
-                <w:sz w:val="22"/>
-              </w:rPr>
-              <w:t>5. -  kolokwium pisemne</w:t>
+              <w:t>1. prezentacja projektu i dokumentacji</w:t>
+            </w:r>
+          </w:p>
+          <w:p>
+            <w:pPr>
+              <w:spacing w:before="20" w:after="20"/>
+            </w:pPr>
+            <w:r>
+              <w:rPr>
+                <w:rFonts w:ascii="Aptos" w:hAnsi="Aptos"/>
+                <w:sz w:val="22"/>
+              </w:rPr>
+              <w:t>2. ocena sporządzonego dokumentu</w:t>
+            </w:r>
+          </w:p>
+          <w:p>
+            <w:pPr>
+              <w:spacing w:before="20" w:after="20"/>
+            </w:pPr>
+            <w:r>
+              <w:rPr>
+                <w:rFonts w:ascii="Aptos" w:hAnsi="Aptos"/>
+                <w:sz w:val="22"/>
+              </w:rPr>
+              <w:t>3. ocena pracy podczas ćwiczenia</w:t>
             </w:r>
           </w:p>
         </w:tc>
@@ -1994,7 +2026,7 @@
                 <w:i w:val="0"/>
                 <w:sz w:val="22"/>
               </w:rPr>
-              <w:t>#</w:t>
+              <w:t>Wprowadzenie do projektowania interakcji człowiek–komputer (HCI) – zakres, definicja i znaczenie.</w:t>
             </w:r>
           </w:p>
         </w:tc>
@@ -2052,7 +2084,7 @@
                 <w:i w:val="0"/>
                 <w:sz w:val="22"/>
               </w:rPr>
-              <w:t>Wykład</w:t>
+              <w:t>Historia rozwoju interfejsów oraz ewolucja modeli interakcji.</w:t>
             </w:r>
           </w:p>
         </w:tc>
@@ -2110,7 +2142,7 @@
                 <w:i w:val="0"/>
                 <w:sz w:val="22"/>
               </w:rPr>
-              <w:t>Laboratorium</w:t>
+              <w:t>Model człowiek–interfejs–system w projektowaniu systemów informatycznych.</w:t>
             </w:r>
           </w:p>
         </w:tc>
@@ -2168,7 +2200,7 @@
                 <w:i w:val="0"/>
                 <w:sz w:val="22"/>
               </w:rPr>
-              <w:t>1</w:t>
+              <w:t>Charakterystyka użytkowników oraz analiza kontekstu użycia.</w:t>
             </w:r>
           </w:p>
         </w:tc>
@@ -2226,7 +2258,7 @@
                 <w:i w:val="0"/>
                 <w:sz w:val="22"/>
               </w:rPr>
-              <w:t>HCI – wprowadzenie, Charakterystyki użytkownika</w:t>
+              <w:t>Ograniczenia poznawcze i motoryczne użytkowników w projektowaniu interfejsów.</w:t>
             </w:r>
           </w:p>
         </w:tc>
@@ -2284,7 +2316,7 @@
                 <w:i w:val="0"/>
                 <w:sz w:val="22"/>
               </w:rPr>
-              <w:t>Bad Design – Identyfikacja błędów w interfejsach użytkownika</w:t>
+              <w:t>Percepcja i uwaga użytkownika – rola hierarchii wizualnej w projektowaniu.</w:t>
             </w:r>
           </w:p>
         </w:tc>
@@ -2342,7 +2374,7 @@
                 <w:i w:val="0"/>
                 <w:sz w:val="22"/>
               </w:rPr>
-              <w:t>2</w:t>
+              <w:t>Identyfikacja błędów projektowych (analiza „bad design”).</w:t>
             </w:r>
           </w:p>
         </w:tc>
@@ -2400,7 +2432,7 @@
                 <w:i w:val="0"/>
                 <w:sz w:val="22"/>
               </w:rPr>
-              <w:t>Interfejs GUI – wytyczne i zasady projektowania</w:t>
+              <w:t>Heurystyki użyteczności oraz klasyczne zasady projektowania interfejsów.</w:t>
             </w:r>
           </w:p>
         </w:tc>
@@ -2458,7 +2490,7 @@
                 <w:i w:val="0"/>
                 <w:sz w:val="22"/>
               </w:rPr>
-              <w:t>Podział na grupy i wybór tematu dla projektu,  , analiza konkurencji, rynek docelowy i uzasadnienie biznesowe</w:t>
+              <w:t>Zasady projektowania graficznych interfejsów użytkownika (GUI).</w:t>
             </w:r>
           </w:p>
         </w:tc>
@@ -2516,7 +2548,7 @@
                 <w:i w:val="0"/>
                 <w:sz w:val="22"/>
               </w:rPr>
-              <w:t>3</w:t>
+              <w:t>Wymagania i standardy projektowania interfejsów WWW i mobilnych.</w:t>
             </w:r>
           </w:p>
         </w:tc>
@@ -2574,7 +2606,7 @@
                 <w:i w:val="0"/>
                 <w:sz w:val="22"/>
               </w:rPr>
-              <w:t>Współpraca z klientem/użytkownikiem  w projektach IT – określanie wymagań. Design Thinking (DT) w projektach IT.</w:t>
+              <w:t>Projektowanie interakcji dla usług cyfrowych i systemów złożonych.</w:t>
             </w:r>
           </w:p>
         </w:tc>
@@ -2632,7 +2664,7 @@
                 <w:i w:val="0"/>
                 <w:sz w:val="22"/>
               </w:rPr>
-              <w:t>Generowanie pomysłów, wartościowanie pomysłów</w:t>
+              <w:t>Interfejsy multimodalne – głos, gest, systemy inteligentne i rozwiązania typu „smart”.</w:t>
             </w:r>
           </w:p>
         </w:tc>
@@ -2690,7 +2722,7 @@
                 <w:i w:val="0"/>
                 <w:sz w:val="22"/>
               </w:rPr>
-              <w:t>4</w:t>
+              <w:t>Organizacja pracy projektowej – podział na zespoły i wybór tematu projektu.</w:t>
             </w:r>
           </w:p>
         </w:tc>
@@ -2748,7 +2780,7 @@
                 <w:i w:val="0"/>
                 <w:sz w:val="22"/>
               </w:rPr>
-              <w:t>Poznawanie potrzeb użytkowników – potrzeby i oczekiwania</w:t>
+              <w:t>Analiza konkurencji, rynku docelowego oraz uzasadnienie biznesowe rozwiązania.</w:t>
             </w:r>
           </w:p>
         </w:tc>
@@ -2806,7 +2838,7 @@
                 <w:i w:val="0"/>
                 <w:sz w:val="22"/>
               </w:rPr>
-              <w:t>Empatyzacja – wywiady na bazie kanw DT</w:t>
+              <w:t>Współpraca z klientem i użytkownikiem – identyfikacja i specyfikacja wymagań.</w:t>
             </w:r>
           </w:p>
         </w:tc>
@@ -2864,7 +2896,7 @@
                 <w:i w:val="0"/>
                 <w:sz w:val="22"/>
               </w:rPr>
-              <w:t>5</w:t>
+              <w:t>Podejście User-Centred Design (UCD) w procesie projektowym.</w:t>
             </w:r>
           </w:p>
         </w:tc>
@@ -2922,7 +2954,7 @@
                 <w:i w:val="0"/>
                 <w:sz w:val="22"/>
               </w:rPr>
-              <w:t>Interfejs WWW i mobilny – wymagania i zasady projektowania</w:t>
+              <w:t>Elementy Design Thinking – empatyzacja i definiowanie problemu projektowego.</w:t>
             </w:r>
           </w:p>
         </w:tc>
@@ -2980,7 +3012,7 @@
                 <w:i w:val="0"/>
                 <w:sz w:val="22"/>
               </w:rPr>
-              <w:t>Persony, analiza potrzeb użytkowników</w:t>
+              <w:t>Generowanie i wartościowanie koncepcji rozwiązań.</w:t>
             </w:r>
           </w:p>
         </w:tc>
@@ -3038,7 +3070,7 @@
                 <w:i w:val="0"/>
                 <w:sz w:val="22"/>
               </w:rPr>
-              <w:t>6</w:t>
+              <w:t>Analiza potrzeb użytkowników oraz opracowanie person.</w:t>
             </w:r>
           </w:p>
         </w:tc>
@@ -3096,7 +3128,7 @@
                 <w:i w:val="0"/>
                 <w:sz w:val="22"/>
               </w:rPr>
-              <w:t>Wizja produktu i projekt koncepcyjny</w:t>
+              <w:t>Wizja produktu i projekt koncepcyjny systemu.</w:t>
             </w:r>
           </w:p>
         </w:tc>
@@ -3154,7 +3186,7 @@
                 <w:i w:val="0"/>
                 <w:sz w:val="22"/>
               </w:rPr>
-              <w:t>Opracowanie historyjek użytkownika</w:t>
+              <w:t>Opracowanie i mapowanie historyjek użytkownika.</w:t>
             </w:r>
           </w:p>
         </w:tc>
@@ -3212,7 +3244,7 @@
                 <w:i w:val="0"/>
                 <w:sz w:val="22"/>
               </w:rPr>
-              <w:t>7</w:t>
+              <w:t>Projektowanie interakcji – tworzenie user flow oraz priorytetyzacja funkcjonalności.</w:t>
             </w:r>
           </w:p>
         </w:tc>
@@ -3270,7 +3302,7 @@
                 <w:i w:val="0"/>
                 <w:sz w:val="22"/>
               </w:rPr>
-              <w:t>Historyjki użytkownika i ich mapowanie</w:t>
+              <w:t>Prototypowanie wstępne (Lo-Fi) oraz prototypowanie cyfrowe (Hi-Fi).</w:t>
             </w:r>
           </w:p>
         </w:tc>
@@ -3328,7 +3360,7 @@
                 <w:i w:val="0"/>
                 <w:sz w:val="22"/>
               </w:rPr>
-              <w:t>Mapowanie historyjek użytkownika</w:t>
+              <w:t>Scenariusze testowe, testy użyteczności oraz analiza wyników badań użytkowników.</w:t>
             </w:r>
           </w:p>
         </w:tc>
@@ -3386,1341 +3418,7 @@
                 <w:i w:val="0"/>
                 <w:sz w:val="22"/>
               </w:rPr>
-              <w:t>8</w:t>
-            </w:r>
-          </w:p>
-        </w:tc>
-        <w:tc>
-          <w:tcPr>
-            <w:tcW w:type="dxa" w:w="4252"/>
-          </w:tcPr>
-          <w:p>
-            <w:pPr>
-              <w:spacing w:before="20" w:after="20"/>
-            </w:pPr>
-            <w:r>
-              <w:rPr>
-                <w:rFonts w:ascii="Aptos" w:hAnsi="Aptos"/>
-                <w:b w:val="0"/>
-                <w:i w:val="0"/>
-                <w:sz w:val="22"/>
-              </w:rPr>
-            </w:r>
-          </w:p>
-        </w:tc>
-      </w:tr>
-      <w:tr>
-        <w:tc>
-          <w:tcPr>
-            <w:tcW w:type="dxa" w:w="680"/>
-          </w:tcPr>
-          <w:p>
-            <w:pPr>
-              <w:spacing w:before="20" w:after="20"/>
-            </w:pPr>
-            <w:r>
-              <w:rPr>
-                <w:rFonts w:ascii="Aptos" w:hAnsi="Aptos"/>
-                <w:b w:val="0"/>
-                <w:i w:val="0"/>
-                <w:sz w:val="22"/>
-              </w:rPr>
-              <w:t>26.</w:t>
-            </w:r>
-          </w:p>
-        </w:tc>
-        <w:tc>
-          <w:tcPr>
-            <w:tcW w:type="dxa" w:w="4536"/>
-          </w:tcPr>
-          <w:p>
-            <w:pPr>
-              <w:spacing w:before="20" w:after="20"/>
-            </w:pPr>
-            <w:r>
-              <w:rPr>
-                <w:rFonts w:ascii="Aptos" w:hAnsi="Aptos"/>
-                <w:b w:val="0"/>
-                <w:i w:val="0"/>
-                <w:sz w:val="22"/>
-              </w:rPr>
-              <w:t>Projekt interakcji – user flow, priorytety dla funkcjonalności</w:t>
-            </w:r>
-          </w:p>
-        </w:tc>
-        <w:tc>
-          <w:tcPr>
-            <w:tcW w:type="dxa" w:w="4252"/>
-          </w:tcPr>
-          <w:p>
-            <w:pPr>
-              <w:spacing w:before="20" w:after="20"/>
-            </w:pPr>
-            <w:r>
-              <w:rPr>
-                <w:rFonts w:ascii="Aptos" w:hAnsi="Aptos"/>
-                <w:b w:val="0"/>
-                <w:i w:val="0"/>
-                <w:sz w:val="22"/>
-              </w:rPr>
-            </w:r>
-          </w:p>
-        </w:tc>
-      </w:tr>
-      <w:tr>
-        <w:tc>
-          <w:tcPr>
-            <w:tcW w:type="dxa" w:w="680"/>
-          </w:tcPr>
-          <w:p>
-            <w:pPr>
-              <w:spacing w:before="20" w:after="20"/>
-            </w:pPr>
-            <w:r>
-              <w:rPr>
-                <w:rFonts w:ascii="Aptos" w:hAnsi="Aptos"/>
-                <w:b w:val="0"/>
-                <w:i w:val="0"/>
-                <w:sz w:val="22"/>
-              </w:rPr>
-              <w:t>27.</w:t>
-            </w:r>
-          </w:p>
-        </w:tc>
-        <w:tc>
-          <w:tcPr>
-            <w:tcW w:type="dxa" w:w="4536"/>
-          </w:tcPr>
-          <w:p>
-            <w:pPr>
-              <w:spacing w:before="20" w:after="20"/>
-            </w:pPr>
-            <w:r>
-              <w:rPr>
-                <w:rFonts w:ascii="Aptos" w:hAnsi="Aptos"/>
-                <w:b w:val="0"/>
-                <w:i w:val="0"/>
-                <w:sz w:val="22"/>
-              </w:rPr>
-              <w:t>User flow, BPMN</w:t>
-            </w:r>
-          </w:p>
-        </w:tc>
-        <w:tc>
-          <w:tcPr>
-            <w:tcW w:type="dxa" w:w="4252"/>
-          </w:tcPr>
-          <w:p>
-            <w:pPr>
-              <w:spacing w:before="20" w:after="20"/>
-            </w:pPr>
-            <w:r>
-              <w:rPr>
-                <w:rFonts w:ascii="Aptos" w:hAnsi="Aptos"/>
-                <w:b w:val="0"/>
-                <w:i w:val="0"/>
-                <w:sz w:val="22"/>
-              </w:rPr>
-            </w:r>
-          </w:p>
-        </w:tc>
-      </w:tr>
-      <w:tr>
-        <w:tc>
-          <w:tcPr>
-            <w:tcW w:type="dxa" w:w="680"/>
-          </w:tcPr>
-          <w:p>
-            <w:pPr>
-              <w:spacing w:before="20" w:after="20"/>
-            </w:pPr>
-            <w:r>
-              <w:rPr>
-                <w:rFonts w:ascii="Aptos" w:hAnsi="Aptos"/>
-                <w:b w:val="0"/>
-                <w:i w:val="0"/>
-                <w:sz w:val="22"/>
-              </w:rPr>
-              <w:t>28.</w:t>
-            </w:r>
-          </w:p>
-        </w:tc>
-        <w:tc>
-          <w:tcPr>
-            <w:tcW w:type="dxa" w:w="4536"/>
-          </w:tcPr>
-          <w:p>
-            <w:pPr>
-              <w:spacing w:before="20" w:after="20"/>
-            </w:pPr>
-            <w:r>
-              <w:rPr>
-                <w:rFonts w:ascii="Aptos" w:hAnsi="Aptos"/>
-                <w:b w:val="0"/>
-                <w:i w:val="0"/>
-                <w:sz w:val="22"/>
-              </w:rPr>
-              <w:t>9</w:t>
-            </w:r>
-          </w:p>
-        </w:tc>
-        <w:tc>
-          <w:tcPr>
-            <w:tcW w:type="dxa" w:w="4252"/>
-          </w:tcPr>
-          <w:p>
-            <w:pPr>
-              <w:spacing w:before="20" w:after="20"/>
-            </w:pPr>
-            <w:r>
-              <w:rPr>
-                <w:rFonts w:ascii="Aptos" w:hAnsi="Aptos"/>
-                <w:b w:val="0"/>
-                <w:i w:val="0"/>
-                <w:sz w:val="22"/>
-              </w:rPr>
-            </w:r>
-          </w:p>
-        </w:tc>
-      </w:tr>
-      <w:tr>
-        <w:tc>
-          <w:tcPr>
-            <w:tcW w:type="dxa" w:w="680"/>
-          </w:tcPr>
-          <w:p>
-            <w:pPr>
-              <w:spacing w:before="20" w:after="20"/>
-            </w:pPr>
-            <w:r>
-              <w:rPr>
-                <w:rFonts w:ascii="Aptos" w:hAnsi="Aptos"/>
-                <w:b w:val="0"/>
-                <w:i w:val="0"/>
-                <w:sz w:val="22"/>
-              </w:rPr>
-              <w:t>29.</w:t>
-            </w:r>
-          </w:p>
-        </w:tc>
-        <w:tc>
-          <w:tcPr>
-            <w:tcW w:type="dxa" w:w="4536"/>
-          </w:tcPr>
-          <w:p>
-            <w:pPr>
-              <w:spacing w:before="20" w:after="20"/>
-            </w:pPr>
-            <w:r>
-              <w:rPr>
-                <w:rFonts w:ascii="Aptos" w:hAnsi="Aptos"/>
-                <w:b w:val="0"/>
-                <w:i w:val="0"/>
-                <w:sz w:val="22"/>
-              </w:rPr>
-              <w:t>Prototypy wstępne</w:t>
-            </w:r>
-          </w:p>
-        </w:tc>
-        <w:tc>
-          <w:tcPr>
-            <w:tcW w:type="dxa" w:w="4252"/>
-          </w:tcPr>
-          <w:p>
-            <w:pPr>
-              <w:spacing w:before="20" w:after="20"/>
-            </w:pPr>
-            <w:r>
-              <w:rPr>
-                <w:rFonts w:ascii="Aptos" w:hAnsi="Aptos"/>
-                <w:b w:val="0"/>
-                <w:i w:val="0"/>
-                <w:sz w:val="22"/>
-              </w:rPr>
-            </w:r>
-          </w:p>
-        </w:tc>
-      </w:tr>
-      <w:tr>
-        <w:tc>
-          <w:tcPr>
-            <w:tcW w:type="dxa" w:w="680"/>
-          </w:tcPr>
-          <w:p>
-            <w:pPr>
-              <w:spacing w:before="20" w:after="20"/>
-            </w:pPr>
-            <w:r>
-              <w:rPr>
-                <w:rFonts w:ascii="Aptos" w:hAnsi="Aptos"/>
-                <w:b w:val="0"/>
-                <w:i w:val="0"/>
-                <w:sz w:val="22"/>
-              </w:rPr>
-              <w:t>30.</w:t>
-            </w:r>
-          </w:p>
-        </w:tc>
-        <w:tc>
-          <w:tcPr>
-            <w:tcW w:type="dxa" w:w="4536"/>
-          </w:tcPr>
-          <w:p>
-            <w:pPr>
-              <w:spacing w:before="20" w:after="20"/>
-            </w:pPr>
-            <w:r>
-              <w:rPr>
-                <w:rFonts w:ascii="Aptos" w:hAnsi="Aptos"/>
-                <w:b w:val="0"/>
-                <w:i w:val="0"/>
-                <w:sz w:val="22"/>
-              </w:rPr>
-              <w:t>Prototypowanie Lo-Fi – prototypowanie papierowe cz. 2</w:t>
-            </w:r>
-          </w:p>
-        </w:tc>
-        <w:tc>
-          <w:tcPr>
-            <w:tcW w:type="dxa" w:w="4252"/>
-          </w:tcPr>
-          <w:p>
-            <w:pPr>
-              <w:spacing w:before="20" w:after="20"/>
-            </w:pPr>
-            <w:r>
-              <w:rPr>
-                <w:rFonts w:ascii="Aptos" w:hAnsi="Aptos"/>
-                <w:b w:val="0"/>
-                <w:i w:val="0"/>
-                <w:sz w:val="22"/>
-              </w:rPr>
-            </w:r>
-          </w:p>
-        </w:tc>
-      </w:tr>
-      <w:tr>
-        <w:tc>
-          <w:tcPr>
-            <w:tcW w:type="dxa" w:w="680"/>
-          </w:tcPr>
-          <w:p>
-            <w:pPr>
-              <w:spacing w:before="20" w:after="20"/>
-            </w:pPr>
-            <w:r>
-              <w:rPr>
-                <w:rFonts w:ascii="Aptos" w:hAnsi="Aptos"/>
-                <w:b w:val="0"/>
-                <w:i w:val="0"/>
-                <w:sz w:val="22"/>
-              </w:rPr>
-              <w:t>31.</w:t>
-            </w:r>
-          </w:p>
-        </w:tc>
-        <w:tc>
-          <w:tcPr>
-            <w:tcW w:type="dxa" w:w="4536"/>
-          </w:tcPr>
-          <w:p>
-            <w:pPr>
-              <w:spacing w:before="20" w:after="20"/>
-            </w:pPr>
-            <w:r>
-              <w:rPr>
-                <w:rFonts w:ascii="Aptos" w:hAnsi="Aptos"/>
-                <w:b w:val="0"/>
-                <w:i w:val="0"/>
-                <w:sz w:val="22"/>
-              </w:rPr>
-              <w:t>10</w:t>
-            </w:r>
-          </w:p>
-        </w:tc>
-        <w:tc>
-          <w:tcPr>
-            <w:tcW w:type="dxa" w:w="4252"/>
-          </w:tcPr>
-          <w:p>
-            <w:pPr>
-              <w:spacing w:before="20" w:after="20"/>
-            </w:pPr>
-            <w:r>
-              <w:rPr>
-                <w:rFonts w:ascii="Aptos" w:hAnsi="Aptos"/>
-                <w:b w:val="0"/>
-                <w:i w:val="0"/>
-                <w:sz w:val="22"/>
-              </w:rPr>
-            </w:r>
-          </w:p>
-        </w:tc>
-      </w:tr>
-      <w:tr>
-        <w:tc>
-          <w:tcPr>
-            <w:tcW w:type="dxa" w:w="680"/>
-          </w:tcPr>
-          <w:p>
-            <w:pPr>
-              <w:spacing w:before="20" w:after="20"/>
-            </w:pPr>
-            <w:r>
-              <w:rPr>
-                <w:rFonts w:ascii="Aptos" w:hAnsi="Aptos"/>
-                <w:b w:val="0"/>
-                <w:i w:val="0"/>
-                <w:sz w:val="22"/>
-              </w:rPr>
-              <w:t>32.</w:t>
-            </w:r>
-          </w:p>
-        </w:tc>
-        <w:tc>
-          <w:tcPr>
-            <w:tcW w:type="dxa" w:w="4536"/>
-          </w:tcPr>
-          <w:p>
-            <w:pPr>
-              <w:spacing w:before="20" w:after="20"/>
-            </w:pPr>
-            <w:r>
-              <w:rPr>
-                <w:rFonts w:ascii="Aptos" w:hAnsi="Aptos"/>
-                <w:b w:val="0"/>
-                <w:i w:val="0"/>
-                <w:sz w:val="22"/>
-              </w:rPr>
-              <w:t>Opracowanie prototypów cyfrowych</w:t>
-            </w:r>
-          </w:p>
-        </w:tc>
-        <w:tc>
-          <w:tcPr>
-            <w:tcW w:type="dxa" w:w="4252"/>
-          </w:tcPr>
-          <w:p>
-            <w:pPr>
-              <w:spacing w:before="20" w:after="20"/>
-            </w:pPr>
-            <w:r>
-              <w:rPr>
-                <w:rFonts w:ascii="Aptos" w:hAnsi="Aptos"/>
-                <w:b w:val="0"/>
-                <w:i w:val="0"/>
-                <w:sz w:val="22"/>
-              </w:rPr>
-            </w:r>
-          </w:p>
-        </w:tc>
-      </w:tr>
-      <w:tr>
-        <w:tc>
-          <w:tcPr>
-            <w:tcW w:type="dxa" w:w="680"/>
-          </w:tcPr>
-          <w:p>
-            <w:pPr>
-              <w:spacing w:before="20" w:after="20"/>
-            </w:pPr>
-            <w:r>
-              <w:rPr>
-                <w:rFonts w:ascii="Aptos" w:hAnsi="Aptos"/>
-                <w:b w:val="0"/>
-                <w:i w:val="0"/>
-                <w:sz w:val="22"/>
-              </w:rPr>
-              <w:t>33.</w:t>
-            </w:r>
-          </w:p>
-        </w:tc>
-        <w:tc>
-          <w:tcPr>
-            <w:tcW w:type="dxa" w:w="4536"/>
-          </w:tcPr>
-          <w:p>
-            <w:pPr>
-              <w:spacing w:before="20" w:after="20"/>
-            </w:pPr>
-            <w:r>
-              <w:rPr>
-                <w:rFonts w:ascii="Aptos" w:hAnsi="Aptos"/>
-                <w:b w:val="0"/>
-                <w:i w:val="0"/>
-                <w:sz w:val="22"/>
-              </w:rPr>
-              <w:t>Prototypowanie Lo-Fi – prototypowanie papierowe cz. 2</w:t>
-            </w:r>
-          </w:p>
-        </w:tc>
-        <w:tc>
-          <w:tcPr>
-            <w:tcW w:type="dxa" w:w="4252"/>
-          </w:tcPr>
-          <w:p>
-            <w:pPr>
-              <w:spacing w:before="20" w:after="20"/>
-            </w:pPr>
-            <w:r>
-              <w:rPr>
-                <w:rFonts w:ascii="Aptos" w:hAnsi="Aptos"/>
-                <w:b w:val="0"/>
-                <w:i w:val="0"/>
-                <w:sz w:val="22"/>
-              </w:rPr>
-            </w:r>
-          </w:p>
-        </w:tc>
-      </w:tr>
-      <w:tr>
-        <w:tc>
-          <w:tcPr>
-            <w:tcW w:type="dxa" w:w="680"/>
-          </w:tcPr>
-          <w:p>
-            <w:pPr>
-              <w:spacing w:before="20" w:after="20"/>
-            </w:pPr>
-            <w:r>
-              <w:rPr>
-                <w:rFonts w:ascii="Aptos" w:hAnsi="Aptos"/>
-                <w:b w:val="0"/>
-                <w:i w:val="0"/>
-                <w:sz w:val="22"/>
-              </w:rPr>
-              <w:t>34.</w:t>
-            </w:r>
-          </w:p>
-        </w:tc>
-        <w:tc>
-          <w:tcPr>
-            <w:tcW w:type="dxa" w:w="4536"/>
-          </w:tcPr>
-          <w:p>
-            <w:pPr>
-              <w:spacing w:before="20" w:after="20"/>
-            </w:pPr>
-            <w:r>
-              <w:rPr>
-                <w:rFonts w:ascii="Aptos" w:hAnsi="Aptos"/>
-                <w:b w:val="0"/>
-                <w:i w:val="0"/>
-                <w:sz w:val="22"/>
-              </w:rPr>
-              <w:t>11</w:t>
-            </w:r>
-          </w:p>
-        </w:tc>
-        <w:tc>
-          <w:tcPr>
-            <w:tcW w:type="dxa" w:w="4252"/>
-          </w:tcPr>
-          <w:p>
-            <w:pPr>
-              <w:spacing w:before="20" w:after="20"/>
-            </w:pPr>
-            <w:r>
-              <w:rPr>
-                <w:rFonts w:ascii="Aptos" w:hAnsi="Aptos"/>
-                <w:b w:val="0"/>
-                <w:i w:val="0"/>
-                <w:sz w:val="22"/>
-              </w:rPr>
-            </w:r>
-          </w:p>
-        </w:tc>
-      </w:tr>
-      <w:tr>
-        <w:tc>
-          <w:tcPr>
-            <w:tcW w:type="dxa" w:w="680"/>
-          </w:tcPr>
-          <w:p>
-            <w:pPr>
-              <w:spacing w:before="20" w:after="20"/>
-            </w:pPr>
-            <w:r>
-              <w:rPr>
-                <w:rFonts w:ascii="Aptos" w:hAnsi="Aptos"/>
-                <w:b w:val="0"/>
-                <w:i w:val="0"/>
-                <w:sz w:val="22"/>
-              </w:rPr>
-              <w:t>35.</w:t>
-            </w:r>
-          </w:p>
-        </w:tc>
-        <w:tc>
-          <w:tcPr>
-            <w:tcW w:type="dxa" w:w="4536"/>
-          </w:tcPr>
-          <w:p>
-            <w:pPr>
-              <w:spacing w:before="20" w:after="20"/>
-            </w:pPr>
-            <w:r>
-              <w:rPr>
-                <w:rFonts w:ascii="Aptos" w:hAnsi="Aptos"/>
-                <w:b w:val="0"/>
-                <w:i w:val="0"/>
-                <w:sz w:val="22"/>
-              </w:rPr>
-              <w:t>Testy użyteczności</w:t>
-            </w:r>
-          </w:p>
-        </w:tc>
-        <w:tc>
-          <w:tcPr>
-            <w:tcW w:type="dxa" w:w="4252"/>
-          </w:tcPr>
-          <w:p>
-            <w:pPr>
-              <w:spacing w:before="20" w:after="20"/>
-            </w:pPr>
-            <w:r>
-              <w:rPr>
-                <w:rFonts w:ascii="Aptos" w:hAnsi="Aptos"/>
-                <w:b w:val="0"/>
-                <w:i w:val="0"/>
-                <w:sz w:val="22"/>
-              </w:rPr>
-            </w:r>
-          </w:p>
-        </w:tc>
-      </w:tr>
-      <w:tr>
-        <w:tc>
-          <w:tcPr>
-            <w:tcW w:type="dxa" w:w="680"/>
-          </w:tcPr>
-          <w:p>
-            <w:pPr>
-              <w:spacing w:before="20" w:after="20"/>
-            </w:pPr>
-            <w:r>
-              <w:rPr>
-                <w:rFonts w:ascii="Aptos" w:hAnsi="Aptos"/>
-                <w:b w:val="0"/>
-                <w:i w:val="0"/>
-                <w:sz w:val="22"/>
-              </w:rPr>
-              <w:t>36.</w:t>
-            </w:r>
-          </w:p>
-        </w:tc>
-        <w:tc>
-          <w:tcPr>
-            <w:tcW w:type="dxa" w:w="4536"/>
-          </w:tcPr>
-          <w:p>
-            <w:pPr>
-              <w:spacing w:before="20" w:after="20"/>
-            </w:pPr>
-            <w:r>
-              <w:rPr>
-                <w:rFonts w:ascii="Aptos" w:hAnsi="Aptos"/>
-                <w:b w:val="0"/>
-                <w:i w:val="0"/>
-                <w:sz w:val="22"/>
-              </w:rPr>
-              <w:t>Prototypowanie cyfrowe (Hi-Fi)</w:t>
-            </w:r>
-          </w:p>
-        </w:tc>
-        <w:tc>
-          <w:tcPr>
-            <w:tcW w:type="dxa" w:w="4252"/>
-          </w:tcPr>
-          <w:p>
-            <w:pPr>
-              <w:spacing w:before="20" w:after="20"/>
-            </w:pPr>
-            <w:r>
-              <w:rPr>
-                <w:rFonts w:ascii="Aptos" w:hAnsi="Aptos"/>
-                <w:b w:val="0"/>
-                <w:i w:val="0"/>
-                <w:sz w:val="22"/>
-              </w:rPr>
-            </w:r>
-          </w:p>
-        </w:tc>
-      </w:tr>
-      <w:tr>
-        <w:tc>
-          <w:tcPr>
-            <w:tcW w:type="dxa" w:w="680"/>
-          </w:tcPr>
-          <w:p>
-            <w:pPr>
-              <w:spacing w:before="20" w:after="20"/>
-            </w:pPr>
-            <w:r>
-              <w:rPr>
-                <w:rFonts w:ascii="Aptos" w:hAnsi="Aptos"/>
-                <w:b w:val="0"/>
-                <w:i w:val="0"/>
-                <w:sz w:val="22"/>
-              </w:rPr>
-              <w:t>37.</w:t>
-            </w:r>
-          </w:p>
-        </w:tc>
-        <w:tc>
-          <w:tcPr>
-            <w:tcW w:type="dxa" w:w="4536"/>
-          </w:tcPr>
-          <w:p>
-            <w:pPr>
-              <w:spacing w:before="20" w:after="20"/>
-            </w:pPr>
-            <w:r>
-              <w:rPr>
-                <w:rFonts w:ascii="Aptos" w:hAnsi="Aptos"/>
-                <w:b w:val="0"/>
-                <w:i w:val="0"/>
-                <w:sz w:val="22"/>
-              </w:rPr>
-              <w:t>12</w:t>
-            </w:r>
-          </w:p>
-        </w:tc>
-        <w:tc>
-          <w:tcPr>
-            <w:tcW w:type="dxa" w:w="4252"/>
-          </w:tcPr>
-          <w:p>
-            <w:pPr>
-              <w:spacing w:before="20" w:after="20"/>
-            </w:pPr>
-            <w:r>
-              <w:rPr>
-                <w:rFonts w:ascii="Aptos" w:hAnsi="Aptos"/>
-                <w:b w:val="0"/>
-                <w:i w:val="0"/>
-                <w:sz w:val="22"/>
-              </w:rPr>
-            </w:r>
-          </w:p>
-        </w:tc>
-      </w:tr>
-      <w:tr>
-        <w:tc>
-          <w:tcPr>
-            <w:tcW w:type="dxa" w:w="680"/>
-          </w:tcPr>
-          <w:p>
-            <w:pPr>
-              <w:spacing w:before="20" w:after="20"/>
-            </w:pPr>
-            <w:r>
-              <w:rPr>
-                <w:rFonts w:ascii="Aptos" w:hAnsi="Aptos"/>
-                <w:b w:val="0"/>
-                <w:i w:val="0"/>
-                <w:sz w:val="22"/>
-              </w:rPr>
-              <w:t>38.</w:t>
-            </w:r>
-          </w:p>
-        </w:tc>
-        <w:tc>
-          <w:tcPr>
-            <w:tcW w:type="dxa" w:w="4536"/>
-          </w:tcPr>
-          <w:p>
-            <w:pPr>
-              <w:spacing w:before="20" w:after="20"/>
-            </w:pPr>
-            <w:r>
-              <w:rPr>
-                <w:rFonts w:ascii="Aptos" w:hAnsi="Aptos"/>
-                <w:b w:val="0"/>
-                <w:i w:val="0"/>
-                <w:sz w:val="22"/>
-              </w:rPr>
-              <w:t>Pozyskiwanie, analizowanie i prezentowanie  danych z badań od użytkowników</w:t>
-            </w:r>
-          </w:p>
-        </w:tc>
-        <w:tc>
-          <w:tcPr>
-            <w:tcW w:type="dxa" w:w="4252"/>
-          </w:tcPr>
-          <w:p>
-            <w:pPr>
-              <w:spacing w:before="20" w:after="20"/>
-            </w:pPr>
-            <w:r>
-              <w:rPr>
-                <w:rFonts w:ascii="Aptos" w:hAnsi="Aptos"/>
-                <w:b w:val="0"/>
-                <w:i w:val="0"/>
-                <w:sz w:val="22"/>
-              </w:rPr>
-            </w:r>
-          </w:p>
-        </w:tc>
-      </w:tr>
-      <w:tr>
-        <w:tc>
-          <w:tcPr>
-            <w:tcW w:type="dxa" w:w="680"/>
-          </w:tcPr>
-          <w:p>
-            <w:pPr>
-              <w:spacing w:before="20" w:after="20"/>
-            </w:pPr>
-            <w:r>
-              <w:rPr>
-                <w:rFonts w:ascii="Aptos" w:hAnsi="Aptos"/>
-                <w:b w:val="0"/>
-                <w:i w:val="0"/>
-                <w:sz w:val="22"/>
-              </w:rPr>
-              <w:t>39.</w:t>
-            </w:r>
-          </w:p>
-        </w:tc>
-        <w:tc>
-          <w:tcPr>
-            <w:tcW w:type="dxa" w:w="4536"/>
-          </w:tcPr>
-          <w:p>
-            <w:pPr>
-              <w:spacing w:before="20" w:after="20"/>
-            </w:pPr>
-            <w:r>
-              <w:rPr>
-                <w:rFonts w:ascii="Aptos" w:hAnsi="Aptos"/>
-                <w:b w:val="0"/>
-                <w:i w:val="0"/>
-                <w:sz w:val="22"/>
-              </w:rPr>
-              <w:t>Prototypowanie cyfrowe (Hi-Fi)</w:t>
-            </w:r>
-          </w:p>
-        </w:tc>
-        <w:tc>
-          <w:tcPr>
-            <w:tcW w:type="dxa" w:w="4252"/>
-          </w:tcPr>
-          <w:p>
-            <w:pPr>
-              <w:spacing w:before="20" w:after="20"/>
-            </w:pPr>
-            <w:r>
-              <w:rPr>
-                <w:rFonts w:ascii="Aptos" w:hAnsi="Aptos"/>
-                <w:b w:val="0"/>
-                <w:i w:val="0"/>
-                <w:sz w:val="22"/>
-              </w:rPr>
-            </w:r>
-          </w:p>
-        </w:tc>
-      </w:tr>
-      <w:tr>
-        <w:tc>
-          <w:tcPr>
-            <w:tcW w:type="dxa" w:w="680"/>
-          </w:tcPr>
-          <w:p>
-            <w:pPr>
-              <w:spacing w:before="20" w:after="20"/>
-            </w:pPr>
-            <w:r>
-              <w:rPr>
-                <w:rFonts w:ascii="Aptos" w:hAnsi="Aptos"/>
-                <w:b w:val="0"/>
-                <w:i w:val="0"/>
-                <w:sz w:val="22"/>
-              </w:rPr>
-              <w:t>40.</w:t>
-            </w:r>
-          </w:p>
-        </w:tc>
-        <w:tc>
-          <w:tcPr>
-            <w:tcW w:type="dxa" w:w="4536"/>
-          </w:tcPr>
-          <w:p>
-            <w:pPr>
-              <w:spacing w:before="20" w:after="20"/>
-            </w:pPr>
-            <w:r>
-              <w:rPr>
-                <w:rFonts w:ascii="Aptos" w:hAnsi="Aptos"/>
-                <w:b w:val="0"/>
-                <w:i w:val="0"/>
-                <w:sz w:val="22"/>
-              </w:rPr>
-              <w:t>13</w:t>
-            </w:r>
-          </w:p>
-        </w:tc>
-        <w:tc>
-          <w:tcPr>
-            <w:tcW w:type="dxa" w:w="4252"/>
-          </w:tcPr>
-          <w:p>
-            <w:pPr>
-              <w:spacing w:before="20" w:after="20"/>
-            </w:pPr>
-            <w:r>
-              <w:rPr>
-                <w:rFonts w:ascii="Aptos" w:hAnsi="Aptos"/>
-                <w:b w:val="0"/>
-                <w:i w:val="0"/>
-                <w:sz w:val="22"/>
-              </w:rPr>
-            </w:r>
-          </w:p>
-        </w:tc>
-      </w:tr>
-      <w:tr>
-        <w:tc>
-          <w:tcPr>
-            <w:tcW w:type="dxa" w:w="680"/>
-          </w:tcPr>
-          <w:p>
-            <w:pPr>
-              <w:spacing w:before="20" w:after="20"/>
-            </w:pPr>
-            <w:r>
-              <w:rPr>
-                <w:rFonts w:ascii="Aptos" w:hAnsi="Aptos"/>
-                <w:b w:val="0"/>
-                <w:i w:val="0"/>
-                <w:sz w:val="22"/>
-              </w:rPr>
-              <w:t>41.</w:t>
-            </w:r>
-          </w:p>
-        </w:tc>
-        <w:tc>
-          <w:tcPr>
-            <w:tcW w:type="dxa" w:w="4536"/>
-          </w:tcPr>
-          <w:p>
-            <w:pPr>
-              <w:spacing w:before="20" w:after="20"/>
-            </w:pPr>
-            <w:r>
-              <w:rPr>
-                <w:rFonts w:ascii="Aptos" w:hAnsi="Aptos"/>
-                <w:b w:val="0"/>
-                <w:i w:val="0"/>
-                <w:sz w:val="22"/>
-              </w:rPr>
-              <w:t>Interfejsy multimodalne - wirtualni agenci, interfejsy głosowe</w:t>
-            </w:r>
-          </w:p>
-        </w:tc>
-        <w:tc>
-          <w:tcPr>
-            <w:tcW w:type="dxa" w:w="4252"/>
-          </w:tcPr>
-          <w:p>
-            <w:pPr>
-              <w:spacing w:before="20" w:after="20"/>
-            </w:pPr>
-            <w:r>
-              <w:rPr>
-                <w:rFonts w:ascii="Aptos" w:hAnsi="Aptos"/>
-                <w:b w:val="0"/>
-                <w:i w:val="0"/>
-                <w:sz w:val="22"/>
-              </w:rPr>
-            </w:r>
-          </w:p>
-        </w:tc>
-      </w:tr>
-      <w:tr>
-        <w:tc>
-          <w:tcPr>
-            <w:tcW w:type="dxa" w:w="680"/>
-          </w:tcPr>
-          <w:p>
-            <w:pPr>
-              <w:spacing w:before="20" w:after="20"/>
-            </w:pPr>
-            <w:r>
-              <w:rPr>
-                <w:rFonts w:ascii="Aptos" w:hAnsi="Aptos"/>
-                <w:b w:val="0"/>
-                <w:i w:val="0"/>
-                <w:sz w:val="22"/>
-              </w:rPr>
-              <w:t>42.</w:t>
-            </w:r>
-          </w:p>
-        </w:tc>
-        <w:tc>
-          <w:tcPr>
-            <w:tcW w:type="dxa" w:w="4536"/>
-          </w:tcPr>
-          <w:p>
-            <w:pPr>
-              <w:spacing w:before="20" w:after="20"/>
-            </w:pPr>
-            <w:r>
-              <w:rPr>
-                <w:rFonts w:ascii="Aptos" w:hAnsi="Aptos"/>
-                <w:b w:val="0"/>
-                <w:i w:val="0"/>
-                <w:sz w:val="22"/>
-              </w:rPr>
-              <w:t>Scenariusze testowe</w:t>
-            </w:r>
-          </w:p>
-        </w:tc>
-        <w:tc>
-          <w:tcPr>
-            <w:tcW w:type="dxa" w:w="4252"/>
-          </w:tcPr>
-          <w:p>
-            <w:pPr>
-              <w:spacing w:before="20" w:after="20"/>
-            </w:pPr>
-            <w:r>
-              <w:rPr>
-                <w:rFonts w:ascii="Aptos" w:hAnsi="Aptos"/>
-                <w:b w:val="0"/>
-                <w:i w:val="0"/>
-                <w:sz w:val="22"/>
-              </w:rPr>
-            </w:r>
-          </w:p>
-        </w:tc>
-      </w:tr>
-      <w:tr>
-        <w:tc>
-          <w:tcPr>
-            <w:tcW w:type="dxa" w:w="680"/>
-          </w:tcPr>
-          <w:p>
-            <w:pPr>
-              <w:spacing w:before="20" w:after="20"/>
-            </w:pPr>
-            <w:r>
-              <w:rPr>
-                <w:rFonts w:ascii="Aptos" w:hAnsi="Aptos"/>
-                <w:b w:val="0"/>
-                <w:i w:val="0"/>
-                <w:sz w:val="22"/>
-              </w:rPr>
-              <w:t>43.</w:t>
-            </w:r>
-          </w:p>
-        </w:tc>
-        <w:tc>
-          <w:tcPr>
-            <w:tcW w:type="dxa" w:w="4536"/>
-          </w:tcPr>
-          <w:p>
-            <w:pPr>
-              <w:spacing w:before="20" w:after="20"/>
-            </w:pPr>
-            <w:r>
-              <w:rPr>
-                <w:rFonts w:ascii="Aptos" w:hAnsi="Aptos"/>
-                <w:b w:val="0"/>
-                <w:i w:val="0"/>
-                <w:sz w:val="22"/>
-              </w:rPr>
-              <w:t>14</w:t>
-            </w:r>
-          </w:p>
-        </w:tc>
-        <w:tc>
-          <w:tcPr>
-            <w:tcW w:type="dxa" w:w="4252"/>
-          </w:tcPr>
-          <w:p>
-            <w:pPr>
-              <w:spacing w:before="20" w:after="20"/>
-            </w:pPr>
-            <w:r>
-              <w:rPr>
-                <w:rFonts w:ascii="Aptos" w:hAnsi="Aptos"/>
-                <w:b w:val="0"/>
-                <w:i w:val="0"/>
-                <w:sz w:val="22"/>
-              </w:rPr>
-            </w:r>
-          </w:p>
-        </w:tc>
-      </w:tr>
-      <w:tr>
-        <w:tc>
-          <w:tcPr>
-            <w:tcW w:type="dxa" w:w="680"/>
-          </w:tcPr>
-          <w:p>
-            <w:pPr>
-              <w:spacing w:before="20" w:after="20"/>
-            </w:pPr>
-            <w:r>
-              <w:rPr>
-                <w:rFonts w:ascii="Aptos" w:hAnsi="Aptos"/>
-                <w:b w:val="0"/>
-                <w:i w:val="0"/>
-                <w:sz w:val="22"/>
-              </w:rPr>
-              <w:t>44.</w:t>
-            </w:r>
-          </w:p>
-        </w:tc>
-        <w:tc>
-          <w:tcPr>
-            <w:tcW w:type="dxa" w:w="4536"/>
-          </w:tcPr>
-          <w:p>
-            <w:pPr>
-              <w:spacing w:before="20" w:after="20"/>
-            </w:pPr>
-            <w:r>
-              <w:rPr>
-                <w:rFonts w:ascii="Aptos" w:hAnsi="Aptos"/>
-                <w:b w:val="0"/>
-                <w:i w:val="0"/>
-                <w:sz w:val="22"/>
-              </w:rPr>
-              <w:t>Projektowanie interakcji z użytkownikiem dla usług cyfrowych</w:t>
-            </w:r>
-          </w:p>
-        </w:tc>
-        <w:tc>
-          <w:tcPr>
-            <w:tcW w:type="dxa" w:w="4252"/>
-          </w:tcPr>
-          <w:p>
-            <w:pPr>
-              <w:spacing w:before="20" w:after="20"/>
-            </w:pPr>
-            <w:r>
-              <w:rPr>
-                <w:rFonts w:ascii="Aptos" w:hAnsi="Aptos"/>
-                <w:b w:val="0"/>
-                <w:i w:val="0"/>
-                <w:sz w:val="22"/>
-              </w:rPr>
-            </w:r>
-          </w:p>
-        </w:tc>
-      </w:tr>
-      <w:tr>
-        <w:tc>
-          <w:tcPr>
-            <w:tcW w:type="dxa" w:w="680"/>
-          </w:tcPr>
-          <w:p>
-            <w:pPr>
-              <w:spacing w:before="20" w:after="20"/>
-            </w:pPr>
-            <w:r>
-              <w:rPr>
-                <w:rFonts w:ascii="Aptos" w:hAnsi="Aptos"/>
-                <w:b w:val="0"/>
-                <w:i w:val="0"/>
-                <w:sz w:val="22"/>
-              </w:rPr>
-              <w:t>45.</w:t>
-            </w:r>
-          </w:p>
-        </w:tc>
-        <w:tc>
-          <w:tcPr>
-            <w:tcW w:type="dxa" w:w="4536"/>
-          </w:tcPr>
-          <w:p>
-            <w:pPr>
-              <w:spacing w:before="20" w:after="20"/>
-            </w:pPr>
-            <w:r>
-              <w:rPr>
-                <w:rFonts w:ascii="Aptos" w:hAnsi="Aptos"/>
-                <w:b w:val="0"/>
-                <w:i w:val="0"/>
-                <w:sz w:val="22"/>
-              </w:rPr>
-              <w:t>Testy użyteczności</w:t>
-            </w:r>
-          </w:p>
-        </w:tc>
-        <w:tc>
-          <w:tcPr>
-            <w:tcW w:type="dxa" w:w="4252"/>
-          </w:tcPr>
-          <w:p>
-            <w:pPr>
-              <w:spacing w:before="20" w:after="20"/>
-            </w:pPr>
-            <w:r>
-              <w:rPr>
-                <w:rFonts w:ascii="Aptos" w:hAnsi="Aptos"/>
-                <w:b w:val="0"/>
-                <w:i w:val="0"/>
-                <w:sz w:val="22"/>
-              </w:rPr>
-            </w:r>
-          </w:p>
-        </w:tc>
-      </w:tr>
-      <w:tr>
-        <w:tc>
-          <w:tcPr>
-            <w:tcW w:type="dxa" w:w="680"/>
-          </w:tcPr>
-          <w:p>
-            <w:pPr>
-              <w:spacing w:before="20" w:after="20"/>
-            </w:pPr>
-            <w:r>
-              <w:rPr>
-                <w:rFonts w:ascii="Aptos" w:hAnsi="Aptos"/>
-                <w:b w:val="0"/>
-                <w:i w:val="0"/>
-                <w:sz w:val="22"/>
-              </w:rPr>
-              <w:t>46.</w:t>
-            </w:r>
-          </w:p>
-        </w:tc>
-        <w:tc>
-          <w:tcPr>
-            <w:tcW w:type="dxa" w:w="4536"/>
-          </w:tcPr>
-          <w:p>
-            <w:pPr>
-              <w:spacing w:before="20" w:after="20"/>
-            </w:pPr>
-            <w:r>
-              <w:rPr>
-                <w:rFonts w:ascii="Aptos" w:hAnsi="Aptos"/>
-                <w:b w:val="0"/>
-                <w:i w:val="0"/>
-                <w:sz w:val="22"/>
-              </w:rPr>
-              <w:t>15</w:t>
-            </w:r>
-          </w:p>
-        </w:tc>
-        <w:tc>
-          <w:tcPr>
-            <w:tcW w:type="dxa" w:w="4252"/>
-          </w:tcPr>
-          <w:p>
-            <w:pPr>
-              <w:spacing w:before="20" w:after="20"/>
-            </w:pPr>
-            <w:r>
-              <w:rPr>
-                <w:rFonts w:ascii="Aptos" w:hAnsi="Aptos"/>
-                <w:b w:val="0"/>
-                <w:i w:val="0"/>
-                <w:sz w:val="22"/>
-              </w:rPr>
-            </w:r>
-          </w:p>
-        </w:tc>
-      </w:tr>
-      <w:tr>
-        <w:tc>
-          <w:tcPr>
-            <w:tcW w:type="dxa" w:w="680"/>
-          </w:tcPr>
-          <w:p>
-            <w:pPr>
-              <w:spacing w:before="20" w:after="20"/>
-            </w:pPr>
-            <w:r>
-              <w:rPr>
-                <w:rFonts w:ascii="Aptos" w:hAnsi="Aptos"/>
-                <w:b w:val="0"/>
-                <w:i w:val="0"/>
-                <w:sz w:val="22"/>
-              </w:rPr>
-              <w:t>47.</w:t>
-            </w:r>
-          </w:p>
-        </w:tc>
-        <w:tc>
-          <w:tcPr>
-            <w:tcW w:type="dxa" w:w="4536"/>
-          </w:tcPr>
-          <w:p>
-            <w:pPr>
-              <w:spacing w:before="20" w:after="20"/>
-            </w:pPr>
-            <w:r>
-              <w:rPr>
-                <w:rFonts w:ascii="Aptos" w:hAnsi="Aptos"/>
-                <w:b w:val="0"/>
-                <w:i w:val="0"/>
-                <w:sz w:val="22"/>
-              </w:rPr>
-              <w:t>Projektowanie interakcji dla rozwiązań typu „smart”</w:t>
-            </w:r>
-          </w:p>
-        </w:tc>
-        <w:tc>
-          <w:tcPr>
-            <w:tcW w:type="dxa" w:w="4252"/>
-          </w:tcPr>
-          <w:p>
-            <w:pPr>
-              <w:spacing w:before="20" w:after="20"/>
-            </w:pPr>
-            <w:r>
-              <w:rPr>
-                <w:rFonts w:ascii="Aptos" w:hAnsi="Aptos"/>
-                <w:b w:val="0"/>
-                <w:i w:val="0"/>
-                <w:sz w:val="22"/>
-              </w:rPr>
-            </w:r>
-          </w:p>
-        </w:tc>
-      </w:tr>
-      <w:tr>
-        <w:tc>
-          <w:tcPr>
-            <w:tcW w:type="dxa" w:w="680"/>
-          </w:tcPr>
-          <w:p>
-            <w:pPr>
-              <w:spacing w:before="20" w:after="20"/>
-            </w:pPr>
-            <w:r>
-              <w:rPr>
-                <w:rFonts w:ascii="Aptos" w:hAnsi="Aptos"/>
-                <w:b w:val="0"/>
-                <w:i w:val="0"/>
-                <w:sz w:val="22"/>
-              </w:rPr>
-              <w:t>48.</w:t>
-            </w:r>
-          </w:p>
-        </w:tc>
-        <w:tc>
-          <w:tcPr>
-            <w:tcW w:type="dxa" w:w="4536"/>
-          </w:tcPr>
-          <w:p>
-            <w:pPr>
-              <w:spacing w:before="20" w:after="20"/>
-            </w:pPr>
-            <w:r>
-              <w:rPr>
-                <w:rFonts w:ascii="Aptos" w:hAnsi="Aptos"/>
-                <w:b w:val="0"/>
-                <w:i w:val="0"/>
-                <w:sz w:val="22"/>
-              </w:rPr>
-              <w:t>Prezentacja wykonanych prototypów interfejsu użytkownika</w:t>
+              <w:t>Iteracyjne doskonalenie projektu oraz prezentacja końcowych prototypów interfejsu użytkownika.</w:t>
             </w:r>
           </w:p>
         </w:tc>
@@ -5125,7 +3823,7 @@
                 <w:i w:val="0"/>
                 <w:sz w:val="22"/>
               </w:rPr>
-              <w:t>rozwiązywanie zadań; Kryteria oceny; Laboratorium/; - ćwiczenia zawiązane z tematyką wykładu, opracowania obliczeniowe i koncepcyjne, ocena sporządzonego sprawozdania; -  kolokwium pisemne</w:t>
+              <w:t>kolokwium; prezentacja projektu i dokumentacji; ocena sporządzonego dokumentu; ocena pracy podczas ćwiczenia</w:t>
             </w:r>
           </w:p>
         </w:tc>
@@ -5184,7 +3882,7 @@
                 <w:i w:val="0"/>
                 <w:sz w:val="22"/>
               </w:rPr>
-              <w:t>rozwiązywanie zadań; Kryteria oceny; Laboratorium/; - ćwiczenia zawiązane z tematyką wykładu, opracowania obliczeniowe i koncepcyjne, ocena sporządzonego sprawozdania; -  kolokwium pisemne</w:t>
+              <w:t>kolokwium; prezentacja projektu i dokumentacji; ocena sporządzonego dokumentu; ocena pracy podczas ćwiczenia</w:t>
             </w:r>
           </w:p>
         </w:tc>
@@ -5242,7 +3940,7 @@
                 <w:i w:val="0"/>
                 <w:sz w:val="22"/>
               </w:rPr>
-              <w:t>rozwiązywanie zadań; Kryteria oceny; Laboratorium/; - ćwiczenia zawiązane z tematyką wykładu, opracowania obliczeniowe i koncepcyjne, ocena sporządzonego sprawozdania; -  kolokwium pisemne</w:t>
+              <w:t>kolokwium; prezentacja projektu i dokumentacji; ocena sporządzonego dokumentu; ocena pracy podczas ćwiczenia</w:t>
             </w:r>
           </w:p>
         </w:tc>
@@ -5300,7 +3998,7 @@
                 <w:i w:val="0"/>
                 <w:sz w:val="22"/>
               </w:rPr>
-              <w:t>rozwiązywanie zadań; Kryteria oceny; Laboratorium/; - ćwiczenia zawiązane z tematyką wykładu, opracowania obliczeniowe i koncepcyjne, ocena sporządzonego sprawozdania; -  kolokwium pisemne</w:t>
+              <w:t>kolokwium; prezentacja projektu i dokumentacji; ocena sporządzonego dokumentu; ocena pracy podczas ćwiczenia</w:t>
             </w:r>
           </w:p>
         </w:tc>
@@ -5358,7 +4056,7 @@
                 <w:i w:val="0"/>
                 <w:sz w:val="22"/>
               </w:rPr>
-              <w:t>rozwiązywanie zadań; Kryteria oceny; Laboratorium/; - ćwiczenia zawiązane z tematyką wykładu, opracowania obliczeniowe i koncepcyjne, ocena sporządzonego sprawozdania; -  kolokwium pisemne</w:t>
+              <w:t>kolokwium; prezentacja projektu i dokumentacji; ocena sporządzonego dokumentu; ocena pracy podczas ćwiczenia</w:t>
             </w:r>
           </w:p>
         </w:tc>
@@ -5416,7 +4114,7 @@
                 <w:i w:val="0"/>
                 <w:sz w:val="22"/>
               </w:rPr>
-              <w:t>rozwiązywanie zadań; Kryteria oceny; Laboratorium/; - ćwiczenia zawiązane z tematyką wykładu, opracowania obliczeniowe i koncepcyjne, ocena sporządzonego sprawozdania; -  kolokwium pisemne</w:t>
+              <w:t>kolokwium; prezentacja projektu i dokumentacji; ocena sporządzonego dokumentu; ocena pracy podczas ćwiczenia</w:t>
             </w:r>
           </w:p>
         </w:tc>
@@ -5474,7 +4172,7 @@
                 <w:i w:val="0"/>
                 <w:sz w:val="22"/>
               </w:rPr>
-              <w:t>rozwiązywanie zadań; Kryteria oceny; Laboratorium/; - ćwiczenia zawiązane z tematyką wykładu, opracowania obliczeniowe i koncepcyjne, ocena sporządzonego sprawozdania; -  kolokwium pisemne</w:t>
+              <w:t>kolokwium; prezentacja projektu i dokumentacji; ocena sporządzonego dokumentu; ocena pracy podczas ćwiczenia</w:t>
             </w:r>
           </w:p>
         </w:tc>
@@ -5532,7 +4230,7 @@
                 <w:i w:val="0"/>
                 <w:sz w:val="22"/>
               </w:rPr>
-              <w:t>rozwiązywanie zadań; Kryteria oceny; Laboratorium/; - ćwiczenia zawiązane z tematyką wykładu, opracowania obliczeniowe i koncepcyjne, ocena sporządzonego sprawozdania; -  kolokwium pisemne</w:t>
+              <w:t>kolokwium; prezentacja projektu i dokumentacji; ocena sporządzonego dokumentu; ocena pracy podczas ćwiczenia</w:t>
             </w:r>
           </w:p>
         </w:tc>
@@ -5590,7 +4288,7 @@
                 <w:i w:val="0"/>
                 <w:sz w:val="22"/>
               </w:rPr>
-              <w:t>rozwiązywanie zadań; Kryteria oceny; Laboratorium/; - ćwiczenia zawiązane z tematyką wykładu, opracowania obliczeniowe i koncepcyjne, ocena sporządzonego sprawozdania; -  kolokwium pisemne</w:t>
+              <w:t>kolokwium; prezentacja projektu i dokumentacji; ocena sporządzonego dokumentu; ocena pracy podczas ćwiczenia</w:t>
             </w:r>
           </w:p>
         </w:tc>
@@ -5648,7 +4346,7 @@
                 <w:i w:val="0"/>
                 <w:sz w:val="22"/>
               </w:rPr>
-              <w:t>rozwiązywanie zadań; Kryteria oceny; Laboratorium/; - ćwiczenia zawiązane z tematyką wykładu, opracowania obliczeniowe i koncepcyjne, ocena sporządzonego sprawozdania; -  kolokwium pisemne</w:t>
+              <w:t>kolokwium; prezentacja projektu i dokumentacji; ocena sporządzonego dokumentu; ocena pracy podczas ćwiczenia</w:t>
             </w:r>
           </w:p>
         </w:tc>
@@ -5706,7 +4404,7 @@
                 <w:i w:val="0"/>
                 <w:sz w:val="22"/>
               </w:rPr>
-              <w:t>rozwiązywanie zadań; Kryteria oceny; Laboratorium/; - ćwiczenia zawiązane z tematyką wykładu, opracowania obliczeniowe i koncepcyjne, ocena sporządzonego sprawozdania; -  kolokwium pisemne</w:t>
+              <w:t>kolokwium; prezentacja projektu i dokumentacji; ocena sporządzonego dokumentu; ocena pracy podczas ćwiczenia</w:t>
             </w:r>
           </w:p>
         </w:tc>
@@ -5764,7 +4462,7 @@
                 <w:i w:val="0"/>
                 <w:sz w:val="22"/>
               </w:rPr>
-              <w:t>rozwiązywanie zadań; Kryteria oceny; Laboratorium/; - ćwiczenia zawiązane z tematyką wykładu, opracowania obliczeniowe i koncepcyjne, ocena sporządzonego sprawozdania; -  kolokwium pisemne</w:t>
+              <w:t>kolokwium; prezentacja projektu i dokumentacji; ocena sporządzonego dokumentu; ocena pracy podczas ćwiczenia</w:t>
             </w:r>
           </w:p>
         </w:tc>
@@ -5822,7 +4520,7 @@
                 <w:i w:val="0"/>
                 <w:sz w:val="22"/>
               </w:rPr>
-              <w:t>rozwiązywanie zadań; Kryteria oceny; Laboratorium/; - ćwiczenia zawiązane z tematyką wykładu, opracowania obliczeniowe i koncepcyjne, ocena sporządzonego sprawozdania; -  kolokwium pisemne</w:t>
+              <w:t>kolokwium; prezentacja projektu i dokumentacji; ocena sporządzonego dokumentu; ocena pracy podczas ćwiczenia</w:t>
             </w:r>
           </w:p>
         </w:tc>
@@ -5880,7 +4578,7 @@
                 <w:i w:val="0"/>
                 <w:sz w:val="22"/>
               </w:rPr>
-              <w:t>rozwiązywanie zadań; Kryteria oceny; Laboratorium/; - ćwiczenia zawiązane z tematyką wykładu, opracowania obliczeniowe i koncepcyjne, ocena sporządzonego sprawozdania; -  kolokwium pisemne</w:t>
+              <w:t>kolokwium; prezentacja projektu i dokumentacji; ocena sporządzonego dokumentu; ocena pracy podczas ćwiczenia</w:t>
             </w:r>
           </w:p>
         </w:tc>
@@ -5938,7 +4636,7 @@
                 <w:i w:val="0"/>
                 <w:sz w:val="22"/>
               </w:rPr>
-              <w:t>rozwiązywanie zadań; Kryteria oceny; Laboratorium/; - ćwiczenia zawiązane z tematyką wykładu, opracowania obliczeniowe i koncepcyjne, ocena sporządzonego sprawozdania; -  kolokwium pisemne</w:t>
+              <w:t>kolokwium; prezentacja projektu i dokumentacji; ocena sporządzonego dokumentu; ocena pracy podczas ćwiczenia</w:t>
             </w:r>
           </w:p>
         </w:tc>
@@ -5996,7 +4694,7 @@
                 <w:i w:val="0"/>
                 <w:sz w:val="22"/>
               </w:rPr>
-              <w:t>rozwiązywanie zadań; Kryteria oceny; Laboratorium/; - ćwiczenia zawiązane z tematyką wykładu, opracowania obliczeniowe i koncepcyjne, ocena sporządzonego sprawozdania; -  kolokwium pisemne</w:t>
+              <w:t>kolokwium; prezentacja projektu i dokumentacji; ocena sporządzonego dokumentu; ocena pracy podczas ćwiczenia</w:t>
             </w:r>
           </w:p>
         </w:tc>
@@ -6054,7 +4752,7 @@
                 <w:i w:val="0"/>
                 <w:sz w:val="22"/>
               </w:rPr>
-              <w:t>rozwiązywanie zadań; Kryteria oceny; Laboratorium/; - ćwiczenia zawiązane z tematyką wykładu, opracowania obliczeniowe i koncepcyjne, ocena sporządzonego sprawozdania; -  kolokwium pisemne</w:t>
+              <w:t>kolokwium; prezentacja projektu i dokumentacji; ocena sporządzonego dokumentu; ocena pracy podczas ćwiczenia</w:t>
             </w:r>
           </w:p>
         </w:tc>
@@ -6112,7 +4810,7 @@
                 <w:i w:val="0"/>
                 <w:sz w:val="22"/>
               </w:rPr>
-              <w:t>rozwiązywanie zadań; Kryteria oceny; Laboratorium/; - ćwiczenia zawiązane z tematyką wykładu, opracowania obliczeniowe i koncepcyjne, ocena sporządzonego sprawozdania; -  kolokwium pisemne</w:t>
+              <w:t>kolokwium; prezentacja projektu i dokumentacji; ocena sporządzonego dokumentu; ocena pracy podczas ćwiczenia</w:t>
             </w:r>
           </w:p>
         </w:tc>
@@ -6170,7 +4868,7 @@
                 <w:i w:val="0"/>
                 <w:sz w:val="22"/>
               </w:rPr>
-              <w:t>rozwiązywanie zadań; Kryteria oceny; Laboratorium/; - ćwiczenia zawiązane z tematyką wykładu, opracowania obliczeniowe i koncepcyjne, ocena sporządzonego sprawozdania; -  kolokwium pisemne</w:t>
+              <w:t>kolokwium; prezentacja projektu i dokumentacji; ocena sporządzonego dokumentu; ocena pracy podczas ćwiczenia</w:t>
             </w:r>
           </w:p>
         </w:tc>
@@ -6228,7 +4926,7 @@
                 <w:i w:val="0"/>
                 <w:sz w:val="22"/>
               </w:rPr>
-              <w:t>rozwiązywanie zadań; Kryteria oceny; Laboratorium/; - ćwiczenia zawiązane z tematyką wykładu, opracowania obliczeniowe i koncepcyjne, ocena sporządzonego sprawozdania; -  kolokwium pisemne</w:t>
+              <w:t>kolokwium; prezentacja projektu i dokumentacji; ocena sporządzonego dokumentu; ocena pracy podczas ćwiczenia</w:t>
             </w:r>
           </w:p>
         </w:tc>
@@ -6286,7 +4984,7 @@
                 <w:i w:val="0"/>
                 <w:sz w:val="22"/>
               </w:rPr>
-              <w:t>rozwiązywanie zadań; Kryteria oceny; Laboratorium/; - ćwiczenia zawiązane z tematyką wykładu, opracowania obliczeniowe i koncepcyjne, ocena sporządzonego sprawozdania; -  kolokwium pisemne</w:t>
+              <w:t>kolokwium; prezentacja projektu i dokumentacji; ocena sporządzonego dokumentu; ocena pracy podczas ćwiczenia</w:t>
             </w:r>
           </w:p>
         </w:tc>
@@ -6344,7 +5042,7 @@
                 <w:i w:val="0"/>
                 <w:sz w:val="22"/>
               </w:rPr>
-              <w:t>rozwiązywanie zadań; Kryteria oceny; Laboratorium/; - ćwiczenia zawiązane z tematyką wykładu, opracowania obliczeniowe i koncepcyjne, ocena sporządzonego sprawozdania; -  kolokwium pisemne</w:t>
+              <w:t>kolokwium; prezentacja projektu i dokumentacji; ocena sporządzonego dokumentu; ocena pracy podczas ćwiczenia</w:t>
             </w:r>
           </w:p>
         </w:tc>
@@ -6402,7 +5100,7 @@
                 <w:i w:val="0"/>
                 <w:sz w:val="22"/>
               </w:rPr>
-              <w:t>rozwiązywanie zadań; Kryteria oceny; Laboratorium/; - ćwiczenia zawiązane z tematyką wykładu, opracowania obliczeniowe i koncepcyjne, ocena sporządzonego sprawozdania; -  kolokwium pisemne</w:t>
+              <w:t>kolokwium; prezentacja projektu i dokumentacji; ocena sporządzonego dokumentu; ocena pracy podczas ćwiczenia</w:t>
             </w:r>
           </w:p>
         </w:tc>
@@ -6460,7 +5158,7 @@
                 <w:i w:val="0"/>
                 <w:sz w:val="22"/>
               </w:rPr>
-              <w:t>rozwiązywanie zadań; Kryteria oceny; Laboratorium/; - ćwiczenia zawiązane z tematyką wykładu, opracowania obliczeniowe i koncepcyjne, ocena sporządzonego sprawozdania; -  kolokwium pisemne</w:t>
+              <w:t>kolokwium; prezentacja projektu i dokumentacji; ocena sporządzonego dokumentu; ocena pracy podczas ćwiczenia</w:t>
             </w:r>
           </w:p>
         </w:tc>
@@ -6518,7 +5216,7 @@
                 <w:i w:val="0"/>
                 <w:sz w:val="22"/>
               </w:rPr>
-              <w:t>rozwiązywanie zadań; Kryteria oceny; Laboratorium/; - ćwiczenia zawiązane z tematyką wykładu, opracowania obliczeniowe i koncepcyjne, ocena sporządzonego sprawozdania; -  kolokwium pisemne</w:t>
+              <w:t>kolokwium; prezentacja projektu i dokumentacji; ocena sporządzonego dokumentu; ocena pracy podczas ćwiczenia</w:t>
             </w:r>
           </w:p>
         </w:tc>
@@ -6576,7 +5274,7 @@
                 <w:i w:val="0"/>
                 <w:sz w:val="22"/>
               </w:rPr>
-              <w:t>rozwiązywanie zadań; Kryteria oceny; Laboratorium/; - ćwiczenia zawiązane z tematyką wykładu, opracowania obliczeniowe i koncepcyjne, ocena sporządzonego sprawozdania; -  kolokwium pisemne</w:t>
+              <w:t>kolokwium; prezentacja projektu i dokumentacji; ocena sporządzonego dokumentu; ocena pracy podczas ćwiczenia</w:t>
             </w:r>
           </w:p>
         </w:tc>
@@ -6634,7 +5332,7 @@
                 <w:i w:val="0"/>
                 <w:sz w:val="22"/>
               </w:rPr>
-              <w:t>rozwiązywanie zadań; Kryteria oceny; Laboratorium/; - ćwiczenia zawiązane z tematyką wykładu, opracowania obliczeniowe i koncepcyjne, ocena sporządzonego sprawozdania; -  kolokwium pisemne</w:t>
+              <w:t>kolokwium; prezentacja projektu i dokumentacji; ocena sporządzonego dokumentu; ocena pracy podczas ćwiczenia</w:t>
             </w:r>
           </w:p>
         </w:tc>
@@ -6692,7 +5390,7 @@
                 <w:i w:val="0"/>
                 <w:sz w:val="22"/>
               </w:rPr>
-              <w:t>rozwiązywanie zadań; Kryteria oceny; Laboratorium/; - ćwiczenia zawiązane z tematyką wykładu, opracowania obliczeniowe i koncepcyjne, ocena sporządzonego sprawozdania; -  kolokwium pisemne</w:t>
+              <w:t>kolokwium; prezentacja projektu i dokumentacji; ocena sporządzonego dokumentu; ocena pracy podczas ćwiczenia</w:t>
             </w:r>
           </w:p>
         </w:tc>
@@ -6750,7 +5448,7 @@
                 <w:i w:val="0"/>
                 <w:sz w:val="22"/>
               </w:rPr>
-              <w:t>rozwiązywanie zadań; Kryteria oceny; Laboratorium/; - ćwiczenia zawiązane z tematyką wykładu, opracowania obliczeniowe i koncepcyjne, ocena sporządzonego sprawozdania; -  kolokwium pisemne</w:t>
+              <w:t>kolokwium; prezentacja projektu i dokumentacji; ocena sporządzonego dokumentu; ocena pracy podczas ćwiczenia</w:t>
             </w:r>
           </w:p>
         </w:tc>
@@ -6808,7 +5506,7 @@
                 <w:i w:val="0"/>
                 <w:sz w:val="22"/>
               </w:rPr>
-              <w:t>rozwiązywanie zadań; Kryteria oceny; Laboratorium/; - ćwiczenia zawiązane z tematyką wykładu, opracowania obliczeniowe i koncepcyjne, ocena sporządzonego sprawozdania; -  kolokwium pisemne</w:t>
+              <w:t>kolokwium; prezentacja projektu i dokumentacji; ocena sporządzonego dokumentu; ocena pracy podczas ćwiczenia</w:t>
             </w:r>
           </w:p>
         </w:tc>
@@ -6866,7 +5564,7 @@
                 <w:i w:val="0"/>
                 <w:sz w:val="22"/>
               </w:rPr>
-              <w:t>rozwiązywanie zadań; Kryteria oceny; Laboratorium/; - ćwiczenia zawiązane z tematyką wykładu, opracowania obliczeniowe i koncepcyjne, ocena sporządzonego sprawozdania; -  kolokwium pisemne</w:t>
+              <w:t>kolokwium; prezentacja projektu i dokumentacji; ocena sporządzonego dokumentu; ocena pracy podczas ćwiczenia</w:t>
             </w:r>
           </w:p>
         </w:tc>
@@ -6924,7 +5622,7 @@
                 <w:i w:val="0"/>
                 <w:sz w:val="22"/>
               </w:rPr>
-              <w:t>rozwiązywanie zadań; Kryteria oceny; Laboratorium/; - ćwiczenia zawiązane z tematyką wykładu, opracowania obliczeniowe i koncepcyjne, ocena sporządzonego sprawozdania; -  kolokwium pisemne</w:t>
+              <w:t>kolokwium; prezentacja projektu i dokumentacji; ocena sporządzonego dokumentu; ocena pracy podczas ćwiczenia</w:t>
             </w:r>
           </w:p>
         </w:tc>
@@ -6982,7 +5680,7 @@
                 <w:i w:val="0"/>
                 <w:sz w:val="22"/>
               </w:rPr>
-              <w:t>rozwiązywanie zadań; Kryteria oceny; Laboratorium/; - ćwiczenia zawiązane z tematyką wykładu, opracowania obliczeniowe i koncepcyjne, ocena sporządzonego sprawozdania; -  kolokwium pisemne</w:t>
+              <w:t>kolokwium; prezentacja projektu i dokumentacji; ocena sporządzonego dokumentu; ocena pracy podczas ćwiczenia</w:t>
             </w:r>
           </w:p>
         </w:tc>
@@ -7040,7 +5738,7 @@
                 <w:i w:val="0"/>
                 <w:sz w:val="22"/>
               </w:rPr>
-              <w:t>rozwiązywanie zadań; Kryteria oceny; Laboratorium/; - ćwiczenia zawiązane z tematyką wykładu, opracowania obliczeniowe i koncepcyjne, ocena sporządzonego sprawozdania; -  kolokwium pisemne</w:t>
+              <w:t>kolokwium; prezentacja projektu i dokumentacji; ocena sporządzonego dokumentu; ocena pracy podczas ćwiczenia</w:t>
             </w:r>
           </w:p>
         </w:tc>
@@ -7098,7 +5796,7 @@
                 <w:i w:val="0"/>
                 <w:sz w:val="22"/>
               </w:rPr>
-              <w:t>rozwiązywanie zadań; Kryteria oceny; Laboratorium/; - ćwiczenia zawiązane z tematyką wykładu, opracowania obliczeniowe i koncepcyjne, ocena sporządzonego sprawozdania; -  kolokwium pisemne</w:t>
+              <w:t>kolokwium; prezentacja projektu i dokumentacji; ocena sporządzonego dokumentu; ocena pracy podczas ćwiczenia</w:t>
             </w:r>
           </w:p>
         </w:tc>
@@ -7156,7 +5854,7 @@
                 <w:i w:val="0"/>
                 <w:sz w:val="22"/>
               </w:rPr>
-              <w:t>rozwiązywanie zadań; Kryteria oceny; Laboratorium/; - ćwiczenia zawiązane z tematyką wykładu, opracowania obliczeniowe i koncepcyjne, ocena sporządzonego sprawozdania; -  kolokwium pisemne</w:t>
+              <w:t>kolokwium; prezentacja projektu i dokumentacji; ocena sporządzonego dokumentu; ocena pracy podczas ćwiczenia</w:t>
             </w:r>
           </w:p>
         </w:tc>
@@ -7214,7 +5912,7 @@
                 <w:i w:val="0"/>
                 <w:sz w:val="22"/>
               </w:rPr>
-              <w:t>rozwiązywanie zadań; Kryteria oceny; Laboratorium/; - ćwiczenia zawiązane z tematyką wykładu, opracowania obliczeniowe i koncepcyjne, ocena sporządzonego sprawozdania; -  kolokwium pisemne</w:t>
+              <w:t>kolokwium; prezentacja projektu i dokumentacji; ocena sporządzonego dokumentu; ocena pracy podczas ćwiczenia</w:t>
             </w:r>
           </w:p>
         </w:tc>
@@ -7272,7 +5970,7 @@
                 <w:i w:val="0"/>
                 <w:sz w:val="22"/>
               </w:rPr>
-              <w:t>rozwiązywanie zadań; Kryteria oceny; Laboratorium/; - ćwiczenia zawiązane z tematyką wykładu, opracowania obliczeniowe i koncepcyjne, ocena sporządzonego sprawozdania; -  kolokwium pisemne</w:t>
+              <w:t>kolokwium; prezentacja projektu i dokumentacji; ocena sporządzonego dokumentu; ocena pracy podczas ćwiczenia</w:t>
             </w:r>
           </w:p>
         </w:tc>
@@ -7330,7 +6028,7 @@
                 <w:i w:val="0"/>
                 <w:sz w:val="22"/>
               </w:rPr>
-              <w:t>rozwiązywanie zadań; Kryteria oceny; Laboratorium/; - ćwiczenia zawiązane z tematyką wykładu, opracowania obliczeniowe i koncepcyjne, ocena sporządzonego sprawozdania; -  kolokwium pisemne</w:t>
+              <w:t>kolokwium; prezentacja projektu i dokumentacji; ocena sporządzonego dokumentu; ocena pracy podczas ćwiczenia</w:t>
             </w:r>
           </w:p>
         </w:tc>
@@ -7388,7 +6086,7 @@
                 <w:i w:val="0"/>
                 <w:sz w:val="22"/>
               </w:rPr>
-              <w:t>rozwiązywanie zadań; Kryteria oceny; Laboratorium/; - ćwiczenia zawiązane z tematyką wykładu, opracowania obliczeniowe i koncepcyjne, ocena sporządzonego sprawozdania; -  kolokwium pisemne</w:t>
+              <w:t>kolokwium; prezentacja projektu i dokumentacji; ocena sporządzonego dokumentu; ocena pracy podczas ćwiczenia</w:t>
             </w:r>
           </w:p>
         </w:tc>
@@ -7446,7 +6144,7 @@
                 <w:i w:val="0"/>
                 <w:sz w:val="22"/>
               </w:rPr>
-              <w:t>rozwiązywanie zadań; Kryteria oceny; Laboratorium/; - ćwiczenia zawiązane z tematyką wykładu, opracowania obliczeniowe i koncepcyjne, ocena sporządzonego sprawozdania; -  kolokwium pisemne</w:t>
+              <w:t>kolokwium; prezentacja projektu i dokumentacji; ocena sporządzonego dokumentu; ocena pracy podczas ćwiczenia</w:t>
             </w:r>
           </w:p>
         </w:tc>
@@ -7504,7 +6202,7 @@
                 <w:i w:val="0"/>
                 <w:sz w:val="22"/>
               </w:rPr>
-              <w:t>rozwiązywanie zadań; Kryteria oceny; Laboratorium/; - ćwiczenia zawiązane z tematyką wykładu, opracowania obliczeniowe i koncepcyjne, ocena sporządzonego sprawozdania; -  kolokwium pisemne</w:t>
+              <w:t>kolokwium; prezentacja projektu i dokumentacji; ocena sporządzonego dokumentu; ocena pracy podczas ćwiczenia</w:t>
             </w:r>
           </w:p>
         </w:tc>
@@ -7562,7 +6260,7 @@
                 <w:i w:val="0"/>
                 <w:sz w:val="22"/>
               </w:rPr>
-              <w:t>rozwiązywanie zadań; Kryteria oceny; Laboratorium/; - ćwiczenia zawiązane z tematyką wykładu, opracowania obliczeniowe i koncepcyjne, ocena sporządzonego sprawozdania; -  kolokwium pisemne</w:t>
+              <w:t>kolokwium; prezentacja projektu i dokumentacji; ocena sporządzonego dokumentu; ocena pracy podczas ćwiczenia</w:t>
             </w:r>
           </w:p>
         </w:tc>
@@ -7620,7 +6318,7 @@
                 <w:i w:val="0"/>
                 <w:sz w:val="22"/>
               </w:rPr>
-              <w:t>rozwiązywanie zadań; Kryteria oceny; Laboratorium/; - ćwiczenia zawiązane z tematyką wykładu, opracowania obliczeniowe i koncepcyjne, ocena sporządzonego sprawozdania; -  kolokwium pisemne</w:t>
+              <w:t>kolokwium; prezentacja projektu i dokumentacji; ocena sporządzonego dokumentu; ocena pracy podczas ćwiczenia</w:t>
             </w:r>
           </w:p>
         </w:tc>
@@ -7678,7 +6376,7 @@
                 <w:i w:val="0"/>
                 <w:sz w:val="22"/>
               </w:rPr>
-              <w:t>rozwiązywanie zadań; Kryteria oceny; Laboratorium/; - ćwiczenia zawiązane z tematyką wykładu, opracowania obliczeniowe i koncepcyjne, ocena sporządzonego sprawozdania; -  kolokwium pisemne</w:t>
+              <w:t>kolokwium; prezentacja projektu i dokumentacji; ocena sporządzonego dokumentu; ocena pracy podczas ćwiczenia</w:t>
             </w:r>
           </w:p>
         </w:tc>
@@ -7736,7 +6434,7 @@
                 <w:i w:val="0"/>
                 <w:sz w:val="22"/>
               </w:rPr>
-              <w:t>rozwiązywanie zadań; Kryteria oceny; Laboratorium/; - ćwiczenia zawiązane z tematyką wykładu, opracowania obliczeniowe i koncepcyjne, ocena sporządzonego sprawozdania; -  kolokwium pisemne</w:t>
+              <w:t>kolokwium; prezentacja projektu i dokumentacji; ocena sporządzonego dokumentu; ocena pracy podczas ćwiczenia</w:t>
             </w:r>
           </w:p>
         </w:tc>
@@ -7794,7 +6492,7 @@
                 <w:i w:val="0"/>
                 <w:sz w:val="22"/>
               </w:rPr>
-              <w:t>rozwiązywanie zadań; Kryteria oceny; Laboratorium/; - ćwiczenia zawiązane z tematyką wykładu, opracowania obliczeniowe i koncepcyjne, ocena sporządzonego sprawozdania; -  kolokwium pisemne</w:t>
+              <w:t>kolokwium; prezentacja projektu i dokumentacji; ocena sporządzonego dokumentu; ocena pracy podczas ćwiczenia</w:t>
             </w:r>
           </w:p>
         </w:tc>
@@ -7852,7 +6550,7 @@
                 <w:i w:val="0"/>
                 <w:sz w:val="22"/>
               </w:rPr>
-              <w:t>rozwiązywanie zadań; Kryteria oceny; Laboratorium/; - ćwiczenia zawiązane z tematyką wykładu, opracowania obliczeniowe i koncepcyjne, ocena sporządzonego sprawozdania; -  kolokwium pisemne</w:t>
+              <w:t>kolokwium; prezentacja projektu i dokumentacji; ocena sporządzonego dokumentu; ocena pracy podczas ćwiczenia</w:t>
             </w:r>
           </w:p>
         </w:tc>
@@ -7910,7 +6608,7 @@
                 <w:i w:val="0"/>
                 <w:sz w:val="22"/>
               </w:rPr>
-              <w:t>rozwiązywanie zadań; Kryteria oceny; Laboratorium/; - ćwiczenia zawiązane z tematyką wykładu, opracowania obliczeniowe i koncepcyjne, ocena sporządzonego sprawozdania; -  kolokwium pisemne</w:t>
+              <w:t>kolokwium; prezentacja projektu i dokumentacji; ocena sporządzonego dokumentu; ocena pracy podczas ćwiczenia</w:t>
             </w:r>
           </w:p>
         </w:tc>
@@ -7968,7 +6666,7 @@
                 <w:i w:val="0"/>
                 <w:sz w:val="22"/>
               </w:rPr>
-              <w:t>rozwiązywanie zadań; Kryteria oceny; Laboratorium/; - ćwiczenia zawiązane z tematyką wykładu, opracowania obliczeniowe i koncepcyjne, ocena sporządzonego sprawozdania; -  kolokwium pisemne</w:t>
+              <w:t>kolokwium; prezentacja projektu i dokumentacji; ocena sporządzonego dokumentu; ocena pracy podczas ćwiczenia</w:t>
             </w:r>
           </w:p>
         </w:tc>
@@ -8026,7 +6724,7 @@
                 <w:i w:val="0"/>
                 <w:sz w:val="22"/>
               </w:rPr>
-              <w:t>rozwiązywanie zadań; Kryteria oceny; Laboratorium/; - ćwiczenia zawiązane z tematyką wykładu, opracowania obliczeniowe i koncepcyjne, ocena sporządzonego sprawozdania; -  kolokwium pisemne</w:t>
+              <w:t>kolokwium; prezentacja projektu i dokumentacji; ocena sporządzonego dokumentu; ocena pracy podczas ćwiczenia</w:t>
             </w:r>
           </w:p>
         </w:tc>
@@ -8084,7 +6782,7 @@
                 <w:i w:val="0"/>
                 <w:sz w:val="22"/>
               </w:rPr>
-              <w:t>rozwiązywanie zadań; Kryteria oceny; Laboratorium/; - ćwiczenia zawiązane z tematyką wykładu, opracowania obliczeniowe i koncepcyjne, ocena sporządzonego sprawozdania; -  kolokwium pisemne</w:t>
+              <w:t>kolokwium; prezentacja projektu i dokumentacji; ocena sporządzonego dokumentu; ocena pracy podczas ćwiczenia</w:t>
             </w:r>
           </w:p>
         </w:tc>
@@ -8142,7 +6840,7 @@
                 <w:i w:val="0"/>
                 <w:sz w:val="22"/>
               </w:rPr>
-              <w:t>rozwiązywanie zadań; Kryteria oceny; Laboratorium/; - ćwiczenia zawiązane z tematyką wykładu, opracowania obliczeniowe i koncepcyjne, ocena sporządzonego sprawozdania; -  kolokwium pisemne</w:t>
+              <w:t>kolokwium; prezentacja projektu i dokumentacji; ocena sporządzonego dokumentu; ocena pracy podczas ćwiczenia</w:t>
             </w:r>
           </w:p>
         </w:tc>
@@ -8200,7 +6898,7 @@
                 <w:i w:val="0"/>
                 <w:sz w:val="22"/>
               </w:rPr>
-              <w:t>rozwiązywanie zadań; Kryteria oceny; Laboratorium/; - ćwiczenia zawiązane z tematyką wykładu, opracowania obliczeniowe i koncepcyjne, ocena sporządzonego sprawozdania; -  kolokwium pisemne</w:t>
+              <w:t>kolokwium; prezentacja projektu i dokumentacji; ocena sporządzonego dokumentu; ocena pracy podczas ćwiczenia</w:t>
             </w:r>
           </w:p>
         </w:tc>
@@ -8258,7 +6956,7 @@
                 <w:i w:val="0"/>
                 <w:sz w:val="22"/>
               </w:rPr>
-              <w:t>rozwiązywanie zadań; Kryteria oceny; Laboratorium/; - ćwiczenia zawiązane z tematyką wykładu, opracowania obliczeniowe i koncepcyjne, ocena sporządzonego sprawozdania; -  kolokwium pisemne</w:t>
+              <w:t>kolokwium; prezentacja projektu i dokumentacji; ocena sporządzonego dokumentu; ocena pracy podczas ćwiczenia</w:t>
             </w:r>
           </w:p>
         </w:tc>
@@ -8316,7 +7014,7 @@
                 <w:i w:val="0"/>
                 <w:sz w:val="22"/>
               </w:rPr>
-              <w:t>rozwiązywanie zadań; Kryteria oceny; Laboratorium/; - ćwiczenia zawiązane z tematyką wykładu, opracowania obliczeniowe i koncepcyjne, ocena sporządzonego sprawozdania; -  kolokwium pisemne</w:t>
+              <w:t>kolokwium; prezentacja projektu i dokumentacji; ocena sporządzonego dokumentu; ocena pracy podczas ćwiczenia</w:t>
             </w:r>
           </w:p>
         </w:tc>
@@ -8374,7 +7072,7 @@
                 <w:i w:val="0"/>
                 <w:sz w:val="22"/>
               </w:rPr>
-              <w:t>rozwiązywanie zadań; Kryteria oceny; Laboratorium/; - ćwiczenia zawiązane z tematyką wykładu, opracowania obliczeniowe i koncepcyjne, ocena sporządzonego sprawozdania; -  kolokwium pisemne</w:t>
+              <w:t>kolokwium; prezentacja projektu i dokumentacji; ocena sporządzonego dokumentu; ocena pracy podczas ćwiczenia</w:t>
             </w:r>
           </w:p>
         </w:tc>
@@ -8432,7 +7130,7 @@
                 <w:i w:val="0"/>
                 <w:sz w:val="22"/>
               </w:rPr>
-              <w:t>rozwiązywanie zadań; Kryteria oceny; Laboratorium/; - ćwiczenia zawiązane z tematyką wykładu, opracowania obliczeniowe i koncepcyjne, ocena sporządzonego sprawozdania; -  kolokwium pisemne</w:t>
+              <w:t>kolokwium; prezentacja projektu i dokumentacji; ocena sporządzonego dokumentu; ocena pracy podczas ćwiczenia</w:t>
             </w:r>
           </w:p>
         </w:tc>
@@ -8490,7 +7188,7 @@
                 <w:i w:val="0"/>
                 <w:sz w:val="22"/>
               </w:rPr>
-              <w:t>rozwiązywanie zadań; Kryteria oceny; Laboratorium/; - ćwiczenia zawiązane z tematyką wykładu, opracowania obliczeniowe i koncepcyjne, ocena sporządzonego sprawozdania; -  kolokwium pisemne</w:t>
+              <w:t>kolokwium; prezentacja projektu i dokumentacji; ocena sporządzonego dokumentu; ocena pracy podczas ćwiczenia</w:t>
             </w:r>
           </w:p>
         </w:tc>
@@ -8548,7 +7246,7 @@
                 <w:i w:val="0"/>
                 <w:sz w:val="22"/>
               </w:rPr>
-              <w:t>rozwiązywanie zadań; Kryteria oceny; Laboratorium/; - ćwiczenia zawiązane z tematyką wykładu, opracowania obliczeniowe i koncepcyjne, ocena sporządzonego sprawozdania; -  kolokwium pisemne</w:t>
+              <w:t>kolokwium; prezentacja projektu i dokumentacji; ocena sporządzonego dokumentu; ocena pracy podczas ćwiczenia</w:t>
             </w:r>
           </w:p>
         </w:tc>
@@ -8606,7 +7304,7 @@
                 <w:i w:val="0"/>
                 <w:sz w:val="22"/>
               </w:rPr>
-              <w:t>rozwiązywanie zadań; Kryteria oceny; Laboratorium/; - ćwiczenia zawiązane z tematyką wykładu, opracowania obliczeniowe i koncepcyjne, ocena sporządzonego sprawozdania; -  kolokwium pisemne</w:t>
+              <w:t>kolokwium; prezentacja projektu i dokumentacji; ocena sporządzonego dokumentu; ocena pracy podczas ćwiczenia</w:t>
             </w:r>
           </w:p>
         </w:tc>
@@ -8664,7 +7362,7 @@
                 <w:i w:val="0"/>
                 <w:sz w:val="22"/>
               </w:rPr>
-              <w:t>rozwiązywanie zadań; Kryteria oceny; Laboratorium/; - ćwiczenia zawiązane z tematyką wykładu, opracowania obliczeniowe i koncepcyjne, ocena sporządzonego sprawozdania; -  kolokwium pisemne</w:t>
+              <w:t>kolokwium; prezentacja projektu i dokumentacji; ocena sporządzonego dokumentu; ocena pracy podczas ćwiczenia</w:t>
             </w:r>
           </w:p>
         </w:tc>
@@ -8722,7 +7420,7 @@
                 <w:i w:val="0"/>
                 <w:sz w:val="22"/>
               </w:rPr>
-              <w:t>rozwiązywanie zadań; Kryteria oceny; Laboratorium/; - ćwiczenia zawiązane z tematyką wykładu, opracowania obliczeniowe i koncepcyjne, ocena sporządzonego sprawozdania; -  kolokwium pisemne</w:t>
+              <w:t>kolokwium; prezentacja projektu i dokumentacji; ocena sporządzonego dokumentu; ocena pracy podczas ćwiczenia</w:t>
             </w:r>
           </w:p>
         </w:tc>
@@ -8780,7 +7478,7 @@
                 <w:i w:val="0"/>
                 <w:sz w:val="22"/>
               </w:rPr>
-              <w:t>rozwiązywanie zadań; Kryteria oceny; Laboratorium/; - ćwiczenia zawiązane z tematyką wykładu, opracowania obliczeniowe i koncepcyjne, ocena sporządzonego sprawozdania; -  kolokwium pisemne</w:t>
+              <w:t>kolokwium; prezentacja projektu i dokumentacji; ocena sporządzonego dokumentu; ocena pracy podczas ćwiczenia</w:t>
             </w:r>
           </w:p>
         </w:tc>
@@ -8838,7 +7536,7 @@
                 <w:i w:val="0"/>
                 <w:sz w:val="22"/>
               </w:rPr>
-              <w:t>rozwiązywanie zadań; Kryteria oceny; Laboratorium/; - ćwiczenia zawiązane z tematyką wykładu, opracowania obliczeniowe i koncepcyjne, ocena sporządzonego sprawozdania; -  kolokwium pisemne</w:t>
+              <w:t>kolokwium; prezentacja projektu i dokumentacji; ocena sporządzonego dokumentu; ocena pracy podczas ćwiczenia</w:t>
             </w:r>
           </w:p>
         </w:tc>
@@ -8896,7 +7594,7 @@
                 <w:i w:val="0"/>
                 <w:sz w:val="22"/>
               </w:rPr>
-              <w:t>rozwiązywanie zadań; Kryteria oceny; Laboratorium/; - ćwiczenia zawiązane z tematyką wykładu, opracowania obliczeniowe i koncepcyjne, ocena sporządzonego sprawozdania; -  kolokwium pisemne</w:t>
+              <w:t>kolokwium; prezentacja projektu i dokumentacji; ocena sporządzonego dokumentu; ocena pracy podczas ćwiczenia</w:t>
             </w:r>
           </w:p>
         </w:tc>
@@ -8954,7 +7652,7 @@
                 <w:i w:val="0"/>
                 <w:sz w:val="22"/>
               </w:rPr>
-              <w:t>rozwiązywanie zadań; Kryteria oceny; Laboratorium/; - ćwiczenia zawiązane z tematyką wykładu, opracowania obliczeniowe i koncepcyjne, ocena sporządzonego sprawozdania; -  kolokwium pisemne</w:t>
+              <w:t>kolokwium; prezentacja projektu i dokumentacji; ocena sporządzonego dokumentu; ocena pracy podczas ćwiczenia</w:t>
             </w:r>
           </w:p>
         </w:tc>
@@ -9012,7 +7710,7 @@
                 <w:i w:val="0"/>
                 <w:sz w:val="22"/>
               </w:rPr>
-              <w:t>rozwiązywanie zadań; Kryteria oceny; Laboratorium/; - ćwiczenia zawiązane z tematyką wykładu, opracowania obliczeniowe i koncepcyjne, ocena sporządzonego sprawozdania; -  kolokwium pisemne</w:t>
+              <w:t>kolokwium; prezentacja projektu i dokumentacji; ocena sporządzonego dokumentu; ocena pracy podczas ćwiczenia</w:t>
             </w:r>
           </w:p>
         </w:tc>
@@ -9070,7 +7768,7 @@
                 <w:i w:val="0"/>
                 <w:sz w:val="22"/>
               </w:rPr>
-              <w:t>rozwiązywanie zadań; Kryteria oceny; Laboratorium/; - ćwiczenia zawiązane z tematyką wykładu, opracowania obliczeniowe i koncepcyjne, ocena sporządzonego sprawozdania; -  kolokwium pisemne</w:t>
+              <w:t>kolokwium; prezentacja projektu i dokumentacji; ocena sporządzonego dokumentu; ocena pracy podczas ćwiczenia</w:t>
             </w:r>
           </w:p>
         </w:tc>
@@ -9128,7 +7826,7 @@
                 <w:i w:val="0"/>
                 <w:sz w:val="22"/>
               </w:rPr>
-              <w:t>rozwiązywanie zadań; Kryteria oceny; Laboratorium/; - ćwiczenia zawiązane z tematyką wykładu, opracowania obliczeniowe i koncepcyjne, ocena sporządzonego sprawozdania; -  kolokwium pisemne</w:t>
+              <w:t>kolokwium; prezentacja projektu i dokumentacji; ocena sporządzonego dokumentu; ocena pracy podczas ćwiczenia</w:t>
             </w:r>
           </w:p>
         </w:tc>
@@ -9186,7 +7884,7 @@
                 <w:i w:val="0"/>
                 <w:sz w:val="22"/>
               </w:rPr>
-              <w:t>rozwiązywanie zadań; Kryteria oceny; Laboratorium/; - ćwiczenia zawiązane z tematyką wykładu, opracowania obliczeniowe i koncepcyjne, ocena sporządzonego sprawozdania; -  kolokwium pisemne</w:t>
+              <w:t>kolokwium; prezentacja projektu i dokumentacji; ocena sporządzonego dokumentu; ocena pracy podczas ćwiczenia</w:t>
             </w:r>
           </w:p>
         </w:tc>
@@ -9244,7 +7942,7 @@
                 <w:i w:val="0"/>
                 <w:sz w:val="22"/>
               </w:rPr>
-              <w:t>rozwiązywanie zadań; Kryteria oceny; Laboratorium/; - ćwiczenia zawiązane z tematyką wykładu, opracowania obliczeniowe i koncepcyjne, ocena sporządzonego sprawozdania; -  kolokwium pisemne</w:t>
+              <w:t>kolokwium; prezentacja projektu i dokumentacji; ocena sporządzonego dokumentu; ocena pracy podczas ćwiczenia</w:t>
             </w:r>
           </w:p>
         </w:tc>
@@ -9302,7 +8000,7 @@
                 <w:i w:val="0"/>
                 <w:sz w:val="22"/>
               </w:rPr>
-              <w:t>rozwiązywanie zadań; Kryteria oceny; Laboratorium/; - ćwiczenia zawiązane z tematyką wykładu, opracowania obliczeniowe i koncepcyjne, ocena sporządzonego sprawozdania; -  kolokwium pisemne</w:t>
+              <w:t>kolokwium; prezentacja projektu i dokumentacji; ocena sporządzonego dokumentu; ocena pracy podczas ćwiczenia</w:t>
             </w:r>
           </w:p>
         </w:tc>
@@ -9360,7 +8058,7 @@
                 <w:i w:val="0"/>
                 <w:sz w:val="22"/>
               </w:rPr>
-              <w:t>rozwiązywanie zadań; Kryteria oceny; Laboratorium/; - ćwiczenia zawiązane z tematyką wykładu, opracowania obliczeniowe i koncepcyjne, ocena sporządzonego sprawozdania; -  kolokwium pisemne</w:t>
+              <w:t>kolokwium; prezentacja projektu i dokumentacji; ocena sporządzonego dokumentu; ocena pracy podczas ćwiczenia</w:t>
             </w:r>
           </w:p>
         </w:tc>
@@ -9418,7 +8116,7 @@
                 <w:i w:val="0"/>
                 <w:sz w:val="22"/>
               </w:rPr>
-              <w:t>rozwiązywanie zadań; Kryteria oceny; Laboratorium/; - ćwiczenia zawiązane z tematyką wykładu, opracowania obliczeniowe i koncepcyjne, ocena sporządzonego sprawozdania; -  kolokwium pisemne</w:t>
+              <w:t>kolokwium; prezentacja projektu i dokumentacji; ocena sporządzonego dokumentu; ocena pracy podczas ćwiczenia</w:t>
             </w:r>
           </w:p>
         </w:tc>
@@ -9476,7 +8174,7 @@
                 <w:i w:val="0"/>
                 <w:sz w:val="22"/>
               </w:rPr>
-              <w:t>rozwiązywanie zadań; Kryteria oceny; Laboratorium/; - ćwiczenia zawiązane z tematyką wykładu, opracowania obliczeniowe i koncepcyjne, ocena sporządzonego sprawozdania; -  kolokwium pisemne</w:t>
+              <w:t>kolokwium; prezentacja projektu i dokumentacji; ocena sporządzonego dokumentu; ocena pracy podczas ćwiczenia</w:t>
             </w:r>
           </w:p>
         </w:tc>
@@ -9534,7 +8232,7 @@
                 <w:i w:val="0"/>
                 <w:sz w:val="22"/>
               </w:rPr>
-              <w:t>rozwiązywanie zadań; Kryteria oceny; Laboratorium/; - ćwiczenia zawiązane z tematyką wykładu, opracowania obliczeniowe i koncepcyjne, ocena sporządzonego sprawozdania; -  kolokwium pisemne</w:t>
+              <w:t>kolokwium; prezentacja projektu i dokumentacji; ocena sporządzonego dokumentu; ocena pracy podczas ćwiczenia</w:t>
             </w:r>
           </w:p>
         </w:tc>
@@ -9592,7 +8290,7 @@
                 <w:i w:val="0"/>
                 <w:sz w:val="22"/>
               </w:rPr>
-              <w:t>rozwiązywanie zadań; Kryteria oceny; Laboratorium/; - ćwiczenia zawiązane z tematyką wykładu, opracowania obliczeniowe i koncepcyjne, ocena sporządzonego sprawozdania; -  kolokwium pisemne</w:t>
+              <w:t>kolokwium; prezentacja projektu i dokumentacji; ocena sporządzonego dokumentu; ocena pracy podczas ćwiczenia</w:t>
             </w:r>
           </w:p>
         </w:tc>
@@ -9650,7 +8348,7 @@
                 <w:i w:val="0"/>
                 <w:sz w:val="22"/>
               </w:rPr>
-              <w:t>rozwiązywanie zadań; Kryteria oceny; Laboratorium/; - ćwiczenia zawiązane z tematyką wykładu, opracowania obliczeniowe i koncepcyjne, ocena sporządzonego sprawozdania; -  kolokwium pisemne</w:t>
+              <w:t>kolokwium; prezentacja projektu i dokumentacji; ocena sporządzonego dokumentu; ocena pracy podczas ćwiczenia</w:t>
             </w:r>
           </w:p>
         </w:tc>
@@ -9708,7 +8406,7 @@
                 <w:i w:val="0"/>
                 <w:sz w:val="22"/>
               </w:rPr>
-              <w:t>rozwiązywanie zadań; Kryteria oceny; Laboratorium/; - ćwiczenia zawiązane z tematyką wykładu, opracowania obliczeniowe i koncepcyjne, ocena sporządzonego sprawozdania; -  kolokwium pisemne</w:t>
+              <w:t>kolokwium; prezentacja projektu i dokumentacji; ocena sporządzonego dokumentu; ocena pracy podczas ćwiczenia</w:t>
             </w:r>
           </w:p>
         </w:tc>
@@ -9766,7 +8464,7 @@
                 <w:i w:val="0"/>
                 <w:sz w:val="22"/>
               </w:rPr>
-              <w:t>rozwiązywanie zadań; Kryteria oceny; Laboratorium/; - ćwiczenia zawiązane z tematyką wykładu, opracowania obliczeniowe i koncepcyjne, ocena sporządzonego sprawozdania; -  kolokwium pisemne</w:t>
+              <w:t>kolokwium; prezentacja projektu i dokumentacji; ocena sporządzonego dokumentu; ocena pracy podczas ćwiczenia</w:t>
             </w:r>
           </w:p>
         </w:tc>
@@ -9824,7 +8522,7 @@
                 <w:i w:val="0"/>
                 <w:sz w:val="22"/>
               </w:rPr>
-              <w:t>rozwiązywanie zadań; Kryteria oceny; Laboratorium/; - ćwiczenia zawiązane z tematyką wykładu, opracowania obliczeniowe i koncepcyjne, ocena sporządzonego sprawozdania; -  kolokwium pisemne</w:t>
+              <w:t>kolokwium; prezentacja projektu i dokumentacji; ocena sporządzonego dokumentu; ocena pracy podczas ćwiczenia</w:t>
             </w:r>
           </w:p>
         </w:tc>
@@ -9882,7 +8580,7 @@
                 <w:i w:val="0"/>
                 <w:sz w:val="22"/>
               </w:rPr>
-              <w:t>rozwiązywanie zadań; Kryteria oceny; Laboratorium/; - ćwiczenia zawiązane z tematyką wykładu, opracowania obliczeniowe i koncepcyjne, ocena sporządzonego sprawozdania; -  kolokwium pisemne</w:t>
+              <w:t>kolokwium; prezentacja projektu i dokumentacji; ocena sporządzonego dokumentu; ocena pracy podczas ćwiczenia</w:t>
             </w:r>
           </w:p>
         </w:tc>
@@ -9940,7 +8638,7 @@
                 <w:i w:val="0"/>
                 <w:sz w:val="22"/>
               </w:rPr>
-              <w:t>rozwiązywanie zadań; Kryteria oceny; Laboratorium/; - ćwiczenia zawiązane z tematyką wykładu, opracowania obliczeniowe i koncepcyjne, ocena sporządzonego sprawozdania; -  kolokwium pisemne</w:t>
+              <w:t>kolokwium; prezentacja projektu i dokumentacji; ocena sporządzonego dokumentu; ocena pracy podczas ćwiczenia</w:t>
             </w:r>
           </w:p>
         </w:tc>
@@ -9998,7 +8696,7 @@
                 <w:i w:val="0"/>
                 <w:sz w:val="22"/>
               </w:rPr>
-              <w:t>rozwiązywanie zadań; Kryteria oceny; Laboratorium/; - ćwiczenia zawiązane z tematyką wykładu, opracowania obliczeniowe i koncepcyjne, ocena sporządzonego sprawozdania; -  kolokwium pisemne</w:t>
+              <w:t>kolokwium; prezentacja projektu i dokumentacji; ocena sporządzonego dokumentu; ocena pracy podczas ćwiczenia</w:t>
             </w:r>
           </w:p>
         </w:tc>
@@ -10056,7 +8754,7 @@
                 <w:i w:val="0"/>
                 <w:sz w:val="22"/>
               </w:rPr>
-              <w:t>rozwiązywanie zadań; Kryteria oceny; Laboratorium/; - ćwiczenia zawiązane z tematyką wykładu, opracowania obliczeniowe i koncepcyjne, ocena sporządzonego sprawozdania; -  kolokwium pisemne</w:t>
+              <w:t>kolokwium; prezentacja projektu i dokumentacji; ocena sporządzonego dokumentu; ocena pracy podczas ćwiczenia</w:t>
             </w:r>
           </w:p>
         </w:tc>
@@ -10114,7 +8812,7 @@
                 <w:i w:val="0"/>
                 <w:sz w:val="22"/>
               </w:rPr>
-              <w:t>rozwiązywanie zadań; Kryteria oceny; Laboratorium/; - ćwiczenia zawiązane z tematyką wykładu, opracowania obliczeniowe i koncepcyjne, ocena sporządzonego sprawozdania; -  kolokwium pisemne</w:t>
+              <w:t>kolokwium; prezentacja projektu i dokumentacji; ocena sporządzonego dokumentu; ocena pracy podczas ćwiczenia</w:t>
             </w:r>
           </w:p>
         </w:tc>
@@ -10172,7 +8870,7 @@
                 <w:i w:val="0"/>
                 <w:sz w:val="22"/>
               </w:rPr>
-              <w:t>rozwiązywanie zadań; Kryteria oceny; Laboratorium/; - ćwiczenia zawiązane z tematyką wykładu, opracowania obliczeniowe i koncepcyjne, ocena sporządzonego sprawozdania; -  kolokwium pisemne</w:t>
+              <w:t>kolokwium; prezentacja projektu i dokumentacji; ocena sporządzonego dokumentu; ocena pracy podczas ćwiczenia</w:t>
             </w:r>
           </w:p>
         </w:tc>
@@ -10230,7 +8928,7 @@
                 <w:i w:val="0"/>
                 <w:sz w:val="22"/>
               </w:rPr>
-              <w:t>rozwiązywanie zadań; Kryteria oceny; Laboratorium/; - ćwiczenia zawiązane z tematyką wykładu, opracowania obliczeniowe i koncepcyjne, ocena sporządzonego sprawozdania; -  kolokwium pisemne</w:t>
+              <w:t>kolokwium; prezentacja projektu i dokumentacji; ocena sporządzonego dokumentu; ocena pracy podczas ćwiczenia</w:t>
             </w:r>
           </w:p>
         </w:tc>
@@ -10288,7 +8986,7 @@
                 <w:i w:val="0"/>
                 <w:sz w:val="22"/>
               </w:rPr>
-              <w:t>rozwiązywanie zadań; Kryteria oceny; Laboratorium/; - ćwiczenia zawiązane z tematyką wykładu, opracowania obliczeniowe i koncepcyjne, ocena sporządzonego sprawozdania; -  kolokwium pisemne</w:t>
+              <w:t>kolokwium; prezentacja projektu i dokumentacji; ocena sporządzonego dokumentu; ocena pracy podczas ćwiczenia</w:t>
             </w:r>
           </w:p>
         </w:tc>
@@ -10346,7 +9044,7 @@
                 <w:i w:val="0"/>
                 <w:sz w:val="22"/>
               </w:rPr>
-              <w:t>rozwiązywanie zadań; Kryteria oceny; Laboratorium/; - ćwiczenia zawiązane z tematyką wykładu, opracowania obliczeniowe i koncepcyjne, ocena sporządzonego sprawozdania; -  kolokwium pisemne</w:t>
+              <w:t>kolokwium; prezentacja projektu i dokumentacji; ocena sporządzonego dokumentu; ocena pracy podczas ćwiczenia</w:t>
             </w:r>
           </w:p>
         </w:tc>
@@ -10404,7 +9102,7 @@
                 <w:i w:val="0"/>
                 <w:sz w:val="22"/>
               </w:rPr>
-              <w:t>rozwiązywanie zadań; Kryteria oceny; Laboratorium/; - ćwiczenia zawiązane z tematyką wykładu, opracowania obliczeniowe i koncepcyjne, ocena sporządzonego sprawozdania; -  kolokwium pisemne</w:t>
+              <w:t>kolokwium; prezentacja projektu i dokumentacji; ocena sporządzonego dokumentu; ocena pracy podczas ćwiczenia</w:t>
             </w:r>
           </w:p>
         </w:tc>
@@ -10462,7 +9160,7 @@
                 <w:i w:val="0"/>
                 <w:sz w:val="22"/>
               </w:rPr>
-              <w:t>rozwiązywanie zadań; Kryteria oceny; Laboratorium/; - ćwiczenia zawiązane z tematyką wykładu, opracowania obliczeniowe i koncepcyjne, ocena sporządzonego sprawozdania; -  kolokwium pisemne</w:t>
+              <w:t>kolokwium; prezentacja projektu i dokumentacji; ocena sporządzonego dokumentu; ocena pracy podczas ćwiczenia</w:t>
             </w:r>
           </w:p>
         </w:tc>
@@ -10520,7 +9218,7 @@
                 <w:i w:val="0"/>
                 <w:sz w:val="22"/>
               </w:rPr>
-              <w:t>rozwiązywanie zadań; Kryteria oceny; Laboratorium/; - ćwiczenia zawiązane z tematyką wykładu, opracowania obliczeniowe i koncepcyjne, ocena sporządzonego sprawozdania; -  kolokwium pisemne</w:t>
+              <w:t>kolokwium; prezentacja projektu i dokumentacji; ocena sporządzonego dokumentu; ocena pracy podczas ćwiczenia</w:t>
             </w:r>
           </w:p>
         </w:tc>
@@ -10578,7 +9276,7 @@
                 <w:i w:val="0"/>
                 <w:sz w:val="22"/>
               </w:rPr>
-              <w:t>rozwiązywanie zadań; Kryteria oceny; Laboratorium/; - ćwiczenia zawiązane z tematyką wykładu, opracowania obliczeniowe i koncepcyjne, ocena sporządzonego sprawozdania; -  kolokwium pisemne</w:t>
+              <w:t>kolokwium; prezentacja projektu i dokumentacji; ocena sporządzonego dokumentu; ocena pracy podczas ćwiczenia</w:t>
             </w:r>
           </w:p>
         </w:tc>
@@ -10636,7 +9334,7 @@
                 <w:i w:val="0"/>
                 <w:sz w:val="22"/>
               </w:rPr>
-              <w:t>rozwiązywanie zadań; Kryteria oceny; Laboratorium/; - ćwiczenia zawiązane z tematyką wykładu, opracowania obliczeniowe i koncepcyjne, ocena sporządzonego sprawozdania; -  kolokwium pisemne</w:t>
+              <w:t>kolokwium; prezentacja projektu i dokumentacji; ocena sporządzonego dokumentu; ocena pracy podczas ćwiczenia</w:t>
             </w:r>
           </w:p>
         </w:tc>
@@ -10694,7 +9392,7 @@
                 <w:i w:val="0"/>
                 <w:sz w:val="22"/>
               </w:rPr>
-              <w:t>rozwiązywanie zadań; Kryteria oceny; Laboratorium/; - ćwiczenia zawiązane z tematyką wykładu, opracowania obliczeniowe i koncepcyjne, ocena sporządzonego sprawozdania; -  kolokwium pisemne</w:t>
+              <w:t>kolokwium; prezentacja projektu i dokumentacji; ocena sporządzonego dokumentu; ocena pracy podczas ćwiczenia</w:t>
             </w:r>
           </w:p>
         </w:tc>
@@ -10752,7 +9450,7 @@
                 <w:i w:val="0"/>
                 <w:sz w:val="22"/>
               </w:rPr>
-              <w:t>rozwiązywanie zadań; Kryteria oceny; Laboratorium/; - ćwiczenia zawiązane z tematyką wykładu, opracowania obliczeniowe i koncepcyjne, ocena sporządzonego sprawozdania; -  kolokwium pisemne</w:t>
+              <w:t>kolokwium; prezentacja projektu i dokumentacji; ocena sporządzonego dokumentu; ocena pracy podczas ćwiczenia</w:t>
             </w:r>
           </w:p>
         </w:tc>
@@ -10810,7 +9508,7 @@
                 <w:i w:val="0"/>
                 <w:sz w:val="22"/>
               </w:rPr>
-              <w:t>rozwiązywanie zadań; Kryteria oceny; Laboratorium/; - ćwiczenia zawiązane z tematyką wykładu, opracowania obliczeniowe i koncepcyjne, ocena sporządzonego sprawozdania; -  kolokwium pisemne</w:t>
+              <w:t>kolokwium; prezentacja projektu i dokumentacji; ocena sporządzonego dokumentu; ocena pracy podczas ćwiczenia</w:t>
             </w:r>
           </w:p>
         </w:tc>
@@ -10868,7 +9566,7 @@
                 <w:i w:val="0"/>
                 <w:sz w:val="22"/>
               </w:rPr>
-              <w:t>rozwiązywanie zadań; Kryteria oceny; Laboratorium/; - ćwiczenia zawiązane z tematyką wykładu, opracowania obliczeniowe i koncepcyjne, ocena sporządzonego sprawozdania; -  kolokwium pisemne</w:t>
+              <w:t>kolokwium; prezentacja projektu i dokumentacji; ocena sporządzonego dokumentu; ocena pracy podczas ćwiczenia</w:t>
             </w:r>
           </w:p>
         </w:tc>
@@ -10926,7 +9624,7 @@
                 <w:i w:val="0"/>
                 <w:sz w:val="22"/>
               </w:rPr>
-              <w:t>rozwiązywanie zadań; Kryteria oceny; Laboratorium/; - ćwiczenia zawiązane z tematyką wykładu, opracowania obliczeniowe i koncepcyjne, ocena sporządzonego sprawozdania; -  kolokwium pisemne</w:t>
+              <w:t>kolokwium; prezentacja projektu i dokumentacji; ocena sporządzonego dokumentu; ocena pracy podczas ćwiczenia</w:t>
             </w:r>
           </w:p>
         </w:tc>
@@ -10984,7 +9682,7 @@
                 <w:i w:val="0"/>
                 <w:sz w:val="22"/>
               </w:rPr>
-              <w:t>rozwiązywanie zadań; Kryteria oceny; Laboratorium/; - ćwiczenia zawiązane z tematyką wykładu, opracowania obliczeniowe i koncepcyjne, ocena sporządzonego sprawozdania; -  kolokwium pisemne</w:t>
+              <w:t>kolokwium; prezentacja projektu i dokumentacji; ocena sporządzonego dokumentu; ocena pracy podczas ćwiczenia</w:t>
             </w:r>
           </w:p>
         </w:tc>
@@ -11042,7 +9740,7 @@
                 <w:i w:val="0"/>
                 <w:sz w:val="22"/>
               </w:rPr>
-              <w:t>rozwiązywanie zadań; Kryteria oceny; Laboratorium/; - ćwiczenia zawiązane z tematyką wykładu, opracowania obliczeniowe i koncepcyjne, ocena sporządzonego sprawozdania; -  kolokwium pisemne</w:t>
+              <w:t>kolokwium; prezentacja projektu i dokumentacji; ocena sporządzonego dokumentu; ocena pracy podczas ćwiczenia</w:t>
             </w:r>
           </w:p>
         </w:tc>
@@ -11100,7 +9798,7 @@
                 <w:i w:val="0"/>
                 <w:sz w:val="22"/>
               </w:rPr>
-              <w:t>rozwiązywanie zadań; Kryteria oceny; Laboratorium/; - ćwiczenia zawiązane z tematyką wykładu, opracowania obliczeniowe i koncepcyjne, ocena sporządzonego sprawozdania; -  kolokwium pisemne</w:t>
+              <w:t>kolokwium; prezentacja projektu i dokumentacji; ocena sporządzonego dokumentu; ocena pracy podczas ćwiczenia</w:t>
             </w:r>
           </w:p>
         </w:tc>
@@ -11158,7 +9856,7 @@
                 <w:i w:val="0"/>
                 <w:sz w:val="22"/>
               </w:rPr>
-              <w:t>rozwiązywanie zadań; Kryteria oceny; Laboratorium/; - ćwiczenia zawiązane z tematyką wykładu, opracowania obliczeniowe i koncepcyjne, ocena sporządzonego sprawozdania; -  kolokwium pisemne</w:t>
+              <w:t>kolokwium; prezentacja projektu i dokumentacji; ocena sporządzonego dokumentu; ocena pracy podczas ćwiczenia</w:t>
             </w:r>
           </w:p>
         </w:tc>
@@ -11216,7 +9914,7 @@
                 <w:i w:val="0"/>
                 <w:sz w:val="22"/>
               </w:rPr>
-              <w:t>rozwiązywanie zadań; Kryteria oceny; Laboratorium/; - ćwiczenia zawiązane z tematyką wykładu, opracowania obliczeniowe i koncepcyjne, ocena sporządzonego sprawozdania; -  kolokwium pisemne</w:t>
+              <w:t>kolokwium; prezentacja projektu i dokumentacji; ocena sporządzonego dokumentu; ocena pracy podczas ćwiczenia</w:t>
             </w:r>
           </w:p>
         </w:tc>
@@ -11274,7 +9972,7 @@
                 <w:i w:val="0"/>
                 <w:sz w:val="22"/>
               </w:rPr>
-              <w:t>rozwiązywanie zadań; Kryteria oceny; Laboratorium/; - ćwiczenia zawiązane z tematyką wykładu, opracowania obliczeniowe i koncepcyjne, ocena sporządzonego sprawozdania; -  kolokwium pisemne</w:t>
+              <w:t>kolokwium; prezentacja projektu i dokumentacji; ocena sporządzonego dokumentu; ocena pracy podczas ćwiczenia</w:t>
             </w:r>
           </w:p>
         </w:tc>
@@ -11332,7 +10030,7 @@
                 <w:i w:val="0"/>
                 <w:sz w:val="22"/>
               </w:rPr>
-              <w:t>rozwiązywanie zadań; Kryteria oceny; Laboratorium/; - ćwiczenia zawiązane z tematyką wykładu, opracowania obliczeniowe i koncepcyjne, ocena sporządzonego sprawozdania; -  kolokwium pisemne</w:t>
+              <w:t>kolokwium; prezentacja projektu i dokumentacji; ocena sporządzonego dokumentu; ocena pracy podczas ćwiczenia</w:t>
             </w:r>
           </w:p>
         </w:tc>
@@ -11390,7 +10088,7 @@
                 <w:i w:val="0"/>
                 <w:sz w:val="22"/>
               </w:rPr>
-              <w:t>rozwiązywanie zadań; Kryteria oceny; Laboratorium/; - ćwiczenia zawiązane z tematyką wykładu, opracowania obliczeniowe i koncepcyjne, ocena sporządzonego sprawozdania; -  kolokwium pisemne</w:t>
+              <w:t>kolokwium; prezentacja projektu i dokumentacji; ocena sporządzonego dokumentu; ocena pracy podczas ćwiczenia</w:t>
             </w:r>
           </w:p>
         </w:tc>
@@ -11448,7 +10146,7 @@
                 <w:i w:val="0"/>
                 <w:sz w:val="22"/>
               </w:rPr>
-              <w:t>rozwiązywanie zadań; Kryteria oceny; Laboratorium/; - ćwiczenia zawiązane z tematyką wykładu, opracowania obliczeniowe i koncepcyjne, ocena sporządzonego sprawozdania; -  kolokwium pisemne</w:t>
+              <w:t>kolokwium; prezentacja projektu i dokumentacji; ocena sporządzonego dokumentu; ocena pracy podczas ćwiczenia</w:t>
             </w:r>
           </w:p>
         </w:tc>
@@ -11506,7 +10204,7 @@
                 <w:i w:val="0"/>
                 <w:sz w:val="22"/>
               </w:rPr>
-              <w:t>rozwiązywanie zadań; Kryteria oceny; Laboratorium/; - ćwiczenia zawiązane z tematyką wykładu, opracowania obliczeniowe i koncepcyjne, ocena sporządzonego sprawozdania; -  kolokwium pisemne</w:t>
+              <w:t>kolokwium; prezentacja projektu i dokumentacji; ocena sporządzonego dokumentu; ocena pracy podczas ćwiczenia</w:t>
             </w:r>
           </w:p>
         </w:tc>
@@ -11564,7 +10262,7 @@
                 <w:i w:val="0"/>
                 <w:sz w:val="22"/>
               </w:rPr>
-              <w:t>rozwiązywanie zadań; Kryteria oceny; Laboratorium/; - ćwiczenia zawiązane z tematyką wykładu, opracowania obliczeniowe i koncepcyjne, ocena sporządzonego sprawozdania; -  kolokwium pisemne</w:t>
+              <w:t>kolokwium; prezentacja projektu i dokumentacji; ocena sporządzonego dokumentu; ocena pracy podczas ćwiczenia</w:t>
             </w:r>
           </w:p>
         </w:tc>
@@ -11622,7 +10320,7 @@
                 <w:i w:val="0"/>
                 <w:sz w:val="22"/>
               </w:rPr>
-              <w:t>rozwiązywanie zadań; Kryteria oceny; Laboratorium/; - ćwiczenia zawiązane z tematyką wykładu, opracowania obliczeniowe i koncepcyjne, ocena sporządzonego sprawozdania; -  kolokwium pisemne</w:t>
+              <w:t>kolokwium; prezentacja projektu i dokumentacji; ocena sporządzonego dokumentu; ocena pracy podczas ćwiczenia</w:t>
             </w:r>
           </w:p>
         </w:tc>
@@ -11680,7 +10378,7 @@
                 <w:i w:val="0"/>
                 <w:sz w:val="22"/>
               </w:rPr>
-              <w:t>rozwiązywanie zadań; Kryteria oceny; Laboratorium/; - ćwiczenia zawiązane z tematyką wykładu, opracowania obliczeniowe i koncepcyjne, ocena sporządzonego sprawozdania; -  kolokwium pisemne</w:t>
+              <w:t>kolokwium; prezentacja projektu i dokumentacji; ocena sporządzonego dokumentu; ocena pracy podczas ćwiczenia</w:t>
             </w:r>
           </w:p>
         </w:tc>
@@ -11738,7 +10436,7 @@
                 <w:i w:val="0"/>
                 <w:sz w:val="22"/>
               </w:rPr>
-              <w:t>rozwiązywanie zadań; Kryteria oceny; Laboratorium/; - ćwiczenia zawiązane z tematyką wykładu, opracowania obliczeniowe i koncepcyjne, ocena sporządzonego sprawozdania; -  kolokwium pisemne</w:t>
+              <w:t>kolokwium; prezentacja projektu i dokumentacji; ocena sporządzonego dokumentu; ocena pracy podczas ćwiczenia</w:t>
             </w:r>
           </w:p>
         </w:tc>
@@ -11796,7 +10494,7 @@
                 <w:i w:val="0"/>
                 <w:sz w:val="22"/>
               </w:rPr>
-              <w:t>rozwiązywanie zadań; Kryteria oceny; Laboratorium/; - ćwiczenia zawiązane z tematyką wykładu, opracowania obliczeniowe i koncepcyjne, ocena sporządzonego sprawozdania; -  kolokwium pisemne</w:t>
+              <w:t>kolokwium; prezentacja projektu i dokumentacji; ocena sporządzonego dokumentu; ocena pracy podczas ćwiczenia</w:t>
             </w:r>
           </w:p>
         </w:tc>
@@ -11854,7 +10552,7 @@
                 <w:i w:val="0"/>
                 <w:sz w:val="22"/>
               </w:rPr>
-              <w:t>rozwiązywanie zadań; Kryteria oceny; Laboratorium/; - ćwiczenia zawiązane z tematyką wykładu, opracowania obliczeniowe i koncepcyjne, ocena sporządzonego sprawozdania; -  kolokwium pisemne</w:t>
+              <w:t>kolokwium; prezentacja projektu i dokumentacji; ocena sporządzonego dokumentu; ocena pracy podczas ćwiczenia</w:t>
             </w:r>
           </w:p>
         </w:tc>
@@ -11912,7 +10610,7 @@
                 <w:i w:val="0"/>
                 <w:sz w:val="22"/>
               </w:rPr>
-              <w:t>rozwiązywanie zadań; Kryteria oceny; Laboratorium/; - ćwiczenia zawiązane z tematyką wykładu, opracowania obliczeniowe i koncepcyjne, ocena sporządzonego sprawozdania; -  kolokwium pisemne</w:t>
+              <w:t>kolokwium; prezentacja projektu i dokumentacji; ocena sporządzonego dokumentu; ocena pracy podczas ćwiczenia</w:t>
             </w:r>
           </w:p>
         </w:tc>
@@ -11970,7 +10668,7 @@
                 <w:i w:val="0"/>
                 <w:sz w:val="22"/>
               </w:rPr>
-              <w:t>rozwiązywanie zadań; Kryteria oceny; Laboratorium/; - ćwiczenia zawiązane z tematyką wykładu, opracowania obliczeniowe i koncepcyjne, ocena sporządzonego sprawozdania; -  kolokwium pisemne</w:t>
+              <w:t>kolokwium; prezentacja projektu i dokumentacji; ocena sporządzonego dokumentu; ocena pracy podczas ćwiczenia</w:t>
             </w:r>
           </w:p>
         </w:tc>
@@ -12028,7 +10726,7 @@
                 <w:i w:val="0"/>
                 <w:sz w:val="22"/>
               </w:rPr>
-              <w:t>rozwiązywanie zadań; Kryteria oceny; Laboratorium/; - ćwiczenia zawiązane z tematyką wykładu, opracowania obliczeniowe i koncepcyjne, ocena sporządzonego sprawozdania; -  kolokwium pisemne</w:t>
+              <w:t>kolokwium; prezentacja projektu i dokumentacji; ocena sporządzonego dokumentu; ocena pracy podczas ćwiczenia</w:t>
             </w:r>
           </w:p>
         </w:tc>
@@ -12086,7 +10784,7 @@
                 <w:i w:val="0"/>
                 <w:sz w:val="22"/>
               </w:rPr>
-              <w:t>rozwiązywanie zadań; Kryteria oceny; Laboratorium/; - ćwiczenia zawiązane z tematyką wykładu, opracowania obliczeniowe i koncepcyjne, ocena sporządzonego sprawozdania; -  kolokwium pisemne</w:t>
+              <w:t>kolokwium; prezentacja projektu i dokumentacji; ocena sporządzonego dokumentu; ocena pracy podczas ćwiczenia</w:t>
             </w:r>
           </w:p>
         </w:tc>
@@ -12144,7 +10842,7 @@
                 <w:i w:val="0"/>
                 <w:sz w:val="22"/>
               </w:rPr>
-              <w:t>rozwiązywanie zadań; Kryteria oceny; Laboratorium/; - ćwiczenia zawiązane z tematyką wykładu, opracowania obliczeniowe i koncepcyjne, ocena sporządzonego sprawozdania; -  kolokwium pisemne</w:t>
+              <w:t>kolokwium; prezentacja projektu i dokumentacji; ocena sporządzonego dokumentu; ocena pracy podczas ćwiczenia</w:t>
             </w:r>
           </w:p>
         </w:tc>
@@ -12202,7 +10900,7 @@
                 <w:i w:val="0"/>
                 <w:sz w:val="22"/>
               </w:rPr>
-              <w:t>rozwiązywanie zadań; Kryteria oceny; Laboratorium/; - ćwiczenia zawiązane z tematyką wykładu, opracowania obliczeniowe i koncepcyjne, ocena sporządzonego sprawozdania; -  kolokwium pisemne</w:t>
+              <w:t>kolokwium; prezentacja projektu i dokumentacji; ocena sporządzonego dokumentu; ocena pracy podczas ćwiczenia</w:t>
             </w:r>
           </w:p>
         </w:tc>
@@ -12366,7 +11064,7 @@
                 <w:i w:val="0"/>
                 <w:sz w:val="22"/>
               </w:rPr>
-              <w:t>rozwiązywanie zadań; Kryteria oceny; Laboratorium/; - ćwiczenia zawiązane z tematyką wykładu, opracowania obliczeniowe i koncepcyjne, ocena sporządzonego sprawozdania; -  kolokwium pisemne</w:t>
+              <w:t>kolokwium; prezentacja projektu i dokumentacji; ocena sporządzonego dokumentu; ocena pracy podczas ćwiczenia</w:t>
             </w:r>
           </w:p>
         </w:tc>
@@ -12425,7 +11123,7 @@
                 <w:i w:val="0"/>
                 <w:sz w:val="22"/>
               </w:rPr>
-              <w:t>rozwiązywanie zadań; Kryteria oceny; Laboratorium/; - ćwiczenia zawiązane z tematyką wykładu, opracowania obliczeniowe i koncepcyjne, ocena sporządzonego sprawozdania; -  kolokwium pisemne</w:t>
+              <w:t>kolokwium; prezentacja projektu i dokumentacji; ocena sporządzonego dokumentu; ocena pracy podczas ćwiczenia</w:t>
             </w:r>
           </w:p>
         </w:tc>
@@ -12483,7 +11181,7 @@
                 <w:i w:val="0"/>
                 <w:sz w:val="22"/>
               </w:rPr>
-              <w:t>rozwiązywanie zadań; Kryteria oceny; Laboratorium/; - ćwiczenia zawiązane z tematyką wykładu, opracowania obliczeniowe i koncepcyjne, ocena sporządzonego sprawozdania; -  kolokwium pisemne</w:t>
+              <w:t>kolokwium; prezentacja projektu i dokumentacji; ocena sporządzonego dokumentu; ocena pracy podczas ćwiczenia</w:t>
             </w:r>
           </w:p>
         </w:tc>
@@ -12541,7 +11239,7 @@
                 <w:i w:val="0"/>
                 <w:sz w:val="22"/>
               </w:rPr>
-              <w:t>rozwiązywanie zadań; Kryteria oceny; Laboratorium/; - ćwiczenia zawiązane z tematyką wykładu, opracowania obliczeniowe i koncepcyjne, ocena sporządzonego sprawozdania; -  kolokwium pisemne</w:t>
+              <w:t>kolokwium; prezentacja projektu i dokumentacji; ocena sporządzonego dokumentu; ocena pracy podczas ćwiczenia</w:t>
             </w:r>
           </w:p>
         </w:tc>
@@ -12599,7 +11297,7 @@
                 <w:i w:val="0"/>
                 <w:sz w:val="22"/>
               </w:rPr>
-              <w:t>rozwiązywanie zadań; Kryteria oceny; Laboratorium/; - ćwiczenia zawiązane z tematyką wykładu, opracowania obliczeniowe i koncepcyjne, ocena sporządzonego sprawozdania; -  kolokwium pisemne</w:t>
+              <w:t>kolokwium; prezentacja projektu i dokumentacji; ocena sporządzonego dokumentu; ocena pracy podczas ćwiczenia</w:t>
             </w:r>
           </w:p>
         </w:tc>
@@ -12657,7 +11355,7 @@
                 <w:i w:val="0"/>
                 <w:sz w:val="22"/>
               </w:rPr>
-              <w:t>rozwiązywanie zadań; Kryteria oceny; Laboratorium/; - ćwiczenia zawiązane z tematyką wykładu, opracowania obliczeniowe i koncepcyjne, ocena sporządzonego sprawozdania; -  kolokwium pisemne</w:t>
+              <w:t>kolokwium; prezentacja projektu i dokumentacji; ocena sporządzonego dokumentu; ocena pracy podczas ćwiczenia</w:t>
             </w:r>
           </w:p>
         </w:tc>
@@ -12715,7 +11413,7 @@
                 <w:i w:val="0"/>
                 <w:sz w:val="22"/>
               </w:rPr>
-              <w:t>rozwiązywanie zadań; Kryteria oceny; Laboratorium/; - ćwiczenia zawiązane z tematyką wykładu, opracowania obliczeniowe i koncepcyjne, ocena sporządzonego sprawozdania; -  kolokwium pisemne</w:t>
+              <w:t>kolokwium; prezentacja projektu i dokumentacji; ocena sporządzonego dokumentu; ocena pracy podczas ćwiczenia</w:t>
             </w:r>
           </w:p>
         </w:tc>
@@ -12773,7 +11471,7 @@
                 <w:i w:val="0"/>
                 <w:sz w:val="22"/>
               </w:rPr>
-              <w:t>rozwiązywanie zadań; Kryteria oceny; Laboratorium/; - ćwiczenia zawiązane z tematyką wykładu, opracowania obliczeniowe i koncepcyjne, ocena sporządzonego sprawozdania; -  kolokwium pisemne</w:t>
+              <w:t>kolokwium; prezentacja projektu i dokumentacji; ocena sporządzonego dokumentu; ocena pracy podczas ćwiczenia</w:t>
             </w:r>
           </w:p>
         </w:tc>
@@ -12831,7 +11529,7 @@
                 <w:i w:val="0"/>
                 <w:sz w:val="22"/>
               </w:rPr>
-              <w:t>rozwiązywanie zadań; Kryteria oceny; Laboratorium/; - ćwiczenia zawiązane z tematyką wykładu, opracowania obliczeniowe i koncepcyjne, ocena sporządzonego sprawozdania; -  kolokwium pisemne</w:t>
+              <w:t>kolokwium; prezentacja projektu i dokumentacji; ocena sporządzonego dokumentu; ocena pracy podczas ćwiczenia</w:t>
             </w:r>
           </w:p>
         </w:tc>
@@ -12889,7 +11587,7 @@
                 <w:i w:val="0"/>
                 <w:sz w:val="22"/>
               </w:rPr>
-              <w:t>rozwiązywanie zadań; Kryteria oceny; Laboratorium/; - ćwiczenia zawiązane z tematyką wykładu, opracowania obliczeniowe i koncepcyjne, ocena sporządzonego sprawozdania; -  kolokwium pisemne</w:t>
+              <w:t>kolokwium; prezentacja projektu i dokumentacji; ocena sporządzonego dokumentu; ocena pracy podczas ćwiczenia</w:t>
             </w:r>
           </w:p>
         </w:tc>
@@ -12947,7 +11645,7 @@
                 <w:i w:val="0"/>
                 <w:sz w:val="22"/>
               </w:rPr>
-              <w:t>rozwiązywanie zadań; Kryteria oceny; Laboratorium/; - ćwiczenia zawiązane z tematyką wykładu, opracowania obliczeniowe i koncepcyjne, ocena sporządzonego sprawozdania; -  kolokwium pisemne</w:t>
+              <w:t>kolokwium; prezentacja projektu i dokumentacji; ocena sporządzonego dokumentu; ocena pracy podczas ćwiczenia</w:t>
             </w:r>
           </w:p>
         </w:tc>
@@ -13005,7 +11703,7 @@
                 <w:i w:val="0"/>
                 <w:sz w:val="22"/>
               </w:rPr>
-              <w:t>rozwiązywanie zadań; Kryteria oceny; Laboratorium/; - ćwiczenia zawiązane z tematyką wykładu, opracowania obliczeniowe i koncepcyjne, ocena sporządzonego sprawozdania; -  kolokwium pisemne</w:t>
+              <w:t>kolokwium; prezentacja projektu i dokumentacji; ocena sporządzonego dokumentu; ocena pracy podczas ćwiczenia</w:t>
             </w:r>
           </w:p>
         </w:tc>
@@ -13063,7 +11761,7 @@
                 <w:i w:val="0"/>
                 <w:sz w:val="22"/>
               </w:rPr>
-              <w:t>rozwiązywanie zadań; Kryteria oceny; Laboratorium/; - ćwiczenia zawiązane z tematyką wykładu, opracowania obliczeniowe i koncepcyjne, ocena sporządzonego sprawozdania; -  kolokwium pisemne</w:t>
+              <w:t>kolokwium; prezentacja projektu i dokumentacji; ocena sporządzonego dokumentu; ocena pracy podczas ćwiczenia</w:t>
             </w:r>
           </w:p>
         </w:tc>
@@ -13121,7 +11819,7 @@
                 <w:i w:val="0"/>
                 <w:sz w:val="22"/>
               </w:rPr>
-              <w:t>rozwiązywanie zadań; Kryteria oceny; Laboratorium/; - ćwiczenia zawiązane z tematyką wykładu, opracowania obliczeniowe i koncepcyjne, ocena sporządzonego sprawozdania; -  kolokwium pisemne</w:t>
+              <w:t>kolokwium; prezentacja projektu i dokumentacji; ocena sporządzonego dokumentu; ocena pracy podczas ćwiczenia</w:t>
             </w:r>
           </w:p>
         </w:tc>
@@ -13179,7 +11877,7 @@
                 <w:i w:val="0"/>
                 <w:sz w:val="22"/>
               </w:rPr>
-              <w:t>rozwiązywanie zadań; Kryteria oceny; Laboratorium/; - ćwiczenia zawiązane z tematyką wykładu, opracowania obliczeniowe i koncepcyjne, ocena sporządzonego sprawozdania; -  kolokwium pisemne</w:t>
+              <w:t>kolokwium; prezentacja projektu i dokumentacji; ocena sporządzonego dokumentu; ocena pracy podczas ćwiczenia</w:t>
             </w:r>
           </w:p>
         </w:tc>
@@ -13237,7 +11935,7 @@
                 <w:i w:val="0"/>
                 <w:sz w:val="22"/>
               </w:rPr>
-              <w:t>rozwiązywanie zadań; Kryteria oceny; Laboratorium/; - ćwiczenia zawiązane z tematyką wykładu, opracowania obliczeniowe i koncepcyjne, ocena sporządzonego sprawozdania; -  kolokwium pisemne</w:t>
+              <w:t>kolokwium; prezentacja projektu i dokumentacji; ocena sporządzonego dokumentu; ocena pracy podczas ćwiczenia</w:t>
             </w:r>
           </w:p>
         </w:tc>
@@ -13295,7 +11993,7 @@
                 <w:i w:val="0"/>
                 <w:sz w:val="22"/>
               </w:rPr>
-              <w:t>rozwiązywanie zadań; Kryteria oceny; Laboratorium/; - ćwiczenia zawiązane z tematyką wykładu, opracowania obliczeniowe i koncepcyjne, ocena sporządzonego sprawozdania; -  kolokwium pisemne</w:t>
+              <w:t>kolokwium; prezentacja projektu i dokumentacji; ocena sporządzonego dokumentu; ocena pracy podczas ćwiczenia</w:t>
             </w:r>
           </w:p>
         </w:tc>
@@ -13353,7 +12051,7 @@
                 <w:i w:val="0"/>
                 <w:sz w:val="22"/>
               </w:rPr>
-              <w:t>rozwiązywanie zadań; Kryteria oceny; Laboratorium/; - ćwiczenia zawiązane z tematyką wykładu, opracowania obliczeniowe i koncepcyjne, ocena sporządzonego sprawozdania; -  kolokwium pisemne</w:t>
+              <w:t>kolokwium; prezentacja projektu i dokumentacji; ocena sporządzonego dokumentu; ocena pracy podczas ćwiczenia</w:t>
             </w:r>
           </w:p>
         </w:tc>
@@ -13411,7 +12109,7 @@
                 <w:i w:val="0"/>
                 <w:sz w:val="22"/>
               </w:rPr>
-              <w:t>rozwiązywanie zadań; Kryteria oceny; Laboratorium/; - ćwiczenia zawiązane z tematyką wykładu, opracowania obliczeniowe i koncepcyjne, ocena sporządzonego sprawozdania; -  kolokwium pisemne</w:t>
+              <w:t>kolokwium; prezentacja projektu i dokumentacji; ocena sporządzonego dokumentu; ocena pracy podczas ćwiczenia</w:t>
             </w:r>
           </w:p>
         </w:tc>
@@ -13469,7 +12167,7 @@
                 <w:i w:val="0"/>
                 <w:sz w:val="22"/>
               </w:rPr>
-              <w:t>rozwiązywanie zadań; Kryteria oceny; Laboratorium/; - ćwiczenia zawiązane z tematyką wykładu, opracowania obliczeniowe i koncepcyjne, ocena sporządzonego sprawozdania; -  kolokwium pisemne</w:t>
+              <w:t>kolokwium; prezentacja projektu i dokumentacji; ocena sporządzonego dokumentu; ocena pracy podczas ćwiczenia</w:t>
             </w:r>
           </w:p>
         </w:tc>
@@ -13527,7 +12225,7 @@
                 <w:i w:val="0"/>
                 <w:sz w:val="22"/>
               </w:rPr>
-              <w:t>rozwiązywanie zadań; Kryteria oceny; Laboratorium/; - ćwiczenia zawiązane z tematyką wykładu, opracowania obliczeniowe i koncepcyjne, ocena sporządzonego sprawozdania; -  kolokwium pisemne</w:t>
+              <w:t>kolokwium; prezentacja projektu i dokumentacji; ocena sporządzonego dokumentu; ocena pracy podczas ćwiczenia</w:t>
             </w:r>
           </w:p>
         </w:tc>
@@ -13585,7 +12283,7 @@
                 <w:i w:val="0"/>
                 <w:sz w:val="22"/>
               </w:rPr>
-              <w:t>rozwiązywanie zadań; Kryteria oceny; Laboratorium/; - ćwiczenia zawiązane z tematyką wykładu, opracowania obliczeniowe i koncepcyjne, ocena sporządzonego sprawozdania; -  kolokwium pisemne</w:t>
+              <w:t>kolokwium; prezentacja projektu i dokumentacji; ocena sporządzonego dokumentu; ocena pracy podczas ćwiczenia</w:t>
             </w:r>
           </w:p>
         </w:tc>
@@ -13643,7 +12341,7 @@
                 <w:i w:val="0"/>
                 <w:sz w:val="22"/>
               </w:rPr>
-              <w:t>rozwiązywanie zadań; Kryteria oceny; Laboratorium/; - ćwiczenia zawiązane z tematyką wykładu, opracowania obliczeniowe i koncepcyjne, ocena sporządzonego sprawozdania; -  kolokwium pisemne</w:t>
+              <w:t>kolokwium; prezentacja projektu i dokumentacji; ocena sporządzonego dokumentu; ocena pracy podczas ćwiczenia</w:t>
             </w:r>
           </w:p>
         </w:tc>
@@ -13701,7 +12399,7 @@
                 <w:i w:val="0"/>
                 <w:sz w:val="22"/>
               </w:rPr>
-              <w:t>rozwiązywanie zadań; Kryteria oceny; Laboratorium/; - ćwiczenia zawiązane z tematyką wykładu, opracowania obliczeniowe i koncepcyjne, ocena sporządzonego sprawozdania; -  kolokwium pisemne</w:t>
+              <w:t>kolokwium; prezentacja projektu i dokumentacji; ocena sporządzonego dokumentu; ocena pracy podczas ćwiczenia</w:t>
             </w:r>
           </w:p>
         </w:tc>
@@ -13759,7 +12457,7 @@
                 <w:i w:val="0"/>
                 <w:sz w:val="22"/>
               </w:rPr>
-              <w:t>rozwiązywanie zadań; Kryteria oceny; Laboratorium/; - ćwiczenia zawiązane z tematyką wykładu, opracowania obliczeniowe i koncepcyjne, ocena sporządzonego sprawozdania; -  kolokwium pisemne</w:t>
+              <w:t>kolokwium; prezentacja projektu i dokumentacji; ocena sporządzonego dokumentu; ocena pracy podczas ćwiczenia</w:t>
             </w:r>
           </w:p>
         </w:tc>
@@ -13817,7 +12515,7 @@
                 <w:i w:val="0"/>
                 <w:sz w:val="22"/>
               </w:rPr>
-              <w:t>rozwiązywanie zadań; Kryteria oceny; Laboratorium/; - ćwiczenia zawiązane z tematyką wykładu, opracowania obliczeniowe i koncepcyjne, ocena sporządzonego sprawozdania; -  kolokwium pisemne</w:t>
+              <w:t>kolokwium; prezentacja projektu i dokumentacji; ocena sporządzonego dokumentu; ocena pracy podczas ćwiczenia</w:t>
             </w:r>
           </w:p>
         </w:tc>
@@ -13875,7 +12573,7 @@
                 <w:i w:val="0"/>
                 <w:sz w:val="22"/>
               </w:rPr>
-              <w:t>rozwiązywanie zadań; Kryteria oceny; Laboratorium/; - ćwiczenia zawiązane z tematyką wykładu, opracowania obliczeniowe i koncepcyjne, ocena sporządzonego sprawozdania; -  kolokwium pisemne</w:t>
+              <w:t>kolokwium; prezentacja projektu i dokumentacji; ocena sporządzonego dokumentu; ocena pracy podczas ćwiczenia</w:t>
             </w:r>
           </w:p>
         </w:tc>
@@ -13933,7 +12631,7 @@
                 <w:i w:val="0"/>
                 <w:sz w:val="22"/>
               </w:rPr>
-              <w:t>rozwiązywanie zadań; Kryteria oceny; Laboratorium/; - ćwiczenia zawiązane z tematyką wykładu, opracowania obliczeniowe i koncepcyjne, ocena sporządzonego sprawozdania; -  kolokwium pisemne</w:t>
+              <w:t>kolokwium; prezentacja projektu i dokumentacji; ocena sporządzonego dokumentu; ocena pracy podczas ćwiczenia</w:t>
             </w:r>
           </w:p>
         </w:tc>
@@ -13991,7 +12689,7 @@
                 <w:i w:val="0"/>
                 <w:sz w:val="22"/>
               </w:rPr>
-              <w:t>rozwiązywanie zadań; Kryteria oceny; Laboratorium/; - ćwiczenia zawiązane z tematyką wykładu, opracowania obliczeniowe i koncepcyjne, ocena sporządzonego sprawozdania; -  kolokwium pisemne</w:t>
+              <w:t>kolokwium; prezentacja projektu i dokumentacji; ocena sporządzonego dokumentu; ocena pracy podczas ćwiczenia</w:t>
             </w:r>
           </w:p>
         </w:tc>
@@ -14049,7 +12747,7 @@
                 <w:i w:val="0"/>
                 <w:sz w:val="22"/>
               </w:rPr>
-              <w:t>rozwiązywanie zadań; Kryteria oceny; Laboratorium/; - ćwiczenia zawiązane z tematyką wykładu, opracowania obliczeniowe i koncepcyjne, ocena sporządzonego sprawozdania; -  kolokwium pisemne</w:t>
+              <w:t>kolokwium; prezentacja projektu i dokumentacji; ocena sporządzonego dokumentu; ocena pracy podczas ćwiczenia</w:t>
             </w:r>
           </w:p>
         </w:tc>
@@ -14107,7 +12805,7 @@
                 <w:i w:val="0"/>
                 <w:sz w:val="22"/>
               </w:rPr>
-              <w:t>rozwiązywanie zadań; Kryteria oceny; Laboratorium/; - ćwiczenia zawiązane z tematyką wykładu, opracowania obliczeniowe i koncepcyjne, ocena sporządzonego sprawozdania; -  kolokwium pisemne</w:t>
+              <w:t>kolokwium; prezentacja projektu i dokumentacji; ocena sporządzonego dokumentu; ocena pracy podczas ćwiczenia</w:t>
             </w:r>
           </w:p>
         </w:tc>
@@ -14165,7 +12863,7 @@
                 <w:i w:val="0"/>
                 <w:sz w:val="22"/>
               </w:rPr>
-              <w:t>rozwiązywanie zadań; Kryteria oceny; Laboratorium/; - ćwiczenia zawiązane z tematyką wykładu, opracowania obliczeniowe i koncepcyjne, ocena sporządzonego sprawozdania; -  kolokwium pisemne</w:t>
+              <w:t>kolokwium; prezentacja projektu i dokumentacji; ocena sporządzonego dokumentu; ocena pracy podczas ćwiczenia</w:t>
             </w:r>
           </w:p>
         </w:tc>
@@ -14223,7 +12921,7 @@
                 <w:i w:val="0"/>
                 <w:sz w:val="22"/>
               </w:rPr>
-              <w:t>rozwiązywanie zadań; Kryteria oceny; Laboratorium/; - ćwiczenia zawiązane z tematyką wykładu, opracowania obliczeniowe i koncepcyjne, ocena sporządzonego sprawozdania; -  kolokwium pisemne</w:t>
+              <w:t>kolokwium; prezentacja projektu i dokumentacji; ocena sporządzonego dokumentu; ocena pracy podczas ćwiczenia</w:t>
             </w:r>
           </w:p>
         </w:tc>
@@ -14281,7 +12979,7 @@
                 <w:i w:val="0"/>
                 <w:sz w:val="22"/>
               </w:rPr>
-              <w:t>rozwiązywanie zadań; Kryteria oceny; Laboratorium/; - ćwiczenia zawiązane z tematyką wykładu, opracowania obliczeniowe i koncepcyjne, ocena sporządzonego sprawozdania; -  kolokwium pisemne</w:t>
+              <w:t>kolokwium; prezentacja projektu i dokumentacji; ocena sporządzonego dokumentu; ocena pracy podczas ćwiczenia</w:t>
             </w:r>
           </w:p>
         </w:tc>
@@ -14339,7 +13037,7 @@
                 <w:i w:val="0"/>
                 <w:sz w:val="22"/>
               </w:rPr>
-              <w:t>rozwiązywanie zadań; Kryteria oceny; Laboratorium/; - ćwiczenia zawiązane z tematyką wykładu, opracowania obliczeniowe i koncepcyjne, ocena sporządzonego sprawozdania; -  kolokwium pisemne</w:t>
+              <w:t>kolokwium; prezentacja projektu i dokumentacji; ocena sporządzonego dokumentu; ocena pracy podczas ćwiczenia</w:t>
             </w:r>
           </w:p>
         </w:tc>
@@ -14397,7 +13095,7 @@
                 <w:i w:val="0"/>
                 <w:sz w:val="22"/>
               </w:rPr>
-              <w:t>rozwiązywanie zadań; Kryteria oceny; Laboratorium/; - ćwiczenia zawiązane z tematyką wykładu, opracowania obliczeniowe i koncepcyjne, ocena sporządzonego sprawozdania; -  kolokwium pisemne</w:t>
+              <w:t>kolokwium; prezentacja projektu i dokumentacji; ocena sporządzonego dokumentu; ocena pracy podczas ćwiczenia</w:t>
             </w:r>
           </w:p>
         </w:tc>
@@ -14455,7 +13153,7 @@
                 <w:i w:val="0"/>
                 <w:sz w:val="22"/>
               </w:rPr>
-              <w:t>rozwiązywanie zadań; Kryteria oceny; Laboratorium/; - ćwiczenia zawiązane z tematyką wykładu, opracowania obliczeniowe i koncepcyjne, ocena sporządzonego sprawozdania; -  kolokwium pisemne</w:t>
+              <w:t>kolokwium; prezentacja projektu i dokumentacji; ocena sporządzonego dokumentu; ocena pracy podczas ćwiczenia</w:t>
             </w:r>
           </w:p>
         </w:tc>
@@ -14513,7 +13211,7 @@
                 <w:i w:val="0"/>
                 <w:sz w:val="22"/>
               </w:rPr>
-              <w:t>rozwiązywanie zadań; Kryteria oceny; Laboratorium/; - ćwiczenia zawiązane z tematyką wykładu, opracowania obliczeniowe i koncepcyjne, ocena sporządzonego sprawozdania; -  kolokwium pisemne</w:t>
+              <w:t>kolokwium; prezentacja projektu i dokumentacji; ocena sporządzonego dokumentu; ocena pracy podczas ćwiczenia</w:t>
             </w:r>
           </w:p>
         </w:tc>
@@ -14571,7 +13269,7 @@
                 <w:i w:val="0"/>
                 <w:sz w:val="22"/>
               </w:rPr>
-              <w:t>rozwiązywanie zadań; Kryteria oceny; Laboratorium/; - ćwiczenia zawiązane z tematyką wykładu, opracowania obliczeniowe i koncepcyjne, ocena sporządzonego sprawozdania; -  kolokwium pisemne</w:t>
+              <w:t>kolokwium; prezentacja projektu i dokumentacji; ocena sporządzonego dokumentu; ocena pracy podczas ćwiczenia</w:t>
             </w:r>
           </w:p>
         </w:tc>
@@ -14629,7 +13327,7 @@
                 <w:i w:val="0"/>
                 <w:sz w:val="22"/>
               </w:rPr>
-              <w:t>rozwiązywanie zadań; Kryteria oceny; Laboratorium/; - ćwiczenia zawiązane z tematyką wykładu, opracowania obliczeniowe i koncepcyjne, ocena sporządzonego sprawozdania; -  kolokwium pisemne</w:t>
+              <w:t>kolokwium; prezentacja projektu i dokumentacji; ocena sporządzonego dokumentu; ocena pracy podczas ćwiczenia</w:t>
             </w:r>
           </w:p>
         </w:tc>
@@ -14687,7 +13385,7 @@
                 <w:i w:val="0"/>
                 <w:sz w:val="22"/>
               </w:rPr>
-              <w:t>rozwiązywanie zadań; Kryteria oceny; Laboratorium/; - ćwiczenia zawiązane z tematyką wykładu, opracowania obliczeniowe i koncepcyjne, ocena sporządzonego sprawozdania; -  kolokwium pisemne</w:t>
+              <w:t>kolokwium; prezentacja projektu i dokumentacji; ocena sporządzonego dokumentu; ocena pracy podczas ćwiczenia</w:t>
             </w:r>
           </w:p>
         </w:tc>
@@ -14745,7 +13443,7 @@
                 <w:i w:val="0"/>
                 <w:sz w:val="22"/>
               </w:rPr>
-              <w:t>rozwiązywanie zadań; Kryteria oceny; Laboratorium/; - ćwiczenia zawiązane z tematyką wykładu, opracowania obliczeniowe i koncepcyjne, ocena sporządzonego sprawozdania; -  kolokwium pisemne</w:t>
+              <w:t>kolokwium; prezentacja projektu i dokumentacji; ocena sporządzonego dokumentu; ocena pracy podczas ćwiczenia</w:t>
             </w:r>
           </w:p>
         </w:tc>
@@ -14803,7 +13501,7 @@
                 <w:i w:val="0"/>
                 <w:sz w:val="22"/>
               </w:rPr>
-              <w:t>rozwiązywanie zadań; Kryteria oceny; Laboratorium/; - ćwiczenia zawiązane z tematyką wykładu, opracowania obliczeniowe i koncepcyjne, ocena sporządzonego sprawozdania; -  kolokwium pisemne</w:t>
+              <w:t>kolokwium; prezentacja projektu i dokumentacji; ocena sporządzonego dokumentu; ocena pracy podczas ćwiczenia</w:t>
             </w:r>
           </w:p>
         </w:tc>
@@ -14861,7 +13559,7 @@
                 <w:i w:val="0"/>
                 <w:sz w:val="22"/>
               </w:rPr>
-              <w:t>rozwiązywanie zadań; Kryteria oceny; Laboratorium/; - ćwiczenia zawiązane z tematyką wykładu, opracowania obliczeniowe i koncepcyjne, ocena sporządzonego sprawozdania; -  kolokwium pisemne</w:t>
+              <w:t>kolokwium; prezentacja projektu i dokumentacji; ocena sporządzonego dokumentu; ocena pracy podczas ćwiczenia</w:t>
             </w:r>
           </w:p>
         </w:tc>
@@ -14919,7 +13617,7 @@
                 <w:i w:val="0"/>
                 <w:sz w:val="22"/>
               </w:rPr>
-              <w:t>rozwiązywanie zadań; Kryteria oceny; Laboratorium/; - ćwiczenia zawiązane z tematyką wykładu, opracowania obliczeniowe i koncepcyjne, ocena sporządzonego sprawozdania; -  kolokwium pisemne</w:t>
+              <w:t>kolokwium; prezentacja projektu i dokumentacji; ocena sporządzonego dokumentu; ocena pracy podczas ćwiczenia</w:t>
             </w:r>
           </w:p>
         </w:tc>
@@ -14977,7 +13675,7 @@
                 <w:i w:val="0"/>
                 <w:sz w:val="22"/>
               </w:rPr>
-              <w:t>rozwiązywanie zadań; Kryteria oceny; Laboratorium/; - ćwiczenia zawiązane z tematyką wykładu, opracowania obliczeniowe i koncepcyjne, ocena sporządzonego sprawozdania; -  kolokwium pisemne</w:t>
+              <w:t>kolokwium; prezentacja projektu i dokumentacji; ocena sporządzonego dokumentu; ocena pracy podczas ćwiczenia</w:t>
             </w:r>
           </w:p>
         </w:tc>
@@ -15035,7 +13733,7 @@
                 <w:i w:val="0"/>
                 <w:sz w:val="22"/>
               </w:rPr>
-              <w:t>rozwiązywanie zadań; Kryteria oceny; Laboratorium/; - ćwiczenia zawiązane z tematyką wykładu, opracowania obliczeniowe i koncepcyjne, ocena sporządzonego sprawozdania; -  kolokwium pisemne</w:t>
+              <w:t>kolokwium; prezentacja projektu i dokumentacji; ocena sporządzonego dokumentu; ocena pracy podczas ćwiczenia</w:t>
             </w:r>
           </w:p>
         </w:tc>
@@ -15093,7 +13791,7 @@
                 <w:i w:val="0"/>
                 <w:sz w:val="22"/>
               </w:rPr>
-              <w:t>rozwiązywanie zadań; Kryteria oceny; Laboratorium/; - ćwiczenia zawiązane z tematyką wykładu, opracowania obliczeniowe i koncepcyjne, ocena sporządzonego sprawozdania; -  kolokwium pisemne</w:t>
+              <w:t>kolokwium; prezentacja projektu i dokumentacji; ocena sporządzonego dokumentu; ocena pracy podczas ćwiczenia</w:t>
             </w:r>
           </w:p>
         </w:tc>
@@ -15151,7 +13849,7 @@
                 <w:i w:val="0"/>
                 <w:sz w:val="22"/>
               </w:rPr>
-              <w:t>rozwiązywanie zadań; Kryteria oceny; Laboratorium/; - ćwiczenia zawiązane z tematyką wykładu, opracowania obliczeniowe i koncepcyjne, ocena sporządzonego sprawozdania; -  kolokwium pisemne</w:t>
+              <w:t>kolokwium; prezentacja projektu i dokumentacji; ocena sporządzonego dokumentu; ocena pracy podczas ćwiczenia</w:t>
             </w:r>
           </w:p>
         </w:tc>
@@ -15209,7 +13907,7 @@
                 <w:i w:val="0"/>
                 <w:sz w:val="22"/>
               </w:rPr>
-              <w:t>rozwiązywanie zadań; Kryteria oceny; Laboratorium/; - ćwiczenia zawiązane z tematyką wykładu, opracowania obliczeniowe i koncepcyjne, ocena sporządzonego sprawozdania; -  kolokwium pisemne</w:t>
+              <w:t>kolokwium; prezentacja projektu i dokumentacji; ocena sporządzonego dokumentu; ocena pracy podczas ćwiczenia</w:t>
             </w:r>
           </w:p>
         </w:tc>
@@ -15267,7 +13965,7 @@
                 <w:i w:val="0"/>
                 <w:sz w:val="22"/>
               </w:rPr>
-              <w:t>rozwiązywanie zadań; Kryteria oceny; Laboratorium/; - ćwiczenia zawiązane z tematyką wykładu, opracowania obliczeniowe i koncepcyjne, ocena sporządzonego sprawozdania; -  kolokwium pisemne</w:t>
+              <w:t>kolokwium; prezentacja projektu i dokumentacji; ocena sporządzonego dokumentu; ocena pracy podczas ćwiczenia</w:t>
             </w:r>
           </w:p>
         </w:tc>
@@ -15325,7 +14023,7 @@
                 <w:i w:val="0"/>
                 <w:sz w:val="22"/>
               </w:rPr>
-              <w:t>rozwiązywanie zadań; Kryteria oceny; Laboratorium/; - ćwiczenia zawiązane z tematyką wykładu, opracowania obliczeniowe i koncepcyjne, ocena sporządzonego sprawozdania; -  kolokwium pisemne</w:t>
+              <w:t>kolokwium; prezentacja projektu i dokumentacji; ocena sporządzonego dokumentu; ocena pracy podczas ćwiczenia</w:t>
             </w:r>
           </w:p>
         </w:tc>
@@ -15383,7 +14081,7 @@
                 <w:i w:val="0"/>
                 <w:sz w:val="22"/>
               </w:rPr>
-              <w:t>rozwiązywanie zadań; Kryteria oceny; Laboratorium/; - ćwiczenia zawiązane z tematyką wykładu, opracowania obliczeniowe i koncepcyjne, ocena sporządzonego sprawozdania; -  kolokwium pisemne</w:t>
+              <w:t>kolokwium; prezentacja projektu i dokumentacji; ocena sporządzonego dokumentu; ocena pracy podczas ćwiczenia</w:t>
             </w:r>
           </w:p>
         </w:tc>
@@ -15441,7 +14139,7 @@
                 <w:i w:val="0"/>
                 <w:sz w:val="22"/>
               </w:rPr>
-              <w:t>rozwiązywanie zadań; Kryteria oceny; Laboratorium/; - ćwiczenia zawiązane z tematyką wykładu, opracowania obliczeniowe i koncepcyjne, ocena sporządzonego sprawozdania; -  kolokwium pisemne</w:t>
+              <w:t>kolokwium; prezentacja projektu i dokumentacji; ocena sporządzonego dokumentu; ocena pracy podczas ćwiczenia</w:t>
             </w:r>
           </w:p>
         </w:tc>
@@ -15499,7 +14197,7 @@
                 <w:i w:val="0"/>
                 <w:sz w:val="22"/>
               </w:rPr>
-              <w:t>rozwiązywanie zadań; Kryteria oceny; Laboratorium/; - ćwiczenia zawiązane z tematyką wykładu, opracowania obliczeniowe i koncepcyjne, ocena sporządzonego sprawozdania; -  kolokwium pisemne</w:t>
+              <w:t>kolokwium; prezentacja projektu i dokumentacji; ocena sporządzonego dokumentu; ocena pracy podczas ćwiczenia</w:t>
             </w:r>
           </w:p>
         </w:tc>
@@ -15557,7 +14255,7 @@
                 <w:i w:val="0"/>
                 <w:sz w:val="22"/>
               </w:rPr>
-              <w:t>rozwiązywanie zadań; Kryteria oceny; Laboratorium/; - ćwiczenia zawiązane z tematyką wykładu, opracowania obliczeniowe i koncepcyjne, ocena sporządzonego sprawozdania; -  kolokwium pisemne</w:t>
+              <w:t>kolokwium; prezentacja projektu i dokumentacji; ocena sporządzonego dokumentu; ocena pracy podczas ćwiczenia</w:t>
             </w:r>
           </w:p>
         </w:tc>
@@ -15615,7 +14313,7 @@
                 <w:i w:val="0"/>
                 <w:sz w:val="22"/>
               </w:rPr>
-              <w:t>rozwiązywanie zadań; Kryteria oceny; Laboratorium/; - ćwiczenia zawiązane z tematyką wykładu, opracowania obliczeniowe i koncepcyjne, ocena sporządzonego sprawozdania; -  kolokwium pisemne</w:t>
+              <w:t>kolokwium; prezentacja projektu i dokumentacji; ocena sporządzonego dokumentu; ocena pracy podczas ćwiczenia</w:t>
             </w:r>
           </w:p>
         </w:tc>
@@ -15673,7 +14371,7 @@
                 <w:i w:val="0"/>
                 <w:sz w:val="22"/>
               </w:rPr>
-              <w:t>rozwiązywanie zadań; Kryteria oceny; Laboratorium/; - ćwiczenia zawiązane z tematyką wykładu, opracowania obliczeniowe i koncepcyjne, ocena sporządzonego sprawozdania; -  kolokwium pisemne</w:t>
+              <w:t>kolokwium; prezentacja projektu i dokumentacji; ocena sporządzonego dokumentu; ocena pracy podczas ćwiczenia</w:t>
             </w:r>
           </w:p>
         </w:tc>
@@ -15731,7 +14429,7 @@
                 <w:i w:val="0"/>
                 <w:sz w:val="22"/>
               </w:rPr>
-              <w:t>rozwiązywanie zadań; Kryteria oceny; Laboratorium/; - ćwiczenia zawiązane z tematyką wykładu, opracowania obliczeniowe i koncepcyjne, ocena sporządzonego sprawozdania; -  kolokwium pisemne</w:t>
+              <w:t>kolokwium; prezentacja projektu i dokumentacji; ocena sporządzonego dokumentu; ocena pracy podczas ćwiczenia</w:t>
             </w:r>
           </w:p>
         </w:tc>
@@ -15789,7 +14487,7 @@
                 <w:i w:val="0"/>
                 <w:sz w:val="22"/>
               </w:rPr>
-              <w:t>rozwiązywanie zadań; Kryteria oceny; Laboratorium/; - ćwiczenia zawiązane z tematyką wykładu, opracowania obliczeniowe i koncepcyjne, ocena sporządzonego sprawozdania; -  kolokwium pisemne</w:t>
+              <w:t>kolokwium; prezentacja projektu i dokumentacji; ocena sporządzonego dokumentu; ocena pracy podczas ćwiczenia</w:t>
             </w:r>
           </w:p>
         </w:tc>
@@ -15847,7 +14545,7 @@
                 <w:i w:val="0"/>
                 <w:sz w:val="22"/>
               </w:rPr>
-              <w:t>rozwiązywanie zadań; Kryteria oceny; Laboratorium/; - ćwiczenia zawiązane z tematyką wykładu, opracowania obliczeniowe i koncepcyjne, ocena sporządzonego sprawozdania; -  kolokwium pisemne</w:t>
+              <w:t>kolokwium; prezentacja projektu i dokumentacji; ocena sporządzonego dokumentu; ocena pracy podczas ćwiczenia</w:t>
             </w:r>
           </w:p>
         </w:tc>
@@ -15905,7 +14603,7 @@
                 <w:i w:val="0"/>
                 <w:sz w:val="22"/>
               </w:rPr>
-              <w:t>rozwiązywanie zadań; Kryteria oceny; Laboratorium/; - ćwiczenia zawiązane z tematyką wykładu, opracowania obliczeniowe i koncepcyjne, ocena sporządzonego sprawozdania; -  kolokwium pisemne</w:t>
+              <w:t>kolokwium; prezentacja projektu i dokumentacji; ocena sporządzonego dokumentu; ocena pracy podczas ćwiczenia</w:t>
             </w:r>
           </w:p>
         </w:tc>
@@ -15963,7 +14661,7 @@
                 <w:i w:val="0"/>
                 <w:sz w:val="22"/>
               </w:rPr>
-              <w:t>rozwiązywanie zadań; Kryteria oceny; Laboratorium/; - ćwiczenia zawiązane z tematyką wykładu, opracowania obliczeniowe i koncepcyjne, ocena sporządzonego sprawozdania; -  kolokwium pisemne</w:t>
+              <w:t>kolokwium; prezentacja projektu i dokumentacji; ocena sporządzonego dokumentu; ocena pracy podczas ćwiczenia</w:t>
             </w:r>
           </w:p>
         </w:tc>
@@ -16021,7 +14719,7 @@
                 <w:i w:val="0"/>
                 <w:sz w:val="22"/>
               </w:rPr>
-              <w:t>rozwiązywanie zadań; Kryteria oceny; Laboratorium/; - ćwiczenia zawiązane z tematyką wykładu, opracowania obliczeniowe i koncepcyjne, ocena sporządzonego sprawozdania; -  kolokwium pisemne</w:t>
+              <w:t>kolokwium; prezentacja projektu i dokumentacji; ocena sporządzonego dokumentu; ocena pracy podczas ćwiczenia</w:t>
             </w:r>
           </w:p>
         </w:tc>
@@ -16079,7 +14777,7 @@
                 <w:i w:val="0"/>
                 <w:sz w:val="22"/>
               </w:rPr>
-              <w:t>rozwiązywanie zadań; Kryteria oceny; Laboratorium/; - ćwiczenia zawiązane z tematyką wykładu, opracowania obliczeniowe i koncepcyjne, ocena sporządzonego sprawozdania; -  kolokwium pisemne</w:t>
+              <w:t>kolokwium; prezentacja projektu i dokumentacji; ocena sporządzonego dokumentu; ocena pracy podczas ćwiczenia</w:t>
             </w:r>
           </w:p>
         </w:tc>
@@ -16137,7 +14835,7 @@
                 <w:i w:val="0"/>
                 <w:sz w:val="22"/>
               </w:rPr>
-              <w:t>rozwiązywanie zadań; Kryteria oceny; Laboratorium/; - ćwiczenia zawiązane z tematyką wykładu, opracowania obliczeniowe i koncepcyjne, ocena sporządzonego sprawozdania; -  kolokwium pisemne</w:t>
+              <w:t>kolokwium; prezentacja projektu i dokumentacji; ocena sporządzonego dokumentu; ocena pracy podczas ćwiczenia</w:t>
             </w:r>
           </w:p>
         </w:tc>
@@ -16195,7 +14893,7 @@
                 <w:i w:val="0"/>
                 <w:sz w:val="22"/>
               </w:rPr>
-              <w:t>rozwiązywanie zadań; Kryteria oceny; Laboratorium/; - ćwiczenia zawiązane z tematyką wykładu, opracowania obliczeniowe i koncepcyjne, ocena sporządzonego sprawozdania; -  kolokwium pisemne</w:t>
+              <w:t>kolokwium; prezentacja projektu i dokumentacji; ocena sporządzonego dokumentu; ocena pracy podczas ćwiczenia</w:t>
             </w:r>
           </w:p>
         </w:tc>
@@ -16253,7 +14951,7 @@
                 <w:i w:val="0"/>
                 <w:sz w:val="22"/>
               </w:rPr>
-              <w:t>rozwiązywanie zadań; Kryteria oceny; Laboratorium/; - ćwiczenia zawiązane z tematyką wykładu, opracowania obliczeniowe i koncepcyjne, ocena sporządzonego sprawozdania; -  kolokwium pisemne</w:t>
+              <w:t>kolokwium; prezentacja projektu i dokumentacji; ocena sporządzonego dokumentu; ocena pracy podczas ćwiczenia</w:t>
             </w:r>
           </w:p>
         </w:tc>
@@ -16311,7 +15009,7 @@
                 <w:i w:val="0"/>
                 <w:sz w:val="22"/>
               </w:rPr>
-              <w:t>rozwiązywanie zadań; Kryteria oceny; Laboratorium/; - ćwiczenia zawiązane z tematyką wykładu, opracowania obliczeniowe i koncepcyjne, ocena sporządzonego sprawozdania; -  kolokwium pisemne</w:t>
+              <w:t>kolokwium; prezentacja projektu i dokumentacji; ocena sporządzonego dokumentu; ocena pracy podczas ćwiczenia</w:t>
             </w:r>
           </w:p>
         </w:tc>
@@ -16369,7 +15067,7 @@
                 <w:i w:val="0"/>
                 <w:sz w:val="22"/>
               </w:rPr>
-              <w:t>rozwiązywanie zadań; Kryteria oceny; Laboratorium/; - ćwiczenia zawiązane z tematyką wykładu, opracowania obliczeniowe i koncepcyjne, ocena sporządzonego sprawozdania; -  kolokwium pisemne</w:t>
+              <w:t>kolokwium; prezentacja projektu i dokumentacji; ocena sporządzonego dokumentu; ocena pracy podczas ćwiczenia</w:t>
             </w:r>
           </w:p>
         </w:tc>
@@ -16427,7 +15125,7 @@
                 <w:i w:val="0"/>
                 <w:sz w:val="22"/>
               </w:rPr>
-              <w:t>rozwiązywanie zadań; Kryteria oceny; Laboratorium/; - ćwiczenia zawiązane z tematyką wykładu, opracowania obliczeniowe i koncepcyjne, ocena sporządzonego sprawozdania; -  kolokwium pisemne</w:t>
+              <w:t>kolokwium; prezentacja projektu i dokumentacji; ocena sporządzonego dokumentu; ocena pracy podczas ćwiczenia</w:t>
             </w:r>
           </w:p>
         </w:tc>
@@ -16485,7 +15183,7 @@
                 <w:i w:val="0"/>
                 <w:sz w:val="22"/>
               </w:rPr>
-              <w:t>rozwiązywanie zadań; Kryteria oceny; Laboratorium/; - ćwiczenia zawiązane z tematyką wykładu, opracowania obliczeniowe i koncepcyjne, ocena sporządzonego sprawozdania; -  kolokwium pisemne</w:t>
+              <w:t>kolokwium; prezentacja projektu i dokumentacji; ocena sporządzonego dokumentu; ocena pracy podczas ćwiczenia</w:t>
             </w:r>
           </w:p>
         </w:tc>
@@ -16543,7 +15241,7 @@
                 <w:i w:val="0"/>
                 <w:sz w:val="22"/>
               </w:rPr>
-              <w:t>rozwiązywanie zadań; Kryteria oceny; Laboratorium/; - ćwiczenia zawiązane z tematyką wykładu, opracowania obliczeniowe i koncepcyjne, ocena sporządzonego sprawozdania; -  kolokwium pisemne</w:t>
+              <w:t>kolokwium; prezentacja projektu i dokumentacji; ocena sporządzonego dokumentu; ocena pracy podczas ćwiczenia</w:t>
             </w:r>
           </w:p>
         </w:tc>
@@ -16601,7 +15299,7 @@
                 <w:i w:val="0"/>
                 <w:sz w:val="22"/>
               </w:rPr>
-              <w:t>rozwiązywanie zadań; Kryteria oceny; Laboratorium/; - ćwiczenia zawiązane z tematyką wykładu, opracowania obliczeniowe i koncepcyjne, ocena sporządzonego sprawozdania; -  kolokwium pisemne</w:t>
+              <w:t>kolokwium; prezentacja projektu i dokumentacji; ocena sporządzonego dokumentu; ocena pracy podczas ćwiczenia</w:t>
             </w:r>
           </w:p>
         </w:tc>
@@ -16659,7 +15357,7 @@
                 <w:i w:val="0"/>
                 <w:sz w:val="22"/>
               </w:rPr>
-              <w:t>rozwiązywanie zadań; Kryteria oceny; Laboratorium/; - ćwiczenia zawiązane z tematyką wykładu, opracowania obliczeniowe i koncepcyjne, ocena sporządzonego sprawozdania; -  kolokwium pisemne</w:t>
+              <w:t>kolokwium; prezentacja projektu i dokumentacji; ocena sporządzonego dokumentu; ocena pracy podczas ćwiczenia</w:t>
             </w:r>
           </w:p>
         </w:tc>
@@ -16717,7 +15415,7 @@
                 <w:i w:val="0"/>
                 <w:sz w:val="22"/>
               </w:rPr>
-              <w:t>rozwiązywanie zadań; Kryteria oceny; Laboratorium/; - ćwiczenia zawiązane z tematyką wykładu, opracowania obliczeniowe i koncepcyjne, ocena sporządzonego sprawozdania; -  kolokwium pisemne</w:t>
+              <w:t>kolokwium; prezentacja projektu i dokumentacji; ocena sporządzonego dokumentu; ocena pracy podczas ćwiczenia</w:t>
             </w:r>
           </w:p>
         </w:tc>
@@ -16775,7 +15473,7 @@
                 <w:i w:val="0"/>
                 <w:sz w:val="22"/>
               </w:rPr>
-              <w:t>rozwiązywanie zadań; Kryteria oceny; Laboratorium/; - ćwiczenia zawiązane z tematyką wykładu, opracowania obliczeniowe i koncepcyjne, ocena sporządzonego sprawozdania; -  kolokwium pisemne</w:t>
+              <w:t>kolokwium; prezentacja projektu i dokumentacji; ocena sporządzonego dokumentu; ocena pracy podczas ćwiczenia</w:t>
             </w:r>
           </w:p>
         </w:tc>
@@ -16833,7 +15531,7 @@
                 <w:i w:val="0"/>
                 <w:sz w:val="22"/>
               </w:rPr>
-              <w:t>rozwiązywanie zadań; Kryteria oceny; Laboratorium/; - ćwiczenia zawiązane z tematyką wykładu, opracowania obliczeniowe i koncepcyjne, ocena sporządzonego sprawozdania; -  kolokwium pisemne</w:t>
+              <w:t>kolokwium; prezentacja projektu i dokumentacji; ocena sporządzonego dokumentu; ocena pracy podczas ćwiczenia</w:t>
             </w:r>
           </w:p>
         </w:tc>
@@ -16891,7 +15589,7 @@
                 <w:i w:val="0"/>
                 <w:sz w:val="22"/>
               </w:rPr>
-              <w:t>rozwiązywanie zadań; Kryteria oceny; Laboratorium/; - ćwiczenia zawiązane z tematyką wykładu, opracowania obliczeniowe i koncepcyjne, ocena sporządzonego sprawozdania; -  kolokwium pisemne</w:t>
+              <w:t>kolokwium; prezentacja projektu i dokumentacji; ocena sporządzonego dokumentu; ocena pracy podczas ćwiczenia</w:t>
             </w:r>
           </w:p>
         </w:tc>
@@ -16949,7 +15647,7 @@
                 <w:i w:val="0"/>
                 <w:sz w:val="22"/>
               </w:rPr>
-              <w:t>rozwiązywanie zadań; Kryteria oceny; Laboratorium/; - ćwiczenia zawiązane z tematyką wykładu, opracowania obliczeniowe i koncepcyjne, ocena sporządzonego sprawozdania; -  kolokwium pisemne</w:t>
+              <w:t>kolokwium; prezentacja projektu i dokumentacji; ocena sporządzonego dokumentu; ocena pracy podczas ćwiczenia</w:t>
             </w:r>
           </w:p>
         </w:tc>
@@ -17007,7 +15705,7 @@
                 <w:i w:val="0"/>
                 <w:sz w:val="22"/>
               </w:rPr>
-              <w:t>rozwiązywanie zadań; Kryteria oceny; Laboratorium/; - ćwiczenia zawiązane z tematyką wykładu, opracowania obliczeniowe i koncepcyjne, ocena sporządzonego sprawozdania; -  kolokwium pisemne</w:t>
+              <w:t>kolokwium; prezentacja projektu i dokumentacji; ocena sporządzonego dokumentu; ocena pracy podczas ćwiczenia</w:t>
             </w:r>
           </w:p>
         </w:tc>
@@ -17065,7 +15763,7 @@
                 <w:i w:val="0"/>
                 <w:sz w:val="22"/>
               </w:rPr>
-              <w:t>rozwiązywanie zadań; Kryteria oceny; Laboratorium/; - ćwiczenia zawiązane z tematyką wykładu, opracowania obliczeniowe i koncepcyjne, ocena sporządzonego sprawozdania; -  kolokwium pisemne</w:t>
+              <w:t>kolokwium; prezentacja projektu i dokumentacji; ocena sporządzonego dokumentu; ocena pracy podczas ćwiczenia</w:t>
             </w:r>
           </w:p>
         </w:tc>
@@ -17123,7 +15821,7 @@
                 <w:i w:val="0"/>
                 <w:sz w:val="22"/>
               </w:rPr>
-              <w:t>rozwiązywanie zadań; Kryteria oceny; Laboratorium/; - ćwiczenia zawiązane z tematyką wykładu, opracowania obliczeniowe i koncepcyjne, ocena sporządzonego sprawozdania; -  kolokwium pisemne</w:t>
+              <w:t>kolokwium; prezentacja projektu i dokumentacji; ocena sporządzonego dokumentu; ocena pracy podczas ćwiczenia</w:t>
             </w:r>
           </w:p>
         </w:tc>
@@ -17181,7 +15879,7 @@
                 <w:i w:val="0"/>
                 <w:sz w:val="22"/>
               </w:rPr>
-              <w:t>rozwiązywanie zadań; Kryteria oceny; Laboratorium/; - ćwiczenia zawiązane z tematyką wykładu, opracowania obliczeniowe i koncepcyjne, ocena sporządzonego sprawozdania; -  kolokwium pisemne</w:t>
+              <w:t>kolokwium; prezentacja projektu i dokumentacji; ocena sporządzonego dokumentu; ocena pracy podczas ćwiczenia</w:t>
             </w:r>
           </w:p>
         </w:tc>
@@ -17239,7 +15937,7 @@
                 <w:i w:val="0"/>
                 <w:sz w:val="22"/>
               </w:rPr>
-              <w:t>rozwiązywanie zadań; Kryteria oceny; Laboratorium/; - ćwiczenia zawiązane z tematyką wykładu, opracowania obliczeniowe i koncepcyjne, ocena sporządzonego sprawozdania; -  kolokwium pisemne</w:t>
+              <w:t>kolokwium; prezentacja projektu i dokumentacji; ocena sporządzonego dokumentu; ocena pracy podczas ćwiczenia</w:t>
             </w:r>
           </w:p>
         </w:tc>
@@ -17297,7 +15995,7 @@
                 <w:i w:val="0"/>
                 <w:sz w:val="22"/>
               </w:rPr>
-              <w:t>rozwiązywanie zadań; Kryteria oceny; Laboratorium/; - ćwiczenia zawiązane z tematyką wykładu, opracowania obliczeniowe i koncepcyjne, ocena sporządzonego sprawozdania; -  kolokwium pisemne</w:t>
+              <w:t>kolokwium; prezentacja projektu i dokumentacji; ocena sporządzonego dokumentu; ocena pracy podczas ćwiczenia</w:t>
             </w:r>
           </w:p>
         </w:tc>
@@ -17355,7 +16053,7 @@
                 <w:i w:val="0"/>
                 <w:sz w:val="22"/>
               </w:rPr>
-              <w:t>rozwiązywanie zadań; Kryteria oceny; Laboratorium/; - ćwiczenia zawiązane z tematyką wykładu, opracowania obliczeniowe i koncepcyjne, ocena sporządzonego sprawozdania; -  kolokwium pisemne</w:t>
+              <w:t>kolokwium; prezentacja projektu i dokumentacji; ocena sporządzonego dokumentu; ocena pracy podczas ćwiczenia</w:t>
             </w:r>
           </w:p>
         </w:tc>
@@ -17413,7 +16111,7 @@
                 <w:i w:val="0"/>
                 <w:sz w:val="22"/>
               </w:rPr>
-              <w:t>rozwiązywanie zadań; Kryteria oceny; Laboratorium/; - ćwiczenia zawiązane z tematyką wykładu, opracowania obliczeniowe i koncepcyjne, ocena sporządzonego sprawozdania; -  kolokwium pisemne</w:t>
+              <w:t>kolokwium; prezentacja projektu i dokumentacji; ocena sporządzonego dokumentu; ocena pracy podczas ćwiczenia</w:t>
             </w:r>
           </w:p>
         </w:tc>
@@ -17471,7 +16169,7 @@
                 <w:i w:val="0"/>
                 <w:sz w:val="22"/>
               </w:rPr>
-              <w:t>rozwiązywanie zadań; Kryteria oceny; Laboratorium/; - ćwiczenia zawiązane z tematyką wykładu, opracowania obliczeniowe i koncepcyjne, ocena sporządzonego sprawozdania; -  kolokwium pisemne</w:t>
+              <w:t>kolokwium; prezentacja projektu i dokumentacji; ocena sporządzonego dokumentu; ocena pracy podczas ćwiczenia</w:t>
             </w:r>
           </w:p>
         </w:tc>
@@ -17529,7 +16227,7 @@
                 <w:i w:val="0"/>
                 <w:sz w:val="22"/>
               </w:rPr>
-              <w:t>rozwiązywanie zadań; Kryteria oceny; Laboratorium/; - ćwiczenia zawiązane z tematyką wykładu, opracowania obliczeniowe i koncepcyjne, ocena sporządzonego sprawozdania; -  kolokwium pisemne</w:t>
+              <w:t>kolokwium; prezentacja projektu i dokumentacji; ocena sporządzonego dokumentu; ocena pracy podczas ćwiczenia</w:t>
             </w:r>
           </w:p>
         </w:tc>
@@ -17587,7 +16285,7 @@
                 <w:i w:val="0"/>
                 <w:sz w:val="22"/>
               </w:rPr>
-              <w:t>rozwiązywanie zadań; Kryteria oceny; Laboratorium/; - ćwiczenia zawiązane z tematyką wykładu, opracowania obliczeniowe i koncepcyjne, ocena sporządzonego sprawozdania; -  kolokwium pisemne</w:t>
+              <w:t>kolokwium; prezentacja projektu i dokumentacji; ocena sporządzonego dokumentu; ocena pracy podczas ćwiczenia</w:t>
             </w:r>
           </w:p>
         </w:tc>
@@ -17645,7 +16343,7 @@
                 <w:i w:val="0"/>
                 <w:sz w:val="22"/>
               </w:rPr>
-              <w:t>rozwiązywanie zadań; Kryteria oceny; Laboratorium/; - ćwiczenia zawiązane z tematyką wykładu, opracowania obliczeniowe i koncepcyjne, ocena sporządzonego sprawozdania; -  kolokwium pisemne</w:t>
+              <w:t>kolokwium; prezentacja projektu i dokumentacji; ocena sporządzonego dokumentu; ocena pracy podczas ćwiczenia</w:t>
             </w:r>
           </w:p>
         </w:tc>
@@ -17703,7 +16401,7 @@
                 <w:i w:val="0"/>
                 <w:sz w:val="22"/>
               </w:rPr>
-              <w:t>rozwiązywanie zadań; Kryteria oceny; Laboratorium/; - ćwiczenia zawiązane z tematyką wykładu, opracowania obliczeniowe i koncepcyjne, ocena sporządzonego sprawozdania; -  kolokwium pisemne</w:t>
+              <w:t>kolokwium; prezentacja projektu i dokumentacji; ocena sporządzonego dokumentu; ocena pracy podczas ćwiczenia</w:t>
             </w:r>
           </w:p>
         </w:tc>
@@ -17761,7 +16459,7 @@
                 <w:i w:val="0"/>
                 <w:sz w:val="22"/>
               </w:rPr>
-              <w:t>rozwiązywanie zadań; Kryteria oceny; Laboratorium/; - ćwiczenia zawiązane z tematyką wykładu, opracowania obliczeniowe i koncepcyjne, ocena sporządzonego sprawozdania; -  kolokwium pisemne</w:t>
+              <w:t>kolokwium; prezentacja projektu i dokumentacji; ocena sporządzonego dokumentu; ocena pracy podczas ćwiczenia</w:t>
             </w:r>
           </w:p>
         </w:tc>
@@ -17819,7 +16517,7 @@
                 <w:i w:val="0"/>
                 <w:sz w:val="22"/>
               </w:rPr>
-              <w:t>rozwiązywanie zadań; Kryteria oceny; Laboratorium/; - ćwiczenia zawiązane z tematyką wykładu, opracowania obliczeniowe i koncepcyjne, ocena sporządzonego sprawozdania; -  kolokwium pisemne</w:t>
+              <w:t>kolokwium; prezentacja projektu i dokumentacji; ocena sporządzonego dokumentu; ocena pracy podczas ćwiczenia</w:t>
             </w:r>
           </w:p>
         </w:tc>
@@ -17877,7 +16575,7 @@
                 <w:i w:val="0"/>
                 <w:sz w:val="22"/>
               </w:rPr>
-              <w:t>rozwiązywanie zadań; Kryteria oceny; Laboratorium/; - ćwiczenia zawiązane z tematyką wykładu, opracowania obliczeniowe i koncepcyjne, ocena sporządzonego sprawozdania; -  kolokwium pisemne</w:t>
+              <w:t>kolokwium; prezentacja projektu i dokumentacji; ocena sporządzonego dokumentu; ocena pracy podczas ćwiczenia</w:t>
             </w:r>
           </w:p>
         </w:tc>
@@ -17935,7 +16633,7 @@
                 <w:i w:val="0"/>
                 <w:sz w:val="22"/>
               </w:rPr>
-              <w:t>rozwiązywanie zadań; Kryteria oceny; Laboratorium/; - ćwiczenia zawiązane z tematyką wykładu, opracowania obliczeniowe i koncepcyjne, ocena sporządzonego sprawozdania; -  kolokwium pisemne</w:t>
+              <w:t>kolokwium; prezentacja projektu i dokumentacji; ocena sporządzonego dokumentu; ocena pracy podczas ćwiczenia</w:t>
             </w:r>
           </w:p>
         </w:tc>
@@ -17993,7 +16691,7 @@
                 <w:i w:val="0"/>
                 <w:sz w:val="22"/>
               </w:rPr>
-              <w:t>rozwiązywanie zadań; Kryteria oceny; Laboratorium/; - ćwiczenia zawiązane z tematyką wykładu, opracowania obliczeniowe i koncepcyjne, ocena sporządzonego sprawozdania; -  kolokwium pisemne</w:t>
+              <w:t>kolokwium; prezentacja projektu i dokumentacji; ocena sporządzonego dokumentu; ocena pracy podczas ćwiczenia</w:t>
             </w:r>
           </w:p>
         </w:tc>
@@ -18051,7 +16749,7 @@
                 <w:i w:val="0"/>
                 <w:sz w:val="22"/>
               </w:rPr>
-              <w:t>rozwiązywanie zadań; Kryteria oceny; Laboratorium/; - ćwiczenia zawiązane z tematyką wykładu, opracowania obliczeniowe i koncepcyjne, ocena sporządzonego sprawozdania; -  kolokwium pisemne</w:t>
+              <w:t>kolokwium; prezentacja projektu i dokumentacji; ocena sporządzonego dokumentu; ocena pracy podczas ćwiczenia</w:t>
             </w:r>
           </w:p>
         </w:tc>
@@ -18109,7 +16807,7 @@
                 <w:i w:val="0"/>
                 <w:sz w:val="22"/>
               </w:rPr>
-              <w:t>rozwiązywanie zadań; Kryteria oceny; Laboratorium/; - ćwiczenia zawiązane z tematyką wykładu, opracowania obliczeniowe i koncepcyjne, ocena sporządzonego sprawozdania; -  kolokwium pisemne</w:t>
+              <w:t>kolokwium; prezentacja projektu i dokumentacji; ocena sporządzonego dokumentu; ocena pracy podczas ćwiczenia</w:t>
             </w:r>
           </w:p>
         </w:tc>
@@ -18167,7 +16865,7 @@
                 <w:i w:val="0"/>
                 <w:sz w:val="22"/>
               </w:rPr>
-              <w:t>rozwiązywanie zadań; Kryteria oceny; Laboratorium/; - ćwiczenia zawiązane z tematyką wykładu, opracowania obliczeniowe i koncepcyjne, ocena sporządzonego sprawozdania; -  kolokwium pisemne</w:t>
+              <w:t>kolokwium; prezentacja projektu i dokumentacji; ocena sporządzonego dokumentu; ocena pracy podczas ćwiczenia</w:t>
             </w:r>
           </w:p>
         </w:tc>
@@ -18225,7 +16923,7 @@
                 <w:i w:val="0"/>
                 <w:sz w:val="22"/>
               </w:rPr>
-              <w:t>rozwiązywanie zadań; Kryteria oceny; Laboratorium/; - ćwiczenia zawiązane z tematyką wykładu, opracowania obliczeniowe i koncepcyjne, ocena sporządzonego sprawozdania; -  kolokwium pisemne</w:t>
+              <w:t>kolokwium; prezentacja projektu i dokumentacji; ocena sporządzonego dokumentu; ocena pracy podczas ćwiczenia</w:t>
             </w:r>
           </w:p>
         </w:tc>
@@ -18283,7 +16981,7 @@
                 <w:i w:val="0"/>
                 <w:sz w:val="22"/>
               </w:rPr>
-              <w:t>rozwiązywanie zadań; Kryteria oceny; Laboratorium/; - ćwiczenia zawiązane z tematyką wykładu, opracowania obliczeniowe i koncepcyjne, ocena sporządzonego sprawozdania; -  kolokwium pisemne</w:t>
+              <w:t>kolokwium; prezentacja projektu i dokumentacji; ocena sporządzonego dokumentu; ocena pracy podczas ćwiczenia</w:t>
             </w:r>
           </w:p>
         </w:tc>
@@ -18341,7 +17039,7 @@
                 <w:i w:val="0"/>
                 <w:sz w:val="22"/>
               </w:rPr>
-              <w:t>rozwiązywanie zadań; Kryteria oceny; Laboratorium/; - ćwiczenia zawiązane z tematyką wykładu, opracowania obliczeniowe i koncepcyjne, ocena sporządzonego sprawozdania; -  kolokwium pisemne</w:t>
+              <w:t>kolokwium; prezentacja projektu i dokumentacji; ocena sporządzonego dokumentu; ocena pracy podczas ćwiczenia</w:t>
             </w:r>
           </w:p>
         </w:tc>
@@ -18399,7 +17097,7 @@
                 <w:i w:val="0"/>
                 <w:sz w:val="22"/>
               </w:rPr>
-              <w:t>rozwiązywanie zadań; Kryteria oceny; Laboratorium/; - ćwiczenia zawiązane z tematyką wykładu, opracowania obliczeniowe i koncepcyjne, ocena sporządzonego sprawozdania; -  kolokwium pisemne</w:t>
+              <w:t>kolokwium; prezentacja projektu i dokumentacji; ocena sporządzonego dokumentu; ocena pracy podczas ćwiczenia</w:t>
             </w:r>
           </w:p>
         </w:tc>
@@ -18457,7 +17155,7 @@
                 <w:i w:val="0"/>
                 <w:sz w:val="22"/>
               </w:rPr>
-              <w:t>rozwiązywanie zadań; Kryteria oceny; Laboratorium/; - ćwiczenia zawiązane z tematyką wykładu, opracowania obliczeniowe i koncepcyjne, ocena sporządzonego sprawozdania; -  kolokwium pisemne</w:t>
+              <w:t>kolokwium; prezentacja projektu i dokumentacji; ocena sporządzonego dokumentu; ocena pracy podczas ćwiczenia</w:t>
             </w:r>
           </w:p>
         </w:tc>
@@ -18515,7 +17213,7 @@
                 <w:i w:val="0"/>
                 <w:sz w:val="22"/>
               </w:rPr>
-              <w:t>rozwiązywanie zadań; Kryteria oceny; Laboratorium/; - ćwiczenia zawiązane z tematyką wykładu, opracowania obliczeniowe i koncepcyjne, ocena sporządzonego sprawozdania; -  kolokwium pisemne</w:t>
+              <w:t>kolokwium; prezentacja projektu i dokumentacji; ocena sporządzonego dokumentu; ocena pracy podczas ćwiczenia</w:t>
             </w:r>
           </w:p>
         </w:tc>
@@ -18573,7 +17271,7 @@
                 <w:i w:val="0"/>
                 <w:sz w:val="22"/>
               </w:rPr>
-              <w:t>rozwiązywanie zadań; Kryteria oceny; Laboratorium/; - ćwiczenia zawiązane z tematyką wykładu, opracowania obliczeniowe i koncepcyjne, ocena sporządzonego sprawozdania; -  kolokwium pisemne</w:t>
+              <w:t>kolokwium; prezentacja projektu i dokumentacji; ocena sporządzonego dokumentu; ocena pracy podczas ćwiczenia</w:t>
             </w:r>
           </w:p>
         </w:tc>
@@ -18631,7 +17329,7 @@
                 <w:i w:val="0"/>
                 <w:sz w:val="22"/>
               </w:rPr>
-              <w:t>rozwiązywanie zadań; Kryteria oceny; Laboratorium/; - ćwiczenia zawiązane z tematyką wykładu, opracowania obliczeniowe i koncepcyjne, ocena sporządzonego sprawozdania; -  kolokwium pisemne</w:t>
+              <w:t>kolokwium; prezentacja projektu i dokumentacji; ocena sporządzonego dokumentu; ocena pracy podczas ćwiczenia</w:t>
             </w:r>
           </w:p>
         </w:tc>
@@ -18689,7 +17387,7 @@
                 <w:i w:val="0"/>
                 <w:sz w:val="22"/>
               </w:rPr>
-              <w:t>rozwiązywanie zadań; Kryteria oceny; Laboratorium/; - ćwiczenia zawiązane z tematyką wykładu, opracowania obliczeniowe i koncepcyjne, ocena sporządzonego sprawozdania; -  kolokwium pisemne</w:t>
+              <w:t>kolokwium; prezentacja projektu i dokumentacji; ocena sporządzonego dokumentu; ocena pracy podczas ćwiczenia</w:t>
             </w:r>
           </w:p>
         </w:tc>
@@ -18747,7 +17445,7 @@
                 <w:i w:val="0"/>
                 <w:sz w:val="22"/>
               </w:rPr>
-              <w:t>rozwiązywanie zadań; Kryteria oceny; Laboratorium/; - ćwiczenia zawiązane z tematyką wykładu, opracowania obliczeniowe i koncepcyjne, ocena sporządzonego sprawozdania; -  kolokwium pisemne</w:t>
+              <w:t>kolokwium; prezentacja projektu i dokumentacji; ocena sporządzonego dokumentu; ocena pracy podczas ćwiczenia</w:t>
             </w:r>
           </w:p>
         </w:tc>
@@ -18805,7 +17503,7 @@
                 <w:i w:val="0"/>
                 <w:sz w:val="22"/>
               </w:rPr>
-              <w:t>rozwiązywanie zadań; Kryteria oceny; Laboratorium/; - ćwiczenia zawiązane z tematyką wykładu, opracowania obliczeniowe i koncepcyjne, ocena sporządzonego sprawozdania; -  kolokwium pisemne</w:t>
+              <w:t>kolokwium; prezentacja projektu i dokumentacji; ocena sporządzonego dokumentu; ocena pracy podczas ćwiczenia</w:t>
             </w:r>
           </w:p>
         </w:tc>
@@ -18863,7 +17561,7 @@
                 <w:i w:val="0"/>
                 <w:sz w:val="22"/>
               </w:rPr>
-              <w:t>rozwiązywanie zadań; Kryteria oceny; Laboratorium/; - ćwiczenia zawiązane z tematyką wykładu, opracowania obliczeniowe i koncepcyjne, ocena sporządzonego sprawozdania; -  kolokwium pisemne</w:t>
+              <w:t>kolokwium; prezentacja projektu i dokumentacji; ocena sporządzonego dokumentu; ocena pracy podczas ćwiczenia</w:t>
             </w:r>
           </w:p>
         </w:tc>
@@ -18921,7 +17619,7 @@
                 <w:i w:val="0"/>
                 <w:sz w:val="22"/>
               </w:rPr>
-              <w:t>rozwiązywanie zadań; Kryteria oceny; Laboratorium/; - ćwiczenia zawiązane z tematyką wykładu, opracowania obliczeniowe i koncepcyjne, ocena sporządzonego sprawozdania; -  kolokwium pisemne</w:t>
+              <w:t>kolokwium; prezentacja projektu i dokumentacji; ocena sporządzonego dokumentu; ocena pracy podczas ćwiczenia</w:t>
             </w:r>
           </w:p>
         </w:tc>
@@ -18979,7 +17677,7 @@
                 <w:i w:val="0"/>
                 <w:sz w:val="22"/>
               </w:rPr>
-              <w:t>rozwiązywanie zadań; Kryteria oceny; Laboratorium/; - ćwiczenia zawiązane z tematyką wykładu, opracowania obliczeniowe i koncepcyjne, ocena sporządzonego sprawozdania; -  kolokwium pisemne</w:t>
+              <w:t>kolokwium; prezentacja projektu i dokumentacji; ocena sporządzonego dokumentu; ocena pracy podczas ćwiczenia</w:t>
             </w:r>
           </w:p>
         </w:tc>
@@ -19037,7 +17735,7 @@
                 <w:i w:val="0"/>
                 <w:sz w:val="22"/>
               </w:rPr>
-              <w:t>rozwiązywanie zadań; Kryteria oceny; Laboratorium/; - ćwiczenia zawiązane z tematyką wykładu, opracowania obliczeniowe i koncepcyjne, ocena sporządzonego sprawozdania; -  kolokwium pisemne</w:t>
+              <w:t>kolokwium; prezentacja projektu i dokumentacji; ocena sporządzonego dokumentu; ocena pracy podczas ćwiczenia</w:t>
             </w:r>
           </w:p>
         </w:tc>
@@ -19095,7 +17793,7 @@
                 <w:i w:val="0"/>
                 <w:sz w:val="22"/>
               </w:rPr>
-              <w:t>rozwiązywanie zadań; Kryteria oceny; Laboratorium/; - ćwiczenia zawiązane z tematyką wykładu, opracowania obliczeniowe i koncepcyjne, ocena sporządzonego sprawozdania; -  kolokwium pisemne</w:t>
+              <w:t>kolokwium; prezentacja projektu i dokumentacji; ocena sporządzonego dokumentu; ocena pracy podczas ćwiczenia</w:t>
             </w:r>
           </w:p>
         </w:tc>
@@ -19153,7 +17851,7 @@
                 <w:i w:val="0"/>
                 <w:sz w:val="22"/>
               </w:rPr>
-              <w:t>rozwiązywanie zadań; Kryteria oceny; Laboratorium/; - ćwiczenia zawiązane z tematyką wykładu, opracowania obliczeniowe i koncepcyjne, ocena sporządzonego sprawozdania; -  kolokwium pisemne</w:t>
+              <w:t>kolokwium; prezentacja projektu i dokumentacji; ocena sporządzonego dokumentu; ocena pracy podczas ćwiczenia</w:t>
             </w:r>
           </w:p>
         </w:tc>
@@ -19211,7 +17909,7 @@
                 <w:i w:val="0"/>
                 <w:sz w:val="22"/>
               </w:rPr>
-              <w:t>rozwiązywanie zadań; Kryteria oceny; Laboratorium/; - ćwiczenia zawiązane z tematyką wykładu, opracowania obliczeniowe i koncepcyjne, ocena sporządzonego sprawozdania; -  kolokwium pisemne</w:t>
+              <w:t>kolokwium; prezentacja projektu i dokumentacji; ocena sporządzonego dokumentu; ocena pracy podczas ćwiczenia</w:t>
             </w:r>
           </w:p>
         </w:tc>
@@ -19269,7 +17967,7 @@
                 <w:i w:val="0"/>
                 <w:sz w:val="22"/>
               </w:rPr>
-              <w:t>rozwiązywanie zadań; Kryteria oceny; Laboratorium/; - ćwiczenia zawiązane z tematyką wykładu, opracowania obliczeniowe i koncepcyjne, ocena sporządzonego sprawozdania; -  kolokwium pisemne</w:t>
+              <w:t>kolokwium; prezentacja projektu i dokumentacji; ocena sporządzonego dokumentu; ocena pracy podczas ćwiczenia</w:t>
             </w:r>
           </w:p>
         </w:tc>
@@ -19327,7 +18025,7 @@
                 <w:i w:val="0"/>
                 <w:sz w:val="22"/>
               </w:rPr>
-              <w:t>rozwiązywanie zadań; Kryteria oceny; Laboratorium/; - ćwiczenia zawiązane z tematyką wykładu, opracowania obliczeniowe i koncepcyjne, ocena sporządzonego sprawozdania; -  kolokwium pisemne</w:t>
+              <w:t>kolokwium; prezentacja projektu i dokumentacji; ocena sporządzonego dokumentu; ocena pracy podczas ćwiczenia</w:t>
             </w:r>
           </w:p>
         </w:tc>
@@ -19385,7 +18083,7 @@
                 <w:i w:val="0"/>
                 <w:sz w:val="22"/>
               </w:rPr>
-              <w:t>rozwiązywanie zadań; Kryteria oceny; Laboratorium/; - ćwiczenia zawiązane z tematyką wykładu, opracowania obliczeniowe i koncepcyjne, ocena sporządzonego sprawozdania; -  kolokwium pisemne</w:t>
+              <w:t>kolokwium; prezentacja projektu i dokumentacji; ocena sporządzonego dokumentu; ocena pracy podczas ćwiczenia</w:t>
             </w:r>
           </w:p>
         </w:tc>
@@ -19443,7 +18141,7 @@
                 <w:i w:val="0"/>
                 <w:sz w:val="22"/>
               </w:rPr>
-              <w:t>rozwiązywanie zadań; Kryteria oceny; Laboratorium/; - ćwiczenia zawiązane z tematyką wykładu, opracowania obliczeniowe i koncepcyjne, ocena sporządzonego sprawozdania; -  kolokwium pisemne</w:t>
+              <w:t>kolokwium; prezentacja projektu i dokumentacji; ocena sporządzonego dokumentu; ocena pracy podczas ćwiczenia</w:t>
             </w:r>
           </w:p>
         </w:tc>
@@ -19501,7 +18199,7 @@
                 <w:i w:val="0"/>
                 <w:sz w:val="22"/>
               </w:rPr>
-              <w:t>rozwiązywanie zadań; Kryteria oceny; Laboratorium/; - ćwiczenia zawiązane z tematyką wykładu, opracowania obliczeniowe i koncepcyjne, ocena sporządzonego sprawozdania; -  kolokwium pisemne</w:t>
+              <w:t>kolokwium; prezentacja projektu i dokumentacji; ocena sporządzonego dokumentu; ocena pracy podczas ćwiczenia</w:t>
             </w:r>
           </w:p>
         </w:tc>
@@ -19559,7 +18257,7 @@
                 <w:i w:val="0"/>
                 <w:sz w:val="22"/>
               </w:rPr>
-              <w:t>rozwiązywanie zadań; Kryteria oceny; Laboratorium/; - ćwiczenia zawiązane z tematyką wykładu, opracowania obliczeniowe i koncepcyjne, ocena sporządzonego sprawozdania; -  kolokwium pisemne</w:t>
+              <w:t>kolokwium; prezentacja projektu i dokumentacji; ocena sporządzonego dokumentu; ocena pracy podczas ćwiczenia</w:t>
             </w:r>
           </w:p>
         </w:tc>
@@ -19617,7 +18315,7 @@
                 <w:i w:val="0"/>
                 <w:sz w:val="22"/>
               </w:rPr>
-              <w:t>rozwiązywanie zadań; Kryteria oceny; Laboratorium/; - ćwiczenia zawiązane z tematyką wykładu, opracowania obliczeniowe i koncepcyjne, ocena sporządzonego sprawozdania; -  kolokwium pisemne</w:t>
+              <w:t>kolokwium; prezentacja projektu i dokumentacji; ocena sporządzonego dokumentu; ocena pracy podczas ćwiczenia</w:t>
             </w:r>
           </w:p>
         </w:tc>
@@ -19675,7 +18373,7 @@
                 <w:i w:val="0"/>
                 <w:sz w:val="22"/>
               </w:rPr>
-              <w:t>rozwiązywanie zadań; Kryteria oceny; Laboratorium/; - ćwiczenia zawiązane z tematyką wykładu, opracowania obliczeniowe i koncepcyjne, ocena sporządzonego sprawozdania; -  kolokwium pisemne</w:t>
+              <w:t>kolokwium; prezentacja projektu i dokumentacji; ocena sporządzonego dokumentu; ocena pracy podczas ćwiczenia</w:t>
             </w:r>
           </w:p>
         </w:tc>
@@ -19838,7 +18536,7 @@
                 <w:i w:val="0"/>
                 <w:sz w:val="22"/>
               </w:rPr>
-              <w:t>rozwiązywanie zadań; Kryteria oceny; Laboratorium/; - ćwiczenia zawiązane z tematyką wykładu, opracowania obliczeniowe i koncepcyjne, ocena sporządzonego sprawozdania; -  kolokwium pisemne</w:t>
+              <w:t>kolokwium; prezentacja projektu i dokumentacji; ocena sporządzonego dokumentu; ocena pracy podczas ćwiczenia</w:t>
             </w:r>
           </w:p>
         </w:tc>
@@ -19896,7 +18594,7 @@
                 <w:i w:val="0"/>
                 <w:sz w:val="22"/>
               </w:rPr>
-              <w:t>rozwiązywanie zadań; Kryteria oceny; Laboratorium/; - ćwiczenia zawiązane z tematyką wykładu, opracowania obliczeniowe i koncepcyjne, ocena sporządzonego sprawozdania; -  kolokwium pisemne</w:t>
+              <w:t>kolokwium; prezentacja projektu i dokumentacji; ocena sporządzonego dokumentu; ocena pracy podczas ćwiczenia</w:t>
             </w:r>
           </w:p>
         </w:tc>
@@ -19954,7 +18652,7 @@
                 <w:i w:val="0"/>
                 <w:sz w:val="22"/>
               </w:rPr>
-              <w:t>rozwiązywanie zadań; Kryteria oceny; Laboratorium/; - ćwiczenia zawiązane z tematyką wykładu, opracowania obliczeniowe i koncepcyjne, ocena sporządzonego sprawozdania; -  kolokwium pisemne</w:t>
+              <w:t>kolokwium; prezentacja projektu i dokumentacji; ocena sporządzonego dokumentu; ocena pracy podczas ćwiczenia</w:t>
             </w:r>
           </w:p>
         </w:tc>
@@ -20012,7 +18710,7 @@
                 <w:i w:val="0"/>
                 <w:sz w:val="22"/>
               </w:rPr>
-              <w:t>rozwiązywanie zadań; Kryteria oceny; Laboratorium/; - ćwiczenia zawiązane z tematyką wykładu, opracowania obliczeniowe i koncepcyjne, ocena sporządzonego sprawozdania; -  kolokwium pisemne</w:t>
+              <w:t>kolokwium; prezentacja projektu i dokumentacji; ocena sporządzonego dokumentu; ocena pracy podczas ćwiczenia</w:t>
             </w:r>
           </w:p>
         </w:tc>
@@ -20070,7 +18768,7 @@
                 <w:i w:val="0"/>
                 <w:sz w:val="22"/>
               </w:rPr>
-              <w:t>rozwiązywanie zadań; Kryteria oceny; Laboratorium/; - ćwiczenia zawiązane z tematyką wykładu, opracowania obliczeniowe i koncepcyjne, ocena sporządzonego sprawozdania; -  kolokwium pisemne</w:t>
+              <w:t>kolokwium; prezentacja projektu i dokumentacji; ocena sporządzonego dokumentu; ocena pracy podczas ćwiczenia</w:t>
             </w:r>
           </w:p>
         </w:tc>
@@ -20128,7 +18826,7 @@
                 <w:i w:val="0"/>
                 <w:sz w:val="22"/>
               </w:rPr>
-              <w:t>rozwiązywanie zadań; Kryteria oceny; Laboratorium/; - ćwiczenia zawiązane z tematyką wykładu, opracowania obliczeniowe i koncepcyjne, ocena sporządzonego sprawozdania; -  kolokwium pisemne</w:t>
+              <w:t>kolokwium; prezentacja projektu i dokumentacji; ocena sporządzonego dokumentu; ocena pracy podczas ćwiczenia</w:t>
             </w:r>
           </w:p>
         </w:tc>
@@ -20186,7 +18884,7 @@
                 <w:i w:val="0"/>
                 <w:sz w:val="22"/>
               </w:rPr>
-              <w:t>rozwiązywanie zadań; Kryteria oceny; Laboratorium/; - ćwiczenia zawiązane z tematyką wykładu, opracowania obliczeniowe i koncepcyjne, ocena sporządzonego sprawozdania; -  kolokwium pisemne</w:t>
+              <w:t>kolokwium; prezentacja projektu i dokumentacji; ocena sporządzonego dokumentu; ocena pracy podczas ćwiczenia</w:t>
             </w:r>
           </w:p>
         </w:tc>
@@ -20244,7 +18942,7 @@
                 <w:i w:val="0"/>
                 <w:sz w:val="22"/>
               </w:rPr>
-              <w:t>rozwiązywanie zadań; Kryteria oceny; Laboratorium/; - ćwiczenia zawiązane z tematyką wykładu, opracowania obliczeniowe i koncepcyjne, ocena sporządzonego sprawozdania; -  kolokwium pisemne</w:t>
+              <w:t>kolokwium; prezentacja projektu i dokumentacji; ocena sporządzonego dokumentu; ocena pracy podczas ćwiczenia</w:t>
             </w:r>
           </w:p>
         </w:tc>
@@ -20302,7 +19000,7 @@
                 <w:i w:val="0"/>
                 <w:sz w:val="22"/>
               </w:rPr>
-              <w:t>rozwiązywanie zadań; Kryteria oceny; Laboratorium/; - ćwiczenia zawiązane z tematyką wykładu, opracowania obliczeniowe i koncepcyjne, ocena sporządzonego sprawozdania; -  kolokwium pisemne</w:t>
+              <w:t>kolokwium; prezentacja projektu i dokumentacji; ocena sporządzonego dokumentu; ocena pracy podczas ćwiczenia</w:t>
             </w:r>
           </w:p>
         </w:tc>
@@ -20360,7 +19058,7 @@
                 <w:i w:val="0"/>
                 <w:sz w:val="22"/>
               </w:rPr>
-              <w:t>rozwiązywanie zadań; Kryteria oceny; Laboratorium/; - ćwiczenia zawiązane z tematyką wykładu, opracowania obliczeniowe i koncepcyjne, ocena sporządzonego sprawozdania; -  kolokwium pisemne</w:t>
+              <w:t>kolokwium; prezentacja projektu i dokumentacji; ocena sporządzonego dokumentu; ocena pracy podczas ćwiczenia</w:t>
             </w:r>
           </w:p>
         </w:tc>
@@ -20418,7 +19116,7 @@
                 <w:i w:val="0"/>
                 <w:sz w:val="22"/>
               </w:rPr>
-              <w:t>rozwiązywanie zadań; Kryteria oceny; Laboratorium/; - ćwiczenia zawiązane z tematyką wykładu, opracowania obliczeniowe i koncepcyjne, ocena sporządzonego sprawozdania; -  kolokwium pisemne</w:t>
+              <w:t>kolokwium; prezentacja projektu i dokumentacji; ocena sporządzonego dokumentu; ocena pracy podczas ćwiczenia</w:t>
             </w:r>
           </w:p>
         </w:tc>
@@ -20476,7 +19174,7 @@
                 <w:i w:val="0"/>
                 <w:sz w:val="22"/>
               </w:rPr>
-              <w:t>rozwiązywanie zadań; Kryteria oceny; Laboratorium/; - ćwiczenia zawiązane z tematyką wykładu, opracowania obliczeniowe i koncepcyjne, ocena sporządzonego sprawozdania; -  kolokwium pisemne</w:t>
+              <w:t>kolokwium; prezentacja projektu i dokumentacji; ocena sporządzonego dokumentu; ocena pracy podczas ćwiczenia</w:t>
             </w:r>
           </w:p>
         </w:tc>
@@ -20534,7 +19232,7 @@
                 <w:i w:val="0"/>
                 <w:sz w:val="22"/>
               </w:rPr>
-              <w:t>rozwiązywanie zadań; Kryteria oceny; Laboratorium/; - ćwiczenia zawiązane z tematyką wykładu, opracowania obliczeniowe i koncepcyjne, ocena sporządzonego sprawozdania; -  kolokwium pisemne</w:t>
+              <w:t>kolokwium; prezentacja projektu i dokumentacji; ocena sporządzonego dokumentu; ocena pracy podczas ćwiczenia</w:t>
             </w:r>
           </w:p>
         </w:tc>
@@ -20592,7 +19290,7 @@
                 <w:i w:val="0"/>
                 <w:sz w:val="22"/>
               </w:rPr>
-              <w:t>rozwiązywanie zadań; Kryteria oceny; Laboratorium/; - ćwiczenia zawiązane z tematyką wykładu, opracowania obliczeniowe i koncepcyjne, ocena sporządzonego sprawozdania; -  kolokwium pisemne</w:t>
+              <w:t>kolokwium; prezentacja projektu i dokumentacji; ocena sporządzonego dokumentu; ocena pracy podczas ćwiczenia</w:t>
             </w:r>
           </w:p>
         </w:tc>
@@ -20650,7 +19348,7 @@
                 <w:i w:val="0"/>
                 <w:sz w:val="22"/>
               </w:rPr>
-              <w:t>rozwiązywanie zadań; Kryteria oceny; Laboratorium/; - ćwiczenia zawiązane z tematyką wykładu, opracowania obliczeniowe i koncepcyjne, ocena sporządzonego sprawozdania; -  kolokwium pisemne</w:t>
+              <w:t>kolokwium; prezentacja projektu i dokumentacji; ocena sporządzonego dokumentu; ocena pracy podczas ćwiczenia</w:t>
             </w:r>
           </w:p>
         </w:tc>
@@ -20708,7 +19406,7 @@
                 <w:i w:val="0"/>
                 <w:sz w:val="22"/>
               </w:rPr>
-              <w:t>rozwiązywanie zadań; Kryteria oceny; Laboratorium/; - ćwiczenia zawiązane z tematyką wykładu, opracowania obliczeniowe i koncepcyjne, ocena sporządzonego sprawozdania; -  kolokwium pisemne</w:t>
+              <w:t>kolokwium; prezentacja projektu i dokumentacji; ocena sporządzonego dokumentu; ocena pracy podczas ćwiczenia</w:t>
             </w:r>
           </w:p>
         </w:tc>
@@ -20766,7 +19464,7 @@
                 <w:i w:val="0"/>
                 <w:sz w:val="22"/>
               </w:rPr>
-              <w:t>rozwiązywanie zadań; Kryteria oceny; Laboratorium/; - ćwiczenia zawiązane z tematyką wykładu, opracowania obliczeniowe i koncepcyjne, ocena sporządzonego sprawozdania; -  kolokwium pisemne</w:t>
+              <w:t>kolokwium; prezentacja projektu i dokumentacji; ocena sporządzonego dokumentu; ocena pracy podczas ćwiczenia</w:t>
             </w:r>
           </w:p>
         </w:tc>
@@ -20824,7 +19522,7 @@
                 <w:i w:val="0"/>
                 <w:sz w:val="22"/>
               </w:rPr>
-              <w:t>rozwiązywanie zadań; Kryteria oceny; Laboratorium/; - ćwiczenia zawiązane z tematyką wykładu, opracowania obliczeniowe i koncepcyjne, ocena sporządzonego sprawozdania; -  kolokwium pisemne</w:t>
+              <w:t>kolokwium; prezentacja projektu i dokumentacji; ocena sporządzonego dokumentu; ocena pracy podczas ćwiczenia</w:t>
             </w:r>
           </w:p>
         </w:tc>
@@ -20882,7 +19580,7 @@
                 <w:i w:val="0"/>
                 <w:sz w:val="22"/>
               </w:rPr>
-              <w:t>rozwiązywanie zadań; Kryteria oceny; Laboratorium/; - ćwiczenia zawiązane z tematyką wykładu, opracowania obliczeniowe i koncepcyjne, ocena sporządzonego sprawozdania; -  kolokwium pisemne</w:t>
+              <w:t>kolokwium; prezentacja projektu i dokumentacji; ocena sporządzonego dokumentu; ocena pracy podczas ćwiczenia</w:t>
             </w:r>
           </w:p>
         </w:tc>
@@ -20940,7 +19638,7 @@
                 <w:i w:val="0"/>
                 <w:sz w:val="22"/>
               </w:rPr>
-              <w:t>rozwiązywanie zadań; Kryteria oceny; Laboratorium/; - ćwiczenia zawiązane z tematyką wykładu, opracowania obliczeniowe i koncepcyjne, ocena sporządzonego sprawozdania; -  kolokwium pisemne</w:t>
+              <w:t>kolokwium; prezentacja projektu i dokumentacji; ocena sporządzonego dokumentu; ocena pracy podczas ćwiczenia</w:t>
             </w:r>
           </w:p>
         </w:tc>
@@ -20998,7 +19696,7 @@
                 <w:i w:val="0"/>
                 <w:sz w:val="22"/>
               </w:rPr>
-              <w:t>rozwiązywanie zadań; Kryteria oceny; Laboratorium/; - ćwiczenia zawiązane z tematyką wykładu, opracowania obliczeniowe i koncepcyjne, ocena sporządzonego sprawozdania; -  kolokwium pisemne</w:t>
+              <w:t>kolokwium; prezentacja projektu i dokumentacji; ocena sporządzonego dokumentu; ocena pracy podczas ćwiczenia</w:t>
             </w:r>
           </w:p>
         </w:tc>
@@ -21056,7 +19754,7 @@
                 <w:i w:val="0"/>
                 <w:sz w:val="22"/>
               </w:rPr>
-              <w:t>rozwiązywanie zadań; Kryteria oceny; Laboratorium/; - ćwiczenia zawiązane z tematyką wykładu, opracowania obliczeniowe i koncepcyjne, ocena sporządzonego sprawozdania; -  kolokwium pisemne</w:t>
+              <w:t>kolokwium; prezentacja projektu i dokumentacji; ocena sporządzonego dokumentu; ocena pracy podczas ćwiczenia</w:t>
             </w:r>
           </w:p>
         </w:tc>
@@ -21114,7 +19812,7 @@
                 <w:i w:val="0"/>
                 <w:sz w:val="22"/>
               </w:rPr>
-              <w:t>rozwiązywanie zadań; Kryteria oceny; Laboratorium/; - ćwiczenia zawiązane z tematyką wykładu, opracowania obliczeniowe i koncepcyjne, ocena sporządzonego sprawozdania; -  kolokwium pisemne</w:t>
+              <w:t>kolokwium; prezentacja projektu i dokumentacji; ocena sporządzonego dokumentu; ocena pracy podczas ćwiczenia</w:t>
             </w:r>
           </w:p>
         </w:tc>
@@ -21172,7 +19870,7 @@
                 <w:i w:val="0"/>
                 <w:sz w:val="22"/>
               </w:rPr>
-              <w:t>rozwiązywanie zadań; Kryteria oceny; Laboratorium/; - ćwiczenia zawiązane z tematyką wykładu, opracowania obliczeniowe i koncepcyjne, ocena sporządzonego sprawozdania; -  kolokwium pisemne</w:t>
+              <w:t>kolokwium; prezentacja projektu i dokumentacji; ocena sporządzonego dokumentu; ocena pracy podczas ćwiczenia</w:t>
             </w:r>
           </w:p>
         </w:tc>
@@ -21230,7 +19928,7 @@
                 <w:i w:val="0"/>
                 <w:sz w:val="22"/>
               </w:rPr>
-              <w:t>rozwiązywanie zadań; Kryteria oceny; Laboratorium/; - ćwiczenia zawiązane z tematyką wykładu, opracowania obliczeniowe i koncepcyjne, ocena sporządzonego sprawozdania; -  kolokwium pisemne</w:t>
+              <w:t>kolokwium; prezentacja projektu i dokumentacji; ocena sporządzonego dokumentu; ocena pracy podczas ćwiczenia</w:t>
             </w:r>
           </w:p>
         </w:tc>
@@ -21288,7 +19986,7 @@
                 <w:i w:val="0"/>
                 <w:sz w:val="22"/>
               </w:rPr>
-              <w:t>rozwiązywanie zadań; Kryteria oceny; Laboratorium/; - ćwiczenia zawiązane z tematyką wykładu, opracowania obliczeniowe i koncepcyjne, ocena sporządzonego sprawozdania; -  kolokwium pisemne</w:t>
+              <w:t>kolokwium; prezentacja projektu i dokumentacji; ocena sporządzonego dokumentu; ocena pracy podczas ćwiczenia</w:t>
             </w:r>
           </w:p>
         </w:tc>
@@ -21346,7 +20044,7 @@
                 <w:i w:val="0"/>
                 <w:sz w:val="22"/>
               </w:rPr>
-              <w:t>rozwiązywanie zadań; Kryteria oceny; Laboratorium/; - ćwiczenia zawiązane z tematyką wykładu, opracowania obliczeniowe i koncepcyjne, ocena sporządzonego sprawozdania; -  kolokwium pisemne</w:t>
+              <w:t>kolokwium; prezentacja projektu i dokumentacji; ocena sporządzonego dokumentu; ocena pracy podczas ćwiczenia</w:t>
             </w:r>
           </w:p>
         </w:tc>
@@ -21404,7 +20102,7 @@
                 <w:i w:val="0"/>
                 <w:sz w:val="22"/>
               </w:rPr>
-              <w:t>rozwiązywanie zadań; Kryteria oceny; Laboratorium/; - ćwiczenia zawiązane z tematyką wykładu, opracowania obliczeniowe i koncepcyjne, ocena sporządzonego sprawozdania; -  kolokwium pisemne</w:t>
+              <w:t>kolokwium; prezentacja projektu i dokumentacji; ocena sporządzonego dokumentu; ocena pracy podczas ćwiczenia</w:t>
             </w:r>
           </w:p>
         </w:tc>
@@ -21462,7 +20160,7 @@
                 <w:i w:val="0"/>
                 <w:sz w:val="22"/>
               </w:rPr>
-              <w:t>rozwiązywanie zadań; Kryteria oceny; Laboratorium/; - ćwiczenia zawiązane z tematyką wykładu, opracowania obliczeniowe i koncepcyjne, ocena sporządzonego sprawozdania; -  kolokwium pisemne</w:t>
+              <w:t>kolokwium; prezentacja projektu i dokumentacji; ocena sporządzonego dokumentu; ocena pracy podczas ćwiczenia</w:t>
             </w:r>
           </w:p>
         </w:tc>
@@ -21520,7 +20218,7 @@
                 <w:i w:val="0"/>
                 <w:sz w:val="22"/>
               </w:rPr>
-              <w:t>rozwiązywanie zadań; Kryteria oceny; Laboratorium/; - ćwiczenia zawiązane z tematyką wykładu, opracowania obliczeniowe i koncepcyjne, ocena sporządzonego sprawozdania; -  kolokwium pisemne</w:t>
+              <w:t>kolokwium; prezentacja projektu i dokumentacji; ocena sporządzonego dokumentu; ocena pracy podczas ćwiczenia</w:t>
             </w:r>
           </w:p>
         </w:tc>
@@ -21578,7 +20276,7 @@
                 <w:i w:val="0"/>
                 <w:sz w:val="22"/>
               </w:rPr>
-              <w:t>rozwiązywanie zadań; Kryteria oceny; Laboratorium/; - ćwiczenia zawiązane z tematyką wykładu, opracowania obliczeniowe i koncepcyjne, ocena sporządzonego sprawozdania; -  kolokwium pisemne</w:t>
+              <w:t>kolokwium; prezentacja projektu i dokumentacji; ocena sporządzonego dokumentu; ocena pracy podczas ćwiczenia</w:t>
             </w:r>
           </w:p>
         </w:tc>
@@ -21636,7 +20334,7 @@
                 <w:i w:val="0"/>
                 <w:sz w:val="22"/>
               </w:rPr>
-              <w:t>rozwiązywanie zadań; Kryteria oceny; Laboratorium/; - ćwiczenia zawiązane z tematyką wykładu, opracowania obliczeniowe i koncepcyjne, ocena sporządzonego sprawozdania; -  kolokwium pisemne</w:t>
+              <w:t>kolokwium; prezentacja projektu i dokumentacji; ocena sporządzonego dokumentu; ocena pracy podczas ćwiczenia</w:t>
             </w:r>
           </w:p>
         </w:tc>
@@ -21694,7 +20392,7 @@
                 <w:i w:val="0"/>
                 <w:sz w:val="22"/>
               </w:rPr>
-              <w:t>rozwiązywanie zadań; Kryteria oceny; Laboratorium/; - ćwiczenia zawiązane z tematyką wykładu, opracowania obliczeniowe i koncepcyjne, ocena sporządzonego sprawozdania; -  kolokwium pisemne</w:t>
+              <w:t>kolokwium; prezentacja projektu i dokumentacji; ocena sporządzonego dokumentu; ocena pracy podczas ćwiczenia</w:t>
             </w:r>
           </w:p>
         </w:tc>
@@ -21752,7 +20450,7 @@
                 <w:i w:val="0"/>
                 <w:sz w:val="22"/>
               </w:rPr>
-              <w:t>rozwiązywanie zadań; Kryteria oceny; Laboratorium/; - ćwiczenia zawiązane z tematyką wykładu, opracowania obliczeniowe i koncepcyjne, ocena sporządzonego sprawozdania; -  kolokwium pisemne</w:t>
+              <w:t>kolokwium; prezentacja projektu i dokumentacji; ocena sporządzonego dokumentu; ocena pracy podczas ćwiczenia</w:t>
             </w:r>
           </w:p>
         </w:tc>
@@ -21810,7 +20508,7 @@
                 <w:i w:val="0"/>
                 <w:sz w:val="22"/>
               </w:rPr>
-              <w:t>rozwiązywanie zadań; Kryteria oceny; Laboratorium/; - ćwiczenia zawiązane z tematyką wykładu, opracowania obliczeniowe i koncepcyjne, ocena sporządzonego sprawozdania; -  kolokwium pisemne</w:t>
+              <w:t>kolokwium; prezentacja projektu i dokumentacji; ocena sporządzonego dokumentu; ocena pracy podczas ćwiczenia</w:t>
             </w:r>
           </w:p>
         </w:tc>
@@ -21868,7 +20566,7 @@
                 <w:i w:val="0"/>
                 <w:sz w:val="22"/>
               </w:rPr>
-              <w:t>rozwiązywanie zadań; Kryteria oceny; Laboratorium/; - ćwiczenia zawiązane z tematyką wykładu, opracowania obliczeniowe i koncepcyjne, ocena sporządzonego sprawozdania; -  kolokwium pisemne</w:t>
+              <w:t>kolokwium; prezentacja projektu i dokumentacji; ocena sporządzonego dokumentu; ocena pracy podczas ćwiczenia</w:t>
             </w:r>
           </w:p>
         </w:tc>
@@ -21926,7 +20624,7 @@
                 <w:i w:val="0"/>
                 <w:sz w:val="22"/>
               </w:rPr>
-              <w:t>rozwiązywanie zadań; Kryteria oceny; Laboratorium/; - ćwiczenia zawiązane z tematyką wykładu, opracowania obliczeniowe i koncepcyjne, ocena sporządzonego sprawozdania; -  kolokwium pisemne</w:t>
+              <w:t>kolokwium; prezentacja projektu i dokumentacji; ocena sporządzonego dokumentu; ocena pracy podczas ćwiczenia</w:t>
             </w:r>
           </w:p>
         </w:tc>
@@ -21984,7 +20682,7 @@
                 <w:i w:val="0"/>
                 <w:sz w:val="22"/>
               </w:rPr>
-              <w:t>rozwiązywanie zadań; Kryteria oceny; Laboratorium/; - ćwiczenia zawiązane z tematyką wykładu, opracowania obliczeniowe i koncepcyjne, ocena sporządzonego sprawozdania; -  kolokwium pisemne</w:t>
+              <w:t>kolokwium; prezentacja projektu i dokumentacji; ocena sporządzonego dokumentu; ocena pracy podczas ćwiczenia</w:t>
             </w:r>
           </w:p>
         </w:tc>
@@ -22042,7 +20740,7 @@
                 <w:i w:val="0"/>
                 <w:sz w:val="22"/>
               </w:rPr>
-              <w:t>rozwiązywanie zadań; Kryteria oceny; Laboratorium/; - ćwiczenia zawiązane z tematyką wykładu, opracowania obliczeniowe i koncepcyjne, ocena sporządzonego sprawozdania; -  kolokwium pisemne</w:t>
+              <w:t>kolokwium; prezentacja projektu i dokumentacji; ocena sporządzonego dokumentu; ocena pracy podczas ćwiczenia</w:t>
             </w:r>
           </w:p>
         </w:tc>
@@ -22100,7 +20798,7 @@
                 <w:i w:val="0"/>
                 <w:sz w:val="22"/>
               </w:rPr>
-              <w:t>rozwiązywanie zadań; Kryteria oceny; Laboratorium/; - ćwiczenia zawiązane z tematyką wykładu, opracowania obliczeniowe i koncepcyjne, ocena sporządzonego sprawozdania; -  kolokwium pisemne</w:t>
+              <w:t>kolokwium; prezentacja projektu i dokumentacji; ocena sporządzonego dokumentu; ocena pracy podczas ćwiczenia</w:t>
             </w:r>
           </w:p>
         </w:tc>
@@ -22158,7 +20856,7 @@
                 <w:i w:val="0"/>
                 <w:sz w:val="22"/>
               </w:rPr>
-              <w:t>rozwiązywanie zadań; Kryteria oceny; Laboratorium/; - ćwiczenia zawiązane z tematyką wykładu, opracowania obliczeniowe i koncepcyjne, ocena sporządzonego sprawozdania; -  kolokwium pisemne</w:t>
+              <w:t>kolokwium; prezentacja projektu i dokumentacji; ocena sporządzonego dokumentu; ocena pracy podczas ćwiczenia</w:t>
             </w:r>
           </w:p>
         </w:tc>
@@ -22216,7 +20914,7 @@
                 <w:i w:val="0"/>
                 <w:sz w:val="22"/>
               </w:rPr>
-              <w:t>rozwiązywanie zadań; Kryteria oceny; Laboratorium/; - ćwiczenia zawiązane z tematyką wykładu, opracowania obliczeniowe i koncepcyjne, ocena sporządzonego sprawozdania; -  kolokwium pisemne</w:t>
+              <w:t>kolokwium; prezentacja projektu i dokumentacji; ocena sporządzonego dokumentu; ocena pracy podczas ćwiczenia</w:t>
             </w:r>
           </w:p>
         </w:tc>
@@ -22274,7 +20972,7 @@
                 <w:i w:val="0"/>
                 <w:sz w:val="22"/>
               </w:rPr>
-              <w:t>rozwiązywanie zadań; Kryteria oceny; Laboratorium/; - ćwiczenia zawiązane z tematyką wykładu, opracowania obliczeniowe i koncepcyjne, ocena sporządzonego sprawozdania; -  kolokwium pisemne</w:t>
+              <w:t>kolokwium; prezentacja projektu i dokumentacji; ocena sporządzonego dokumentu; ocena pracy podczas ćwiczenia</w:t>
             </w:r>
           </w:p>
         </w:tc>
@@ -22332,7 +21030,7 @@
                 <w:i w:val="0"/>
                 <w:sz w:val="22"/>
               </w:rPr>
-              <w:t>rozwiązywanie zadań; Kryteria oceny; Laboratorium/; - ćwiczenia zawiązane z tematyką wykładu, opracowania obliczeniowe i koncepcyjne, ocena sporządzonego sprawozdania; -  kolokwium pisemne</w:t>
+              <w:t>kolokwium; prezentacja projektu i dokumentacji; ocena sporządzonego dokumentu; ocena pracy podczas ćwiczenia</w:t>
             </w:r>
           </w:p>
         </w:tc>
@@ -22390,7 +21088,7 @@
                 <w:i w:val="0"/>
                 <w:sz w:val="22"/>
               </w:rPr>
-              <w:t>rozwiązywanie zadań; Kryteria oceny; Laboratorium/; - ćwiczenia zawiązane z tematyką wykładu, opracowania obliczeniowe i koncepcyjne, ocena sporządzonego sprawozdania; -  kolokwium pisemne</w:t>
+              <w:t>kolokwium; prezentacja projektu i dokumentacji; ocena sporządzonego dokumentu; ocena pracy podczas ćwiczenia</w:t>
             </w:r>
           </w:p>
         </w:tc>
@@ -22448,7 +21146,7 @@
                 <w:i w:val="0"/>
                 <w:sz w:val="22"/>
               </w:rPr>
-              <w:t>rozwiązywanie zadań; Kryteria oceny; Laboratorium/; - ćwiczenia zawiązane z tematyką wykładu, opracowania obliczeniowe i koncepcyjne, ocena sporządzonego sprawozdania; -  kolokwium pisemne</w:t>
+              <w:t>kolokwium; prezentacja projektu i dokumentacji; ocena sporządzonego dokumentu; ocena pracy podczas ćwiczenia</w:t>
             </w:r>
           </w:p>
         </w:tc>
@@ -22506,7 +21204,7 @@
                 <w:i w:val="0"/>
                 <w:sz w:val="22"/>
               </w:rPr>
-              <w:t>rozwiązywanie zadań; Kryteria oceny; Laboratorium/; - ćwiczenia zawiązane z tematyką wykładu, opracowania obliczeniowe i koncepcyjne, ocena sporządzonego sprawozdania; -  kolokwium pisemne</w:t>
+              <w:t>kolokwium; prezentacja projektu i dokumentacji; ocena sporządzonego dokumentu; ocena pracy podczas ćwiczenia</w:t>
             </w:r>
           </w:p>
         </w:tc>
@@ -22564,7 +21262,7 @@
                 <w:i w:val="0"/>
                 <w:sz w:val="22"/>
               </w:rPr>
-              <w:t>rozwiązywanie zadań; Kryteria oceny; Laboratorium/; - ćwiczenia zawiązane z tematyką wykładu, opracowania obliczeniowe i koncepcyjne, ocena sporządzonego sprawozdania; -  kolokwium pisemne</w:t>
+              <w:t>kolokwium; prezentacja projektu i dokumentacji; ocena sporządzonego dokumentu; ocena pracy podczas ćwiczenia</w:t>
             </w:r>
           </w:p>
         </w:tc>
@@ -22622,7 +21320,7 @@
                 <w:i w:val="0"/>
                 <w:sz w:val="22"/>
               </w:rPr>
-              <w:t>rozwiązywanie zadań; Kryteria oceny; Laboratorium/; - ćwiczenia zawiązane z tematyką wykładu, opracowania obliczeniowe i koncepcyjne, ocena sporządzonego sprawozdania; -  kolokwium pisemne</w:t>
+              <w:t>kolokwium; prezentacja projektu i dokumentacji; ocena sporządzonego dokumentu; ocena pracy podczas ćwiczenia</w:t>
             </w:r>
           </w:p>
         </w:tc>
@@ -22680,7 +21378,7 @@
                 <w:i w:val="0"/>
                 <w:sz w:val="22"/>
               </w:rPr>
-              <w:t>rozwiązywanie zadań; Kryteria oceny; Laboratorium/; - ćwiczenia zawiązane z tematyką wykładu, opracowania obliczeniowe i koncepcyjne, ocena sporządzonego sprawozdania; -  kolokwium pisemne</w:t>
+              <w:t>kolokwium; prezentacja projektu i dokumentacji; ocena sporządzonego dokumentu; ocena pracy podczas ćwiczenia</w:t>
             </w:r>
           </w:p>
         </w:tc>
@@ -22738,7 +21436,7 @@
                 <w:i w:val="0"/>
                 <w:sz w:val="22"/>
               </w:rPr>
-              <w:t>rozwiązywanie zadań; Kryteria oceny; Laboratorium/; - ćwiczenia zawiązane z tematyką wykładu, opracowania obliczeniowe i koncepcyjne, ocena sporządzonego sprawozdania; -  kolokwium pisemne</w:t>
+              <w:t>kolokwium; prezentacja projektu i dokumentacji; ocena sporządzonego dokumentu; ocena pracy podczas ćwiczenia</w:t>
             </w:r>
           </w:p>
         </w:tc>
@@ -22796,7 +21494,7 @@
                 <w:i w:val="0"/>
                 <w:sz w:val="22"/>
               </w:rPr>
-              <w:t>rozwiązywanie zadań; Kryteria oceny; Laboratorium/; - ćwiczenia zawiązane z tematyką wykładu, opracowania obliczeniowe i koncepcyjne, ocena sporządzonego sprawozdania; -  kolokwium pisemne</w:t>
+              <w:t>kolokwium; prezentacja projektu i dokumentacji; ocena sporządzonego dokumentu; ocena pracy podczas ćwiczenia</w:t>
             </w:r>
           </w:p>
         </w:tc>
@@ -22854,7 +21552,7 @@
                 <w:i w:val="0"/>
                 <w:sz w:val="22"/>
               </w:rPr>
-              <w:t>rozwiązywanie zadań; Kryteria oceny; Laboratorium/; - ćwiczenia zawiązane z tematyką wykładu, opracowania obliczeniowe i koncepcyjne, ocena sporządzonego sprawozdania; -  kolokwium pisemne</w:t>
+              <w:t>kolokwium; prezentacja projektu i dokumentacji; ocena sporządzonego dokumentu; ocena pracy podczas ćwiczenia</w:t>
             </w:r>
           </w:p>
         </w:tc>
@@ -22912,7 +21610,7 @@
                 <w:i w:val="0"/>
                 <w:sz w:val="22"/>
               </w:rPr>
-              <w:t>rozwiązywanie zadań; Kryteria oceny; Laboratorium/; - ćwiczenia zawiązane z tematyką wykładu, opracowania obliczeniowe i koncepcyjne, ocena sporządzonego sprawozdania; -  kolokwium pisemne</w:t>
+              <w:t>kolokwium; prezentacja projektu i dokumentacji; ocena sporządzonego dokumentu; ocena pracy podczas ćwiczenia</w:t>
             </w:r>
           </w:p>
         </w:tc>
@@ -22970,7 +21668,7 @@
                 <w:i w:val="0"/>
                 <w:sz w:val="22"/>
               </w:rPr>
-              <w:t>rozwiązywanie zadań; Kryteria oceny; Laboratorium/; - ćwiczenia zawiązane z tematyką wykładu, opracowania obliczeniowe i koncepcyjne, ocena sporządzonego sprawozdania; -  kolokwium pisemne</w:t>
+              <w:t>kolokwium; prezentacja projektu i dokumentacji; ocena sporządzonego dokumentu; ocena pracy podczas ćwiczenia</w:t>
             </w:r>
           </w:p>
         </w:tc>
@@ -23028,7 +21726,7 @@
                 <w:i w:val="0"/>
                 <w:sz w:val="22"/>
               </w:rPr>
-              <w:t>rozwiązywanie zadań; Kryteria oceny; Laboratorium/; - ćwiczenia zawiązane z tematyką wykładu, opracowania obliczeniowe i koncepcyjne, ocena sporządzonego sprawozdania; -  kolokwium pisemne</w:t>
+              <w:t>kolokwium; prezentacja projektu i dokumentacji; ocena sporządzonego dokumentu; ocena pracy podczas ćwiczenia</w:t>
             </w:r>
           </w:p>
         </w:tc>
@@ -23086,7 +21784,7 @@
                 <w:i w:val="0"/>
                 <w:sz w:val="22"/>
               </w:rPr>
-              <w:t>rozwiązywanie zadań; Kryteria oceny; Laboratorium/; - ćwiczenia zawiązane z tematyką wykładu, opracowania obliczeniowe i koncepcyjne, ocena sporządzonego sprawozdania; -  kolokwium pisemne</w:t>
+              <w:t>kolokwium; prezentacja projektu i dokumentacji; ocena sporządzonego dokumentu; ocena pracy podczas ćwiczenia</w:t>
             </w:r>
           </w:p>
         </w:tc>
@@ -23144,7 +21842,7 @@
                 <w:i w:val="0"/>
                 <w:sz w:val="22"/>
               </w:rPr>
-              <w:t>rozwiązywanie zadań; Kryteria oceny; Laboratorium/; - ćwiczenia zawiązane z tematyką wykładu, opracowania obliczeniowe i koncepcyjne, ocena sporządzonego sprawozdania; -  kolokwium pisemne</w:t>
+              <w:t>kolokwium; prezentacja projektu i dokumentacji; ocena sporządzonego dokumentu; ocena pracy podczas ćwiczenia</w:t>
             </w:r>
           </w:p>
         </w:tc>
@@ -23202,7 +21900,7 @@
                 <w:i w:val="0"/>
                 <w:sz w:val="22"/>
               </w:rPr>
-              <w:t>rozwiązywanie zadań; Kryteria oceny; Laboratorium/; - ćwiczenia zawiązane z tematyką wykładu, opracowania obliczeniowe i koncepcyjne, ocena sporządzonego sprawozdania; -  kolokwium pisemne</w:t>
+              <w:t>kolokwium; prezentacja projektu i dokumentacji; ocena sporządzonego dokumentu; ocena pracy podczas ćwiczenia</w:t>
             </w:r>
           </w:p>
         </w:tc>
@@ -23260,7 +21958,7 @@
                 <w:i w:val="0"/>
                 <w:sz w:val="22"/>
               </w:rPr>
-              <w:t>rozwiązywanie zadań; Kryteria oceny; Laboratorium/; - ćwiczenia zawiązane z tematyką wykładu, opracowania obliczeniowe i koncepcyjne, ocena sporządzonego sprawozdania; -  kolokwium pisemne</w:t>
+              <w:t>kolokwium; prezentacja projektu i dokumentacji; ocena sporządzonego dokumentu; ocena pracy podczas ćwiczenia</w:t>
             </w:r>
           </w:p>
         </w:tc>
@@ -23318,7 +22016,7 @@
                 <w:i w:val="0"/>
                 <w:sz w:val="22"/>
               </w:rPr>
-              <w:t>rozwiązywanie zadań; Kryteria oceny; Laboratorium/; - ćwiczenia zawiązane z tematyką wykładu, opracowania obliczeniowe i koncepcyjne, ocena sporządzonego sprawozdania; -  kolokwium pisemne</w:t>
+              <w:t>kolokwium; prezentacja projektu i dokumentacji; ocena sporządzonego dokumentu; ocena pracy podczas ćwiczenia</w:t>
             </w:r>
           </w:p>
         </w:tc>
@@ -23376,7 +22074,7 @@
                 <w:i w:val="0"/>
                 <w:sz w:val="22"/>
               </w:rPr>
-              <w:t>rozwiązywanie zadań; Kryteria oceny; Laboratorium/; - ćwiczenia zawiązane z tematyką wykładu, opracowania obliczeniowe i koncepcyjne, ocena sporządzonego sprawozdania; -  kolokwium pisemne</w:t>
+              <w:t>kolokwium; prezentacja projektu i dokumentacji; ocena sporządzonego dokumentu; ocena pracy podczas ćwiczenia</w:t>
             </w:r>
           </w:p>
         </w:tc>
@@ -23434,7 +22132,7 @@
                 <w:i w:val="0"/>
                 <w:sz w:val="22"/>
               </w:rPr>
-              <w:t>rozwiązywanie zadań; Kryteria oceny; Laboratorium/; - ćwiczenia zawiązane z tematyką wykładu, opracowania obliczeniowe i koncepcyjne, ocena sporządzonego sprawozdania; -  kolokwium pisemne</w:t>
+              <w:t>kolokwium; prezentacja projektu i dokumentacji; ocena sporządzonego dokumentu; ocena pracy podczas ćwiczenia</w:t>
             </w:r>
           </w:p>
         </w:tc>
@@ -23492,7 +22190,7 @@
                 <w:i w:val="0"/>
                 <w:sz w:val="22"/>
               </w:rPr>
-              <w:t>rozwiązywanie zadań; Kryteria oceny; Laboratorium/; - ćwiczenia zawiązane z tematyką wykładu, opracowania obliczeniowe i koncepcyjne, ocena sporządzonego sprawozdania; -  kolokwium pisemne</w:t>
+              <w:t>kolokwium; prezentacja projektu i dokumentacji; ocena sporządzonego dokumentu; ocena pracy podczas ćwiczenia</w:t>
             </w:r>
           </w:p>
         </w:tc>
@@ -23550,7 +22248,7 @@
                 <w:i w:val="0"/>
                 <w:sz w:val="22"/>
               </w:rPr>
-              <w:t>rozwiązywanie zadań; Kryteria oceny; Laboratorium/; - ćwiczenia zawiązane z tematyką wykładu, opracowania obliczeniowe i koncepcyjne, ocena sporządzonego sprawozdania; -  kolokwium pisemne</w:t>
+              <w:t>kolokwium; prezentacja projektu i dokumentacji; ocena sporządzonego dokumentu; ocena pracy podczas ćwiczenia</w:t>
             </w:r>
           </w:p>
         </w:tc>
@@ -23608,7 +22306,7 @@
                 <w:i w:val="0"/>
                 <w:sz w:val="22"/>
               </w:rPr>
-              <w:t>rozwiązywanie zadań; Kryteria oceny; Laboratorium/; - ćwiczenia zawiązane z tematyką wykładu, opracowania obliczeniowe i koncepcyjne, ocena sporządzonego sprawozdania; -  kolokwium pisemne</w:t>
+              <w:t>kolokwium; prezentacja projektu i dokumentacji; ocena sporządzonego dokumentu; ocena pracy podczas ćwiczenia</w:t>
             </w:r>
           </w:p>
         </w:tc>
@@ -23666,7 +22364,7 @@
                 <w:i w:val="0"/>
                 <w:sz w:val="22"/>
               </w:rPr>
-              <w:t>rozwiązywanie zadań; Kryteria oceny; Laboratorium/; - ćwiczenia zawiązane z tematyką wykładu, opracowania obliczeniowe i koncepcyjne, ocena sporządzonego sprawozdania; -  kolokwium pisemne</w:t>
+              <w:t>kolokwium; prezentacja projektu i dokumentacji; ocena sporządzonego dokumentu; ocena pracy podczas ćwiczenia</w:t>
             </w:r>
           </w:p>
         </w:tc>
@@ -23724,7 +22422,7 @@
                 <w:i w:val="0"/>
                 <w:sz w:val="22"/>
               </w:rPr>
-              <w:t>rozwiązywanie zadań; Kryteria oceny; Laboratorium/; - ćwiczenia zawiązane z tematyką wykładu, opracowania obliczeniowe i koncepcyjne, ocena sporządzonego sprawozdania; -  kolokwium pisemne</w:t>
+              <w:t>kolokwium; prezentacja projektu i dokumentacji; ocena sporządzonego dokumentu; ocena pracy podczas ćwiczenia</w:t>
             </w:r>
           </w:p>
         </w:tc>
@@ -23782,7 +22480,7 @@
                 <w:i w:val="0"/>
                 <w:sz w:val="22"/>
               </w:rPr>
-              <w:t>rozwiązywanie zadań; Kryteria oceny; Laboratorium/; - ćwiczenia zawiązane z tematyką wykładu, opracowania obliczeniowe i koncepcyjne, ocena sporządzonego sprawozdania; -  kolokwium pisemne</w:t>
+              <w:t>kolokwium; prezentacja projektu i dokumentacji; ocena sporządzonego dokumentu; ocena pracy podczas ćwiczenia</w:t>
             </w:r>
           </w:p>
         </w:tc>
@@ -23840,7 +22538,7 @@
                 <w:i w:val="0"/>
                 <w:sz w:val="22"/>
               </w:rPr>
-              <w:t>rozwiązywanie zadań; Kryteria oceny; Laboratorium/; - ćwiczenia zawiązane z tematyką wykładu, opracowania obliczeniowe i koncepcyjne, ocena sporządzonego sprawozdania; -  kolokwium pisemne</w:t>
+              <w:t>kolokwium; prezentacja projektu i dokumentacji; ocena sporządzonego dokumentu; ocena pracy podczas ćwiczenia</w:t>
             </w:r>
           </w:p>
         </w:tc>
@@ -23898,7 +22596,7 @@
                 <w:i w:val="0"/>
                 <w:sz w:val="22"/>
               </w:rPr>
-              <w:t>rozwiązywanie zadań; Kryteria oceny; Laboratorium/; - ćwiczenia zawiązane z tematyką wykładu, opracowania obliczeniowe i koncepcyjne, ocena sporządzonego sprawozdania; -  kolokwium pisemne</w:t>
+              <w:t>kolokwium; prezentacja projektu i dokumentacji; ocena sporządzonego dokumentu; ocena pracy podczas ćwiczenia</w:t>
             </w:r>
           </w:p>
         </w:tc>

--- a/public/assets/files/niestacjonarne/ICK.docx
+++ b/public/assets/files/niestacjonarne/ICK.docx
@@ -1903,14 +1903,13 @@
       </w:tblPr>
       <w:tblGrid>
         <w:gridCol w:w="680"/>
-        <w:gridCol w:w="4536"/>
-        <w:gridCol w:w="4252"/>
+        <w:gridCol w:w="8788"/>
       </w:tblGrid>
       <w:tr>
         <w:tc>
           <w:tcPr>
             <w:tcW w:type="dxa" w:w="9468"/>
-            <w:gridSpan w:val="3"/>
+            <w:gridSpan w:val="2"/>
             <w:shd w:val="clear" w:color="auto" w:fill="D9D9D9"/>
           </w:tcPr>
           <w:p>
@@ -1952,7 +1951,7 @@
         </w:tc>
         <w:tc>
           <w:tcPr>
-            <w:tcW w:type="dxa" w:w="4536"/>
+            <w:tcW w:type="dxa" w:w="8788"/>
             <w:shd w:val="clear" w:color="auto" w:fill="D9D9D9"/>
           </w:tcPr>
           <w:p>
@@ -1966,27 +1965,7 @@
                 <w:i w:val="0"/>
                 <w:sz w:val="16"/>
               </w:rPr>
-              <w:t>Wykład</w:t>
-            </w:r>
-          </w:p>
-        </w:tc>
-        <w:tc>
-          <w:tcPr>
-            <w:tcW w:type="dxa" w:w="4252"/>
-            <w:shd w:val="clear" w:color="auto" w:fill="D9D9D9"/>
-          </w:tcPr>
-          <w:p>
-            <w:pPr>
-              <w:spacing w:before="20" w:after="20"/>
-            </w:pPr>
-            <w:r>
-              <w:rPr>
-                <w:rFonts w:ascii="Aptos" w:hAnsi="Aptos"/>
-                <w:b/>
-                <w:i w:val="0"/>
-                <w:sz w:val="16"/>
-              </w:rPr>
-              <w:t>Ćwiczenia / Laboratorium / Pracownia</w:t>
+              <w:t>Treści programowe</w:t>
             </w:r>
           </w:p>
         </w:tc>
@@ -2013,7 +1992,7 @@
         </w:tc>
         <w:tc>
           <w:tcPr>
-            <w:tcW w:type="dxa" w:w="4536"/>
+            <w:tcW w:type="dxa" w:w="8788"/>
           </w:tcPr>
           <w:p>
             <w:pPr>
@@ -2027,24 +2006,6 @@
                 <w:sz w:val="22"/>
               </w:rPr>
               <w:t>Wprowadzenie do projektowania interakcji człowiek–komputer (HCI) – zakres, definicja i znaczenie.</w:t>
-            </w:r>
-          </w:p>
-        </w:tc>
-        <w:tc>
-          <w:tcPr>
-            <w:tcW w:type="dxa" w:w="4252"/>
-          </w:tcPr>
-          <w:p>
-            <w:pPr>
-              <w:spacing w:before="20" w:after="20"/>
-            </w:pPr>
-            <w:r>
-              <w:rPr>
-                <w:rFonts w:ascii="Aptos" w:hAnsi="Aptos"/>
-                <w:b w:val="0"/>
-                <w:i w:val="0"/>
-                <w:sz w:val="22"/>
-              </w:rPr>
             </w:r>
           </w:p>
         </w:tc>
@@ -2071,7 +2032,7 @@
         </w:tc>
         <w:tc>
           <w:tcPr>
-            <w:tcW w:type="dxa" w:w="4536"/>
+            <w:tcW w:type="dxa" w:w="8788"/>
           </w:tcPr>
           <w:p>
             <w:pPr>
@@ -2085,24 +2046,6 @@
                 <w:sz w:val="22"/>
               </w:rPr>
               <w:t>Historia rozwoju interfejsów oraz ewolucja modeli interakcji.</w:t>
-            </w:r>
-          </w:p>
-        </w:tc>
-        <w:tc>
-          <w:tcPr>
-            <w:tcW w:type="dxa" w:w="4252"/>
-          </w:tcPr>
-          <w:p>
-            <w:pPr>
-              <w:spacing w:before="20" w:after="20"/>
-            </w:pPr>
-            <w:r>
-              <w:rPr>
-                <w:rFonts w:ascii="Aptos" w:hAnsi="Aptos"/>
-                <w:b w:val="0"/>
-                <w:i w:val="0"/>
-                <w:sz w:val="22"/>
-              </w:rPr>
             </w:r>
           </w:p>
         </w:tc>
@@ -2129,7 +2072,7 @@
         </w:tc>
         <w:tc>
           <w:tcPr>
-            <w:tcW w:type="dxa" w:w="4536"/>
+            <w:tcW w:type="dxa" w:w="8788"/>
           </w:tcPr>
           <w:p>
             <w:pPr>
@@ -2143,24 +2086,6 @@
                 <w:sz w:val="22"/>
               </w:rPr>
               <w:t>Model człowiek–interfejs–system w projektowaniu systemów informatycznych.</w:t>
-            </w:r>
-          </w:p>
-        </w:tc>
-        <w:tc>
-          <w:tcPr>
-            <w:tcW w:type="dxa" w:w="4252"/>
-          </w:tcPr>
-          <w:p>
-            <w:pPr>
-              <w:spacing w:before="20" w:after="20"/>
-            </w:pPr>
-            <w:r>
-              <w:rPr>
-                <w:rFonts w:ascii="Aptos" w:hAnsi="Aptos"/>
-                <w:b w:val="0"/>
-                <w:i w:val="0"/>
-                <w:sz w:val="22"/>
-              </w:rPr>
             </w:r>
           </w:p>
         </w:tc>
@@ -2187,7 +2112,7 @@
         </w:tc>
         <w:tc>
           <w:tcPr>
-            <w:tcW w:type="dxa" w:w="4536"/>
+            <w:tcW w:type="dxa" w:w="8788"/>
           </w:tcPr>
           <w:p>
             <w:pPr>
@@ -2201,24 +2126,6 @@
                 <w:sz w:val="22"/>
               </w:rPr>
               <w:t>Charakterystyka użytkowników oraz analiza kontekstu użycia.</w:t>
-            </w:r>
-          </w:p>
-        </w:tc>
-        <w:tc>
-          <w:tcPr>
-            <w:tcW w:type="dxa" w:w="4252"/>
-          </w:tcPr>
-          <w:p>
-            <w:pPr>
-              <w:spacing w:before="20" w:after="20"/>
-            </w:pPr>
-            <w:r>
-              <w:rPr>
-                <w:rFonts w:ascii="Aptos" w:hAnsi="Aptos"/>
-                <w:b w:val="0"/>
-                <w:i w:val="0"/>
-                <w:sz w:val="22"/>
-              </w:rPr>
             </w:r>
           </w:p>
         </w:tc>
@@ -2245,7 +2152,7 @@
         </w:tc>
         <w:tc>
           <w:tcPr>
-            <w:tcW w:type="dxa" w:w="4536"/>
+            <w:tcW w:type="dxa" w:w="8788"/>
           </w:tcPr>
           <w:p>
             <w:pPr>
@@ -2259,24 +2166,6 @@
                 <w:sz w:val="22"/>
               </w:rPr>
               <w:t>Ograniczenia poznawcze i motoryczne użytkowników w projektowaniu interfejsów.</w:t>
-            </w:r>
-          </w:p>
-        </w:tc>
-        <w:tc>
-          <w:tcPr>
-            <w:tcW w:type="dxa" w:w="4252"/>
-          </w:tcPr>
-          <w:p>
-            <w:pPr>
-              <w:spacing w:before="20" w:after="20"/>
-            </w:pPr>
-            <w:r>
-              <w:rPr>
-                <w:rFonts w:ascii="Aptos" w:hAnsi="Aptos"/>
-                <w:b w:val="0"/>
-                <w:i w:val="0"/>
-                <w:sz w:val="22"/>
-              </w:rPr>
             </w:r>
           </w:p>
         </w:tc>
@@ -2303,7 +2192,7 @@
         </w:tc>
         <w:tc>
           <w:tcPr>
-            <w:tcW w:type="dxa" w:w="4536"/>
+            <w:tcW w:type="dxa" w:w="8788"/>
           </w:tcPr>
           <w:p>
             <w:pPr>
@@ -2317,24 +2206,6 @@
                 <w:sz w:val="22"/>
               </w:rPr>
               <w:t>Percepcja i uwaga użytkownika – rola hierarchii wizualnej w projektowaniu.</w:t>
-            </w:r>
-          </w:p>
-        </w:tc>
-        <w:tc>
-          <w:tcPr>
-            <w:tcW w:type="dxa" w:w="4252"/>
-          </w:tcPr>
-          <w:p>
-            <w:pPr>
-              <w:spacing w:before="20" w:after="20"/>
-            </w:pPr>
-            <w:r>
-              <w:rPr>
-                <w:rFonts w:ascii="Aptos" w:hAnsi="Aptos"/>
-                <w:b w:val="0"/>
-                <w:i w:val="0"/>
-                <w:sz w:val="22"/>
-              </w:rPr>
             </w:r>
           </w:p>
         </w:tc>
@@ -2361,7 +2232,7 @@
         </w:tc>
         <w:tc>
           <w:tcPr>
-            <w:tcW w:type="dxa" w:w="4536"/>
+            <w:tcW w:type="dxa" w:w="8788"/>
           </w:tcPr>
           <w:p>
             <w:pPr>
@@ -2375,24 +2246,6 @@
                 <w:sz w:val="22"/>
               </w:rPr>
               <w:t>Identyfikacja błędów projektowych (analiza „bad design”).</w:t>
-            </w:r>
-          </w:p>
-        </w:tc>
-        <w:tc>
-          <w:tcPr>
-            <w:tcW w:type="dxa" w:w="4252"/>
-          </w:tcPr>
-          <w:p>
-            <w:pPr>
-              <w:spacing w:before="20" w:after="20"/>
-            </w:pPr>
-            <w:r>
-              <w:rPr>
-                <w:rFonts w:ascii="Aptos" w:hAnsi="Aptos"/>
-                <w:b w:val="0"/>
-                <w:i w:val="0"/>
-                <w:sz w:val="22"/>
-              </w:rPr>
             </w:r>
           </w:p>
         </w:tc>
@@ -2419,7 +2272,7 @@
         </w:tc>
         <w:tc>
           <w:tcPr>
-            <w:tcW w:type="dxa" w:w="4536"/>
+            <w:tcW w:type="dxa" w:w="8788"/>
           </w:tcPr>
           <w:p>
             <w:pPr>
@@ -2433,24 +2286,6 @@
                 <w:sz w:val="22"/>
               </w:rPr>
               <w:t>Heurystyki użyteczności oraz klasyczne zasady projektowania interfejsów.</w:t>
-            </w:r>
-          </w:p>
-        </w:tc>
-        <w:tc>
-          <w:tcPr>
-            <w:tcW w:type="dxa" w:w="4252"/>
-          </w:tcPr>
-          <w:p>
-            <w:pPr>
-              <w:spacing w:before="20" w:after="20"/>
-            </w:pPr>
-            <w:r>
-              <w:rPr>
-                <w:rFonts w:ascii="Aptos" w:hAnsi="Aptos"/>
-                <w:b w:val="0"/>
-                <w:i w:val="0"/>
-                <w:sz w:val="22"/>
-              </w:rPr>
             </w:r>
           </w:p>
         </w:tc>
@@ -2477,7 +2312,7 @@
         </w:tc>
         <w:tc>
           <w:tcPr>
-            <w:tcW w:type="dxa" w:w="4536"/>
+            <w:tcW w:type="dxa" w:w="8788"/>
           </w:tcPr>
           <w:p>
             <w:pPr>
@@ -2491,24 +2326,6 @@
                 <w:sz w:val="22"/>
               </w:rPr>
               <w:t>Zasady projektowania graficznych interfejsów użytkownika (GUI).</w:t>
-            </w:r>
-          </w:p>
-        </w:tc>
-        <w:tc>
-          <w:tcPr>
-            <w:tcW w:type="dxa" w:w="4252"/>
-          </w:tcPr>
-          <w:p>
-            <w:pPr>
-              <w:spacing w:before="20" w:after="20"/>
-            </w:pPr>
-            <w:r>
-              <w:rPr>
-                <w:rFonts w:ascii="Aptos" w:hAnsi="Aptos"/>
-                <w:b w:val="0"/>
-                <w:i w:val="0"/>
-                <w:sz w:val="22"/>
-              </w:rPr>
             </w:r>
           </w:p>
         </w:tc>
@@ -2535,7 +2352,7 @@
         </w:tc>
         <w:tc>
           <w:tcPr>
-            <w:tcW w:type="dxa" w:w="4536"/>
+            <w:tcW w:type="dxa" w:w="8788"/>
           </w:tcPr>
           <w:p>
             <w:pPr>
@@ -2549,24 +2366,6 @@
                 <w:sz w:val="22"/>
               </w:rPr>
               <w:t>Wymagania i standardy projektowania interfejsów WWW i mobilnych.</w:t>
-            </w:r>
-          </w:p>
-        </w:tc>
-        <w:tc>
-          <w:tcPr>
-            <w:tcW w:type="dxa" w:w="4252"/>
-          </w:tcPr>
-          <w:p>
-            <w:pPr>
-              <w:spacing w:before="20" w:after="20"/>
-            </w:pPr>
-            <w:r>
-              <w:rPr>
-                <w:rFonts w:ascii="Aptos" w:hAnsi="Aptos"/>
-                <w:b w:val="0"/>
-                <w:i w:val="0"/>
-                <w:sz w:val="22"/>
-              </w:rPr>
             </w:r>
           </w:p>
         </w:tc>
@@ -2593,7 +2392,7 @@
         </w:tc>
         <w:tc>
           <w:tcPr>
-            <w:tcW w:type="dxa" w:w="4536"/>
+            <w:tcW w:type="dxa" w:w="8788"/>
           </w:tcPr>
           <w:p>
             <w:pPr>
@@ -2607,24 +2406,6 @@
                 <w:sz w:val="22"/>
               </w:rPr>
               <w:t>Projektowanie interakcji dla usług cyfrowych i systemów złożonych.</w:t>
-            </w:r>
-          </w:p>
-        </w:tc>
-        <w:tc>
-          <w:tcPr>
-            <w:tcW w:type="dxa" w:w="4252"/>
-          </w:tcPr>
-          <w:p>
-            <w:pPr>
-              <w:spacing w:before="20" w:after="20"/>
-            </w:pPr>
-            <w:r>
-              <w:rPr>
-                <w:rFonts w:ascii="Aptos" w:hAnsi="Aptos"/>
-                <w:b w:val="0"/>
-                <w:i w:val="0"/>
-                <w:sz w:val="22"/>
-              </w:rPr>
             </w:r>
           </w:p>
         </w:tc>
@@ -2651,7 +2432,7 @@
         </w:tc>
         <w:tc>
           <w:tcPr>
-            <w:tcW w:type="dxa" w:w="4536"/>
+            <w:tcW w:type="dxa" w:w="8788"/>
           </w:tcPr>
           <w:p>
             <w:pPr>
@@ -2665,24 +2446,6 @@
                 <w:sz w:val="22"/>
               </w:rPr>
               <w:t>Interfejsy multimodalne – głos, gest, systemy inteligentne i rozwiązania typu „smart”.</w:t>
-            </w:r>
-          </w:p>
-        </w:tc>
-        <w:tc>
-          <w:tcPr>
-            <w:tcW w:type="dxa" w:w="4252"/>
-          </w:tcPr>
-          <w:p>
-            <w:pPr>
-              <w:spacing w:before="20" w:after="20"/>
-            </w:pPr>
-            <w:r>
-              <w:rPr>
-                <w:rFonts w:ascii="Aptos" w:hAnsi="Aptos"/>
-                <w:b w:val="0"/>
-                <w:i w:val="0"/>
-                <w:sz w:val="22"/>
-              </w:rPr>
             </w:r>
           </w:p>
         </w:tc>
@@ -2709,7 +2472,7 @@
         </w:tc>
         <w:tc>
           <w:tcPr>
-            <w:tcW w:type="dxa" w:w="4536"/>
+            <w:tcW w:type="dxa" w:w="8788"/>
           </w:tcPr>
           <w:p>
             <w:pPr>
@@ -2723,24 +2486,6 @@
                 <w:sz w:val="22"/>
               </w:rPr>
               <w:t>Organizacja pracy projektowej – podział na zespoły i wybór tematu projektu.</w:t>
-            </w:r>
-          </w:p>
-        </w:tc>
-        <w:tc>
-          <w:tcPr>
-            <w:tcW w:type="dxa" w:w="4252"/>
-          </w:tcPr>
-          <w:p>
-            <w:pPr>
-              <w:spacing w:before="20" w:after="20"/>
-            </w:pPr>
-            <w:r>
-              <w:rPr>
-                <w:rFonts w:ascii="Aptos" w:hAnsi="Aptos"/>
-                <w:b w:val="0"/>
-                <w:i w:val="0"/>
-                <w:sz w:val="22"/>
-              </w:rPr>
             </w:r>
           </w:p>
         </w:tc>
@@ -2767,7 +2512,7 @@
         </w:tc>
         <w:tc>
           <w:tcPr>
-            <w:tcW w:type="dxa" w:w="4536"/>
+            <w:tcW w:type="dxa" w:w="8788"/>
           </w:tcPr>
           <w:p>
             <w:pPr>
@@ -2781,24 +2526,6 @@
                 <w:sz w:val="22"/>
               </w:rPr>
               <w:t>Analiza konkurencji, rynku docelowego oraz uzasadnienie biznesowe rozwiązania.</w:t>
-            </w:r>
-          </w:p>
-        </w:tc>
-        <w:tc>
-          <w:tcPr>
-            <w:tcW w:type="dxa" w:w="4252"/>
-          </w:tcPr>
-          <w:p>
-            <w:pPr>
-              <w:spacing w:before="20" w:after="20"/>
-            </w:pPr>
-            <w:r>
-              <w:rPr>
-                <w:rFonts w:ascii="Aptos" w:hAnsi="Aptos"/>
-                <w:b w:val="0"/>
-                <w:i w:val="0"/>
-                <w:sz w:val="22"/>
-              </w:rPr>
             </w:r>
           </w:p>
         </w:tc>
@@ -2825,7 +2552,7 @@
         </w:tc>
         <w:tc>
           <w:tcPr>
-            <w:tcW w:type="dxa" w:w="4536"/>
+            <w:tcW w:type="dxa" w:w="8788"/>
           </w:tcPr>
           <w:p>
             <w:pPr>
@@ -2839,24 +2566,6 @@
                 <w:sz w:val="22"/>
               </w:rPr>
               <w:t>Współpraca z klientem i użytkownikiem – identyfikacja i specyfikacja wymagań.</w:t>
-            </w:r>
-          </w:p>
-        </w:tc>
-        <w:tc>
-          <w:tcPr>
-            <w:tcW w:type="dxa" w:w="4252"/>
-          </w:tcPr>
-          <w:p>
-            <w:pPr>
-              <w:spacing w:before="20" w:after="20"/>
-            </w:pPr>
-            <w:r>
-              <w:rPr>
-                <w:rFonts w:ascii="Aptos" w:hAnsi="Aptos"/>
-                <w:b w:val="0"/>
-                <w:i w:val="0"/>
-                <w:sz w:val="22"/>
-              </w:rPr>
             </w:r>
           </w:p>
         </w:tc>
@@ -2883,7 +2592,7 @@
         </w:tc>
         <w:tc>
           <w:tcPr>
-            <w:tcW w:type="dxa" w:w="4536"/>
+            <w:tcW w:type="dxa" w:w="8788"/>
           </w:tcPr>
           <w:p>
             <w:pPr>
@@ -2897,24 +2606,6 @@
                 <w:sz w:val="22"/>
               </w:rPr>
               <w:t>Podejście User-Centred Design (UCD) w procesie projektowym.</w:t>
-            </w:r>
-          </w:p>
-        </w:tc>
-        <w:tc>
-          <w:tcPr>
-            <w:tcW w:type="dxa" w:w="4252"/>
-          </w:tcPr>
-          <w:p>
-            <w:pPr>
-              <w:spacing w:before="20" w:after="20"/>
-            </w:pPr>
-            <w:r>
-              <w:rPr>
-                <w:rFonts w:ascii="Aptos" w:hAnsi="Aptos"/>
-                <w:b w:val="0"/>
-                <w:i w:val="0"/>
-                <w:sz w:val="22"/>
-              </w:rPr>
             </w:r>
           </w:p>
         </w:tc>
@@ -2941,7 +2632,7 @@
         </w:tc>
         <w:tc>
           <w:tcPr>
-            <w:tcW w:type="dxa" w:w="4536"/>
+            <w:tcW w:type="dxa" w:w="8788"/>
           </w:tcPr>
           <w:p>
             <w:pPr>
@@ -2955,24 +2646,6 @@
                 <w:sz w:val="22"/>
               </w:rPr>
               <w:t>Elementy Design Thinking – empatyzacja i definiowanie problemu projektowego.</w:t>
-            </w:r>
-          </w:p>
-        </w:tc>
-        <w:tc>
-          <w:tcPr>
-            <w:tcW w:type="dxa" w:w="4252"/>
-          </w:tcPr>
-          <w:p>
-            <w:pPr>
-              <w:spacing w:before="20" w:after="20"/>
-            </w:pPr>
-            <w:r>
-              <w:rPr>
-                <w:rFonts w:ascii="Aptos" w:hAnsi="Aptos"/>
-                <w:b w:val="0"/>
-                <w:i w:val="0"/>
-                <w:sz w:val="22"/>
-              </w:rPr>
             </w:r>
           </w:p>
         </w:tc>
@@ -2999,7 +2672,7 @@
         </w:tc>
         <w:tc>
           <w:tcPr>
-            <w:tcW w:type="dxa" w:w="4536"/>
+            <w:tcW w:type="dxa" w:w="8788"/>
           </w:tcPr>
           <w:p>
             <w:pPr>
@@ -3013,24 +2686,6 @@
                 <w:sz w:val="22"/>
               </w:rPr>
               <w:t>Generowanie i wartościowanie koncepcji rozwiązań.</w:t>
-            </w:r>
-          </w:p>
-        </w:tc>
-        <w:tc>
-          <w:tcPr>
-            <w:tcW w:type="dxa" w:w="4252"/>
-          </w:tcPr>
-          <w:p>
-            <w:pPr>
-              <w:spacing w:before="20" w:after="20"/>
-            </w:pPr>
-            <w:r>
-              <w:rPr>
-                <w:rFonts w:ascii="Aptos" w:hAnsi="Aptos"/>
-                <w:b w:val="0"/>
-                <w:i w:val="0"/>
-                <w:sz w:val="22"/>
-              </w:rPr>
             </w:r>
           </w:p>
         </w:tc>
@@ -3057,7 +2712,7 @@
         </w:tc>
         <w:tc>
           <w:tcPr>
-            <w:tcW w:type="dxa" w:w="4536"/>
+            <w:tcW w:type="dxa" w:w="8788"/>
           </w:tcPr>
           <w:p>
             <w:pPr>
@@ -3071,24 +2726,6 @@
                 <w:sz w:val="22"/>
               </w:rPr>
               <w:t>Analiza potrzeb użytkowników oraz opracowanie person.</w:t>
-            </w:r>
-          </w:p>
-        </w:tc>
-        <w:tc>
-          <w:tcPr>
-            <w:tcW w:type="dxa" w:w="4252"/>
-          </w:tcPr>
-          <w:p>
-            <w:pPr>
-              <w:spacing w:before="20" w:after="20"/>
-            </w:pPr>
-            <w:r>
-              <w:rPr>
-                <w:rFonts w:ascii="Aptos" w:hAnsi="Aptos"/>
-                <w:b w:val="0"/>
-                <w:i w:val="0"/>
-                <w:sz w:val="22"/>
-              </w:rPr>
             </w:r>
           </w:p>
         </w:tc>
@@ -3115,7 +2752,7 @@
         </w:tc>
         <w:tc>
           <w:tcPr>
-            <w:tcW w:type="dxa" w:w="4536"/>
+            <w:tcW w:type="dxa" w:w="8788"/>
           </w:tcPr>
           <w:p>
             <w:pPr>
@@ -3129,24 +2766,6 @@
                 <w:sz w:val="22"/>
               </w:rPr>
               <w:t>Wizja produktu i projekt koncepcyjny systemu.</w:t>
-            </w:r>
-          </w:p>
-        </w:tc>
-        <w:tc>
-          <w:tcPr>
-            <w:tcW w:type="dxa" w:w="4252"/>
-          </w:tcPr>
-          <w:p>
-            <w:pPr>
-              <w:spacing w:before="20" w:after="20"/>
-            </w:pPr>
-            <w:r>
-              <w:rPr>
-                <w:rFonts w:ascii="Aptos" w:hAnsi="Aptos"/>
-                <w:b w:val="0"/>
-                <w:i w:val="0"/>
-                <w:sz w:val="22"/>
-              </w:rPr>
             </w:r>
           </w:p>
         </w:tc>
@@ -3173,7 +2792,7 @@
         </w:tc>
         <w:tc>
           <w:tcPr>
-            <w:tcW w:type="dxa" w:w="4536"/>
+            <w:tcW w:type="dxa" w:w="8788"/>
           </w:tcPr>
           <w:p>
             <w:pPr>
@@ -3187,24 +2806,6 @@
                 <w:sz w:val="22"/>
               </w:rPr>
               <w:t>Opracowanie i mapowanie historyjek użytkownika.</w:t>
-            </w:r>
-          </w:p>
-        </w:tc>
-        <w:tc>
-          <w:tcPr>
-            <w:tcW w:type="dxa" w:w="4252"/>
-          </w:tcPr>
-          <w:p>
-            <w:pPr>
-              <w:spacing w:before="20" w:after="20"/>
-            </w:pPr>
-            <w:r>
-              <w:rPr>
-                <w:rFonts w:ascii="Aptos" w:hAnsi="Aptos"/>
-                <w:b w:val="0"/>
-                <w:i w:val="0"/>
-                <w:sz w:val="22"/>
-              </w:rPr>
             </w:r>
           </w:p>
         </w:tc>
@@ -3231,7 +2832,7 @@
         </w:tc>
         <w:tc>
           <w:tcPr>
-            <w:tcW w:type="dxa" w:w="4536"/>
+            <w:tcW w:type="dxa" w:w="8788"/>
           </w:tcPr>
           <w:p>
             <w:pPr>
@@ -3245,24 +2846,6 @@
                 <w:sz w:val="22"/>
               </w:rPr>
               <w:t>Projektowanie interakcji – tworzenie user flow oraz priorytetyzacja funkcjonalności.</w:t>
-            </w:r>
-          </w:p>
-        </w:tc>
-        <w:tc>
-          <w:tcPr>
-            <w:tcW w:type="dxa" w:w="4252"/>
-          </w:tcPr>
-          <w:p>
-            <w:pPr>
-              <w:spacing w:before="20" w:after="20"/>
-            </w:pPr>
-            <w:r>
-              <w:rPr>
-                <w:rFonts w:ascii="Aptos" w:hAnsi="Aptos"/>
-                <w:b w:val="0"/>
-                <w:i w:val="0"/>
-                <w:sz w:val="22"/>
-              </w:rPr>
             </w:r>
           </w:p>
         </w:tc>
@@ -3289,7 +2872,7 @@
         </w:tc>
         <w:tc>
           <w:tcPr>
-            <w:tcW w:type="dxa" w:w="4536"/>
+            <w:tcW w:type="dxa" w:w="8788"/>
           </w:tcPr>
           <w:p>
             <w:pPr>
@@ -3303,24 +2886,6 @@
                 <w:sz w:val="22"/>
               </w:rPr>
               <w:t>Prototypowanie wstępne (Lo-Fi) oraz prototypowanie cyfrowe (Hi-Fi).</w:t>
-            </w:r>
-          </w:p>
-        </w:tc>
-        <w:tc>
-          <w:tcPr>
-            <w:tcW w:type="dxa" w:w="4252"/>
-          </w:tcPr>
-          <w:p>
-            <w:pPr>
-              <w:spacing w:before="20" w:after="20"/>
-            </w:pPr>
-            <w:r>
-              <w:rPr>
-                <w:rFonts w:ascii="Aptos" w:hAnsi="Aptos"/>
-                <w:b w:val="0"/>
-                <w:i w:val="0"/>
-                <w:sz w:val="22"/>
-              </w:rPr>
             </w:r>
           </w:p>
         </w:tc>
@@ -3347,7 +2912,7 @@
         </w:tc>
         <w:tc>
           <w:tcPr>
-            <w:tcW w:type="dxa" w:w="4536"/>
+            <w:tcW w:type="dxa" w:w="8788"/>
           </w:tcPr>
           <w:p>
             <w:pPr>
@@ -3361,24 +2926,6 @@
                 <w:sz w:val="22"/>
               </w:rPr>
               <w:t>Scenariusze testowe, testy użyteczności oraz analiza wyników badań użytkowników.</w:t>
-            </w:r>
-          </w:p>
-        </w:tc>
-        <w:tc>
-          <w:tcPr>
-            <w:tcW w:type="dxa" w:w="4252"/>
-          </w:tcPr>
-          <w:p>
-            <w:pPr>
-              <w:spacing w:before="20" w:after="20"/>
-            </w:pPr>
-            <w:r>
-              <w:rPr>
-                <w:rFonts w:ascii="Aptos" w:hAnsi="Aptos"/>
-                <w:b w:val="0"/>
-                <w:i w:val="0"/>
-                <w:sz w:val="22"/>
-              </w:rPr>
             </w:r>
           </w:p>
         </w:tc>
@@ -3405,7 +2952,7 @@
         </w:tc>
         <w:tc>
           <w:tcPr>
-            <w:tcW w:type="dxa" w:w="4536"/>
+            <w:tcW w:type="dxa" w:w="8788"/>
           </w:tcPr>
           <w:p>
             <w:pPr>
@@ -3419,24 +2966,6 @@
                 <w:sz w:val="22"/>
               </w:rPr>
               <w:t>Iteracyjne doskonalenie projektu oraz prezentacja końcowych prototypów interfejsu użytkownika.</w:t>
-            </w:r>
-          </w:p>
-        </w:tc>
-        <w:tc>
-          <w:tcPr>
-            <w:tcW w:type="dxa" w:w="4252"/>
-          </w:tcPr>
-          <w:p>
-            <w:pPr>
-              <w:spacing w:before="20" w:after="20"/>
-            </w:pPr>
-            <w:r>
-              <w:rPr>
-                <w:rFonts w:ascii="Aptos" w:hAnsi="Aptos"/>
-                <w:b w:val="0"/>
-                <w:i w:val="0"/>
-                <w:sz w:val="22"/>
-              </w:rPr>
             </w:r>
           </w:p>
         </w:tc>

--- a/public/assets/files/niestacjonarne/ICK.docx
+++ b/public/assets/files/niestacjonarne/ICK.docx
@@ -315,7 +315,7 @@
                 <w:i w:val="0"/>
                 <w:sz w:val="22"/>
               </w:rPr>
-              <w:t>5</w:t>
+              <w:t>4</w:t>
             </w:r>
           </w:p>
         </w:tc>
@@ -1092,7 +1092,7 @@
                 <w:i w:val="0"/>
                 <w:sz w:val="22"/>
               </w:rPr>
-              <w:t>93</w:t>
+              <w:t>68</w:t>
             </w:r>
           </w:p>
         </w:tc>
@@ -1112,7 +1112,7 @@
                 <w:i w:val="0"/>
                 <w:sz w:val="22"/>
               </w:rPr>
-              <w:t>3.7</w:t>
+              <w:t>2.7</w:t>
             </w:r>
           </w:p>
         </w:tc>
